--- a/Output/Tables/table1_mITT_QCEasytrial.docx
+++ b/Output/Tables/table1_mITT_QCEasytrial.docx
@@ -17,7 +17,7 @@
         <w:tblLook w:firstRow="1" w:lastRow="0" w:firstColumn="0" w:lastColumn="0" w:noHBand="0" w:noVBand="1"/>
       </w:tblPr>
       <w:tblGrid>
-        <w:gridCol w:w="3663"/>
+        <w:gridCol w:w="5008"/>
         <w:gridCol w:w="2368"/>
         <w:gridCol w:w="2368"/>
         <w:gridCol w:w="2368"/>
@@ -27,7 +27,7 @@
           <w:trHeight w:val="780" w:hRule="auto"/>
           <w:tblHeader/>
         </w:trPr>
-        header 1
+        header  1
         <w:tc>
           <w:tcPr>
             <w:tcBorders>
@@ -281,7 +281,7 @@
         <w:trPr>
           <w:trHeight w:val="574" w:hRule="auto"/>
         </w:trPr>
-        body 1
+        body  1
         <w:tc>
           <w:tcPr>
             <w:tcBorders>
@@ -463,7 +463,7 @@
         <w:trPr>
           <w:trHeight w:val="617" w:hRule="auto"/>
         </w:trPr>
-        body 2
+        body  2
         <w:tc>
           <w:tcPr>
             <w:tcBorders>
@@ -645,7 +645,7 @@
         <w:trPr>
           <w:trHeight w:val="617" w:hRule="auto"/>
         </w:trPr>
-        body 3
+        body  3
         <w:tc>
           <w:tcPr>
             <w:tcBorders>
@@ -827,7 +827,7 @@
         <w:trPr>
           <w:trHeight w:val="617" w:hRule="auto"/>
         </w:trPr>
-        body 4
+        body  4
         <w:tc>
           <w:tcPr>
             <w:tcBorders>
@@ -1009,7 +1009,7 @@
         <w:trPr>
           <w:trHeight w:val="572" w:hRule="auto"/>
         </w:trPr>
-        body 5
+        body  5
         <w:tc>
           <w:tcPr>
             <w:tcBorders>
@@ -1191,7 +1191,7 @@
         <w:trPr>
           <w:trHeight w:val="615" w:hRule="auto"/>
         </w:trPr>
-        body 6
+        body  6
         <w:tc>
           <w:tcPr>
             <w:tcBorders>
@@ -1373,7 +1373,7 @@
         <w:trPr>
           <w:trHeight w:val="574" w:hRule="auto"/>
         </w:trPr>
-        body 7
+        body  7
         <w:tc>
           <w:tcPr>
             <w:tcBorders>
@@ -1555,7 +1555,7 @@
         <w:trPr>
           <w:trHeight w:val="614" w:hRule="auto"/>
         </w:trPr>
-        body 8
+        body  8
         <w:tc>
           <w:tcPr>
             <w:tcBorders>
@@ -1737,7 +1737,7 @@
         <w:trPr>
           <w:trHeight w:val="572" w:hRule="auto"/>
         </w:trPr>
-        body 9
+        body  9
         <w:tc>
           <w:tcPr>
             <w:tcBorders>
@@ -1919,7 +1919,7 @@
         <w:trPr>
           <w:trHeight w:val="615" w:hRule="auto"/>
         </w:trPr>
-        body10
+        body 10
         <w:tc>
           <w:tcPr>
             <w:tcBorders>
@@ -2101,7 +2101,7 @@
         <w:trPr>
           <w:trHeight w:val="574" w:hRule="auto"/>
         </w:trPr>
-        body11
+        body 11
         <w:tc>
           <w:tcPr>
             <w:tcBorders>
@@ -2283,7 +2283,7 @@
         <w:trPr>
           <w:trHeight w:val="617" w:hRule="auto"/>
         </w:trPr>
-        body12
+        body 12
         <w:tc>
           <w:tcPr>
             <w:tcBorders>
@@ -2465,7 +2465,7 @@
         <w:trPr>
           <w:trHeight w:val="569" w:hRule="auto"/>
         </w:trPr>
-        body13
+        body 13
         <w:tc>
           <w:tcPr>
             <w:tcBorders>
@@ -2647,7 +2647,7 @@
         <w:trPr>
           <w:trHeight w:val="615" w:hRule="auto"/>
         </w:trPr>
-        body14
+        body 14
         <w:tc>
           <w:tcPr>
             <w:tcBorders>
@@ -2829,7 +2829,7 @@
         <w:trPr>
           <w:trHeight w:val="574" w:hRule="auto"/>
         </w:trPr>
-        body15
+        body 15
         <w:tc>
           <w:tcPr>
             <w:tcBorders>
@@ -3011,7 +3011,7 @@
         <w:trPr>
           <w:trHeight w:val="617" w:hRule="auto"/>
         </w:trPr>
-        body16
+        body 16
         <w:tc>
           <w:tcPr>
             <w:tcBorders>
@@ -3193,7 +3193,7 @@
         <w:trPr>
           <w:trHeight w:val="572" w:hRule="auto"/>
         </w:trPr>
-        body17
+        body 17
         <w:tc>
           <w:tcPr>
             <w:tcBorders>
@@ -3375,7 +3375,7 @@
         <w:trPr>
           <w:trHeight w:val="615" w:hRule="auto"/>
         </w:trPr>
-        body18
+        body 18
         <w:tc>
           <w:tcPr>
             <w:tcBorders>
@@ -3557,7 +3557,7 @@
         <w:trPr>
           <w:trHeight w:val="574" w:hRule="auto"/>
         </w:trPr>
-        body19
+        body 19
         <w:tc>
           <w:tcPr>
             <w:tcBorders>
@@ -3739,7 +3739,4557 @@
         <w:trPr>
           <w:trHeight w:val="617" w:hRule="auto"/>
         </w:trPr>
-        body20
+        body 20
+        <w:tc>
+          <w:tcPr>
+            <w:tcBorders>
+              <w:bottom w:val="none" w:sz="0" w:space="0" w:color="000000"/>
+              <w:top w:val="none" w:sz="0" w:space="0" w:color="000000"/>
+              <w:left w:val="none" w:sz="0" w:space="0" w:color="000000"/>
+              <w:right w:val="none" w:sz="0" w:space="0" w:color="000000"/>
+            </w:tcBorders>
+            <w:shd w:val="clear" w:color="auto" w:fill="FFFFFF"/>
+            <w:tcMar>
+              <w:top w:w="0" w:type="dxa"/>
+              <w:bottom w:w="0" w:type="dxa"/>
+              <w:left w:w="0" w:type="dxa"/>
+              <w:right w:w="0" w:type="dxa"/>
+            </w:tcMar>
+            <w:vAlign w:val="center"/>
+          </w:tcPr>
+          <w:p>
+            <w:pPr>
+              <w:pStyle w:val="Normal"/>
+              <w:jc w:val="left"/>
+              <w:pBdr>
+                <w:bottom w:val="none" w:sz="0" w:space="0" w:color="000000"/>
+                <w:top w:val="none" w:sz="0" w:space="0" w:color="000000"/>
+                <w:left w:val="none" w:sz="0" w:space="0" w:color="000000"/>
+                <w:right w:val="none" w:sz="0" w:space="0" w:color="000000"/>
+              </w:pBdr>
+              <w:spacing w:after="100" w:before="100" w:line="240"/>
+              <w:ind w:left="100" w:right="100" w:firstLine="0" w:firstLineChars="0"/>
+            </w:pPr>
+            <w:r>
+              <w:rPr>
+                <w:rFonts w:ascii="Arial" w:hAnsi="Arial" w:eastAsia="Arial" w:cs="Arial"/>
+                <w:i w:val="false"/>
+                <w:b w:val="true"/>
+                <w:u w:val="none"/>
+                <w:sz w:val="22"/>
+                <w:szCs w:val="22"/>
+                <w:color w:val="000000"/>
+              </w:rPr>
+              <w:t xml:space="preserve">Smoking status</w:t>
+            </w:r>
+          </w:p>
+        </w:tc>
+        <w:tc>
+          <w:tcPr>
+            <w:tcBorders>
+              <w:bottom w:val="none" w:sz="0" w:space="0" w:color="000000"/>
+              <w:top w:val="none" w:sz="0" w:space="0" w:color="000000"/>
+              <w:left w:val="none" w:sz="0" w:space="0" w:color="000000"/>
+              <w:right w:val="none" w:sz="0" w:space="0" w:color="000000"/>
+            </w:tcBorders>
+            <w:shd w:val="clear" w:color="auto" w:fill="FFFFFF"/>
+            <w:tcMar>
+              <w:top w:w="0" w:type="dxa"/>
+              <w:bottom w:w="0" w:type="dxa"/>
+              <w:left w:w="0" w:type="dxa"/>
+              <w:right w:w="0" w:type="dxa"/>
+            </w:tcMar>
+            <w:vAlign w:val="center"/>
+          </w:tcPr>
+          <w:p>
+            <w:pPr>
+              <w:pStyle w:val="Normal"/>
+              <w:jc w:val="center"/>
+              <w:pBdr>
+                <w:bottom w:val="none" w:sz="0" w:space="0" w:color="000000"/>
+                <w:top w:val="none" w:sz="0" w:space="0" w:color="000000"/>
+                <w:left w:val="none" w:sz="0" w:space="0" w:color="000000"/>
+                <w:right w:val="none" w:sz="0" w:space="0" w:color="000000"/>
+              </w:pBdr>
+              <w:spacing w:after="100" w:before="100" w:line="240"/>
+              <w:ind w:left="100" w:right="100" w:firstLine="0" w:firstLineChars="0"/>
+            </w:pPr>
+            <w:r>
+              <w:rPr>
+                <w:rFonts w:ascii="Arial" w:hAnsi="Arial" w:eastAsia="Arial" w:cs="Arial"/>
+                <w:i w:val="false"/>
+                <w:b w:val="false"/>
+                <w:u w:val="none"/>
+                <w:sz w:val="22"/>
+                <w:szCs w:val="22"/>
+                <w:color w:val="000000"/>
+              </w:rPr>
+              <w:t xml:space="preserve"/>
+            </w:r>
+          </w:p>
+        </w:tc>
+        <w:tc>
+          <w:tcPr>
+            <w:tcBorders>
+              <w:bottom w:val="none" w:sz="0" w:space="0" w:color="000000"/>
+              <w:top w:val="none" w:sz="0" w:space="0" w:color="000000"/>
+              <w:left w:val="none" w:sz="0" w:space="0" w:color="000000"/>
+              <w:right w:val="none" w:sz="0" w:space="0" w:color="000000"/>
+            </w:tcBorders>
+            <w:shd w:val="clear" w:color="auto" w:fill="FFFFFF"/>
+            <w:tcMar>
+              <w:top w:w="0" w:type="dxa"/>
+              <w:bottom w:w="0" w:type="dxa"/>
+              <w:left w:w="0" w:type="dxa"/>
+              <w:right w:w="0" w:type="dxa"/>
+            </w:tcMar>
+            <w:vAlign w:val="center"/>
+          </w:tcPr>
+          <w:p>
+            <w:pPr>
+              <w:pStyle w:val="Normal"/>
+              <w:jc w:val="center"/>
+              <w:pBdr>
+                <w:bottom w:val="none" w:sz="0" w:space="0" w:color="000000"/>
+                <w:top w:val="none" w:sz="0" w:space="0" w:color="000000"/>
+                <w:left w:val="none" w:sz="0" w:space="0" w:color="000000"/>
+                <w:right w:val="none" w:sz="0" w:space="0" w:color="000000"/>
+              </w:pBdr>
+              <w:spacing w:after="100" w:before="100" w:line="240"/>
+              <w:ind w:left="100" w:right="100" w:firstLine="0" w:firstLineChars="0"/>
+            </w:pPr>
+            <w:r>
+              <w:rPr>
+                <w:rFonts w:ascii="Arial" w:hAnsi="Arial" w:eastAsia="Arial" w:cs="Arial"/>
+                <w:i w:val="false"/>
+                <w:b w:val="false"/>
+                <w:u w:val="none"/>
+                <w:sz w:val="22"/>
+                <w:szCs w:val="22"/>
+                <w:color w:val="000000"/>
+              </w:rPr>
+              <w:t xml:space="preserve"/>
+            </w:r>
+          </w:p>
+        </w:tc>
+        <w:tc>
+          <w:tcPr>
+            <w:tcBorders>
+              <w:bottom w:val="none" w:sz="0" w:space="0" w:color="000000"/>
+              <w:top w:val="none" w:sz="0" w:space="0" w:color="000000"/>
+              <w:left w:val="none" w:sz="0" w:space="0" w:color="000000"/>
+              <w:right w:val="none" w:sz="0" w:space="0" w:color="000000"/>
+            </w:tcBorders>
+            <w:shd w:val="clear" w:color="auto" w:fill="FFFFFF"/>
+            <w:tcMar>
+              <w:top w:w="0" w:type="dxa"/>
+              <w:bottom w:w="0" w:type="dxa"/>
+              <w:left w:w="0" w:type="dxa"/>
+              <w:right w:w="0" w:type="dxa"/>
+            </w:tcMar>
+            <w:vAlign w:val="center"/>
+          </w:tcPr>
+          <w:p>
+            <w:pPr>
+              <w:pStyle w:val="Normal"/>
+              <w:jc w:val="center"/>
+              <w:pBdr>
+                <w:bottom w:val="none" w:sz="0" w:space="0" w:color="000000"/>
+                <w:top w:val="none" w:sz="0" w:space="0" w:color="000000"/>
+                <w:left w:val="none" w:sz="0" w:space="0" w:color="000000"/>
+                <w:right w:val="none" w:sz="0" w:space="0" w:color="000000"/>
+              </w:pBdr>
+              <w:spacing w:after="100" w:before="100" w:line="240"/>
+              <w:ind w:left="100" w:right="100" w:firstLine="0" w:firstLineChars="0"/>
+            </w:pPr>
+            <w:r>
+              <w:rPr>
+                <w:rFonts w:ascii="Arial" w:hAnsi="Arial" w:eastAsia="Arial" w:cs="Arial"/>
+                <w:i w:val="false"/>
+                <w:b w:val="false"/>
+                <w:u w:val="none"/>
+                <w:sz w:val="22"/>
+                <w:szCs w:val="22"/>
+                <w:color w:val="000000"/>
+              </w:rPr>
+              <w:t xml:space="preserve"/>
+            </w:r>
+          </w:p>
+        </w:tc>
+      </w:tr>
+      <w:tr>
+        <w:trPr>
+          <w:trHeight w:val="617" w:hRule="auto"/>
+        </w:trPr>
+        body 21
+        <w:tc>
+          <w:tcPr>
+            <w:tcBorders>
+              <w:bottom w:val="none" w:sz="0" w:space="0" w:color="000000"/>
+              <w:top w:val="none" w:sz="0" w:space="0" w:color="000000"/>
+              <w:left w:val="none" w:sz="0" w:space="0" w:color="000000"/>
+              <w:right w:val="none" w:sz="0" w:space="0" w:color="000000"/>
+            </w:tcBorders>
+            <w:shd w:val="clear" w:color="auto" w:fill="FFFFFF"/>
+            <w:tcMar>
+              <w:top w:w="0" w:type="dxa"/>
+              <w:bottom w:w="0" w:type="dxa"/>
+              <w:left w:w="0" w:type="dxa"/>
+              <w:right w:w="0" w:type="dxa"/>
+            </w:tcMar>
+            <w:vAlign w:val="center"/>
+          </w:tcPr>
+          <w:p>
+            <w:pPr>
+              <w:pStyle w:val="Normal"/>
+              <w:jc w:val="left"/>
+              <w:pBdr>
+                <w:bottom w:val="none" w:sz="0" w:space="0" w:color="000000"/>
+                <w:top w:val="none" w:sz="0" w:space="0" w:color="000000"/>
+                <w:left w:val="none" w:sz="0" w:space="0" w:color="000000"/>
+                <w:right w:val="none" w:sz="0" w:space="0" w:color="000000"/>
+              </w:pBdr>
+              <w:spacing w:after="100" w:before="100" w:line="240"/>
+              <w:ind w:left="100" w:right="100" w:firstLine="0" w:firstLineChars="0"/>
+            </w:pPr>
+            <w:r>
+              <w:rPr>
+                <w:rFonts w:ascii="Arial" w:hAnsi="Arial" w:eastAsia="Arial" w:cs="Arial"/>
+                <w:i w:val="false"/>
+                <w:b w:val="false"/>
+                <w:u w:val="none"/>
+                <w:sz w:val="22"/>
+                <w:szCs w:val="22"/>
+                <w:color w:val="000000"/>
+              </w:rPr>
+              <w:t xml:space="preserve">  Current Smoker</w:t>
+            </w:r>
+          </w:p>
+        </w:tc>
+        <w:tc>
+          <w:tcPr>
+            <w:tcBorders>
+              <w:bottom w:val="none" w:sz="0" w:space="0" w:color="000000"/>
+              <w:top w:val="none" w:sz="0" w:space="0" w:color="000000"/>
+              <w:left w:val="none" w:sz="0" w:space="0" w:color="000000"/>
+              <w:right w:val="none" w:sz="0" w:space="0" w:color="000000"/>
+            </w:tcBorders>
+            <w:shd w:val="clear" w:color="auto" w:fill="FFFFFF"/>
+            <w:tcMar>
+              <w:top w:w="0" w:type="dxa"/>
+              <w:bottom w:w="0" w:type="dxa"/>
+              <w:left w:w="0" w:type="dxa"/>
+              <w:right w:w="0" w:type="dxa"/>
+            </w:tcMar>
+            <w:vAlign w:val="center"/>
+          </w:tcPr>
+          <w:p>
+            <w:pPr>
+              <w:pStyle w:val="Normal"/>
+              <w:jc w:val="center"/>
+              <w:pBdr>
+                <w:bottom w:val="none" w:sz="0" w:space="0" w:color="000000"/>
+                <w:top w:val="none" w:sz="0" w:space="0" w:color="000000"/>
+                <w:left w:val="none" w:sz="0" w:space="0" w:color="000000"/>
+                <w:right w:val="none" w:sz="0" w:space="0" w:color="000000"/>
+              </w:pBdr>
+              <w:spacing w:after="100" w:before="100" w:line="240"/>
+              <w:ind w:left="100" w:right="100" w:firstLine="0" w:firstLineChars="0"/>
+            </w:pPr>
+            <w:r>
+              <w:rPr>
+                <w:rFonts w:ascii="Arial" w:hAnsi="Arial" w:eastAsia="Arial" w:cs="Arial"/>
+                <w:i w:val="false"/>
+                <w:b w:val="false"/>
+                <w:u w:val="none"/>
+                <w:sz w:val="22"/>
+                <w:szCs w:val="22"/>
+                <w:color w:val="000000"/>
+              </w:rPr>
+              <w:t xml:space="preserve">5 (18.5%)</w:t>
+            </w:r>
+          </w:p>
+        </w:tc>
+        <w:tc>
+          <w:tcPr>
+            <w:tcBorders>
+              <w:bottom w:val="none" w:sz="0" w:space="0" w:color="000000"/>
+              <w:top w:val="none" w:sz="0" w:space="0" w:color="000000"/>
+              <w:left w:val="none" w:sz="0" w:space="0" w:color="000000"/>
+              <w:right w:val="none" w:sz="0" w:space="0" w:color="000000"/>
+            </w:tcBorders>
+            <w:shd w:val="clear" w:color="auto" w:fill="FFFFFF"/>
+            <w:tcMar>
+              <w:top w:w="0" w:type="dxa"/>
+              <w:bottom w:w="0" w:type="dxa"/>
+              <w:left w:w="0" w:type="dxa"/>
+              <w:right w:w="0" w:type="dxa"/>
+            </w:tcMar>
+            <w:vAlign w:val="center"/>
+          </w:tcPr>
+          <w:p>
+            <w:pPr>
+              <w:pStyle w:val="Normal"/>
+              <w:jc w:val="center"/>
+              <w:pBdr>
+                <w:bottom w:val="none" w:sz="0" w:space="0" w:color="000000"/>
+                <w:top w:val="none" w:sz="0" w:space="0" w:color="000000"/>
+                <w:left w:val="none" w:sz="0" w:space="0" w:color="000000"/>
+                <w:right w:val="none" w:sz="0" w:space="0" w:color="000000"/>
+              </w:pBdr>
+              <w:spacing w:after="100" w:before="100" w:line="240"/>
+              <w:ind w:left="100" w:right="100" w:firstLine="0" w:firstLineChars="0"/>
+            </w:pPr>
+            <w:r>
+              <w:rPr>
+                <w:rFonts w:ascii="Arial" w:hAnsi="Arial" w:eastAsia="Arial" w:cs="Arial"/>
+                <w:i w:val="false"/>
+                <w:b w:val="false"/>
+                <w:u w:val="none"/>
+                <w:sz w:val="22"/>
+                <w:szCs w:val="22"/>
+                <w:color w:val="000000"/>
+              </w:rPr>
+              <w:t xml:space="preserve">4 (15.4%)</w:t>
+            </w:r>
+          </w:p>
+        </w:tc>
+        <w:tc>
+          <w:tcPr>
+            <w:tcBorders>
+              <w:bottom w:val="none" w:sz="0" w:space="0" w:color="000000"/>
+              <w:top w:val="none" w:sz="0" w:space="0" w:color="000000"/>
+              <w:left w:val="none" w:sz="0" w:space="0" w:color="000000"/>
+              <w:right w:val="none" w:sz="0" w:space="0" w:color="000000"/>
+            </w:tcBorders>
+            <w:shd w:val="clear" w:color="auto" w:fill="FFFFFF"/>
+            <w:tcMar>
+              <w:top w:w="0" w:type="dxa"/>
+              <w:bottom w:w="0" w:type="dxa"/>
+              <w:left w:w="0" w:type="dxa"/>
+              <w:right w:w="0" w:type="dxa"/>
+            </w:tcMar>
+            <w:vAlign w:val="center"/>
+          </w:tcPr>
+          <w:p>
+            <w:pPr>
+              <w:pStyle w:val="Normal"/>
+              <w:jc w:val="center"/>
+              <w:pBdr>
+                <w:bottom w:val="none" w:sz="0" w:space="0" w:color="000000"/>
+                <w:top w:val="none" w:sz="0" w:space="0" w:color="000000"/>
+                <w:left w:val="none" w:sz="0" w:space="0" w:color="000000"/>
+                <w:right w:val="none" w:sz="0" w:space="0" w:color="000000"/>
+              </w:pBdr>
+              <w:spacing w:after="100" w:before="100" w:line="240"/>
+              <w:ind w:left="100" w:right="100" w:firstLine="0" w:firstLineChars="0"/>
+            </w:pPr>
+            <w:r>
+              <w:rPr>
+                <w:rFonts w:ascii="Arial" w:hAnsi="Arial" w:eastAsia="Arial" w:cs="Arial"/>
+                <w:i w:val="false"/>
+                <w:b w:val="false"/>
+                <w:u w:val="none"/>
+                <w:sz w:val="22"/>
+                <w:szCs w:val="22"/>
+                <w:color w:val="000000"/>
+              </w:rPr>
+              <w:t xml:space="preserve">9 (17.0%)</w:t>
+            </w:r>
+          </w:p>
+        </w:tc>
+      </w:tr>
+      <w:tr>
+        <w:trPr>
+          <w:trHeight w:val="617" w:hRule="auto"/>
+        </w:trPr>
+        body 22
+        <w:tc>
+          <w:tcPr>
+            <w:tcBorders>
+              <w:bottom w:val="none" w:sz="0" w:space="0" w:color="000000"/>
+              <w:top w:val="none" w:sz="0" w:space="0" w:color="000000"/>
+              <w:left w:val="none" w:sz="0" w:space="0" w:color="000000"/>
+              <w:right w:val="none" w:sz="0" w:space="0" w:color="000000"/>
+            </w:tcBorders>
+            <w:shd w:val="clear" w:color="auto" w:fill="FFFFFF"/>
+            <w:tcMar>
+              <w:top w:w="0" w:type="dxa"/>
+              <w:bottom w:w="0" w:type="dxa"/>
+              <w:left w:w="0" w:type="dxa"/>
+              <w:right w:w="0" w:type="dxa"/>
+            </w:tcMar>
+            <w:vAlign w:val="center"/>
+          </w:tcPr>
+          <w:p>
+            <w:pPr>
+              <w:pStyle w:val="Normal"/>
+              <w:jc w:val="left"/>
+              <w:pBdr>
+                <w:bottom w:val="none" w:sz="0" w:space="0" w:color="000000"/>
+                <w:top w:val="none" w:sz="0" w:space="0" w:color="000000"/>
+                <w:left w:val="none" w:sz="0" w:space="0" w:color="000000"/>
+                <w:right w:val="none" w:sz="0" w:space="0" w:color="000000"/>
+              </w:pBdr>
+              <w:spacing w:after="100" w:before="100" w:line="240"/>
+              <w:ind w:left="100" w:right="100" w:firstLine="0" w:firstLineChars="0"/>
+            </w:pPr>
+            <w:r>
+              <w:rPr>
+                <w:rFonts w:ascii="Arial" w:hAnsi="Arial" w:eastAsia="Arial" w:cs="Arial"/>
+                <w:i w:val="false"/>
+                <w:b w:val="false"/>
+                <w:u w:val="none"/>
+                <w:sz w:val="22"/>
+                <w:szCs w:val="22"/>
+                <w:color w:val="000000"/>
+              </w:rPr>
+              <w:t xml:space="preserve">  Former Smoker</w:t>
+            </w:r>
+          </w:p>
+        </w:tc>
+        <w:tc>
+          <w:tcPr>
+            <w:tcBorders>
+              <w:bottom w:val="none" w:sz="0" w:space="0" w:color="000000"/>
+              <w:top w:val="none" w:sz="0" w:space="0" w:color="000000"/>
+              <w:left w:val="none" w:sz="0" w:space="0" w:color="000000"/>
+              <w:right w:val="none" w:sz="0" w:space="0" w:color="000000"/>
+            </w:tcBorders>
+            <w:shd w:val="clear" w:color="auto" w:fill="FFFFFF"/>
+            <w:tcMar>
+              <w:top w:w="0" w:type="dxa"/>
+              <w:bottom w:w="0" w:type="dxa"/>
+              <w:left w:w="0" w:type="dxa"/>
+              <w:right w:w="0" w:type="dxa"/>
+            </w:tcMar>
+            <w:vAlign w:val="center"/>
+          </w:tcPr>
+          <w:p>
+            <w:pPr>
+              <w:pStyle w:val="Normal"/>
+              <w:jc w:val="center"/>
+              <w:pBdr>
+                <w:bottom w:val="none" w:sz="0" w:space="0" w:color="000000"/>
+                <w:top w:val="none" w:sz="0" w:space="0" w:color="000000"/>
+                <w:left w:val="none" w:sz="0" w:space="0" w:color="000000"/>
+                <w:right w:val="none" w:sz="0" w:space="0" w:color="000000"/>
+              </w:pBdr>
+              <w:spacing w:after="100" w:before="100" w:line="240"/>
+              <w:ind w:left="100" w:right="100" w:firstLine="0" w:firstLineChars="0"/>
+            </w:pPr>
+            <w:r>
+              <w:rPr>
+                <w:rFonts w:ascii="Arial" w:hAnsi="Arial" w:eastAsia="Arial" w:cs="Arial"/>
+                <w:i w:val="false"/>
+                <w:b w:val="false"/>
+                <w:u w:val="none"/>
+                <w:sz w:val="22"/>
+                <w:szCs w:val="22"/>
+                <w:color w:val="000000"/>
+              </w:rPr>
+              <w:t xml:space="preserve">7 (25.9%)</w:t>
+            </w:r>
+          </w:p>
+        </w:tc>
+        <w:tc>
+          <w:tcPr>
+            <w:tcBorders>
+              <w:bottom w:val="none" w:sz="0" w:space="0" w:color="000000"/>
+              <w:top w:val="none" w:sz="0" w:space="0" w:color="000000"/>
+              <w:left w:val="none" w:sz="0" w:space="0" w:color="000000"/>
+              <w:right w:val="none" w:sz="0" w:space="0" w:color="000000"/>
+            </w:tcBorders>
+            <w:shd w:val="clear" w:color="auto" w:fill="FFFFFF"/>
+            <w:tcMar>
+              <w:top w:w="0" w:type="dxa"/>
+              <w:bottom w:w="0" w:type="dxa"/>
+              <w:left w:w="0" w:type="dxa"/>
+              <w:right w:w="0" w:type="dxa"/>
+            </w:tcMar>
+            <w:vAlign w:val="center"/>
+          </w:tcPr>
+          <w:p>
+            <w:pPr>
+              <w:pStyle w:val="Normal"/>
+              <w:jc w:val="center"/>
+              <w:pBdr>
+                <w:bottom w:val="none" w:sz="0" w:space="0" w:color="000000"/>
+                <w:top w:val="none" w:sz="0" w:space="0" w:color="000000"/>
+                <w:left w:val="none" w:sz="0" w:space="0" w:color="000000"/>
+                <w:right w:val="none" w:sz="0" w:space="0" w:color="000000"/>
+              </w:pBdr>
+              <w:spacing w:after="100" w:before="100" w:line="240"/>
+              <w:ind w:left="100" w:right="100" w:firstLine="0" w:firstLineChars="0"/>
+            </w:pPr>
+            <w:r>
+              <w:rPr>
+                <w:rFonts w:ascii="Arial" w:hAnsi="Arial" w:eastAsia="Arial" w:cs="Arial"/>
+                <w:i w:val="false"/>
+                <w:b w:val="false"/>
+                <w:u w:val="none"/>
+                <w:sz w:val="22"/>
+                <w:szCs w:val="22"/>
+                <w:color w:val="000000"/>
+              </w:rPr>
+              <w:t xml:space="preserve">5 (19.2%)</w:t>
+            </w:r>
+          </w:p>
+        </w:tc>
+        <w:tc>
+          <w:tcPr>
+            <w:tcBorders>
+              <w:bottom w:val="none" w:sz="0" w:space="0" w:color="000000"/>
+              <w:top w:val="none" w:sz="0" w:space="0" w:color="000000"/>
+              <w:left w:val="none" w:sz="0" w:space="0" w:color="000000"/>
+              <w:right w:val="none" w:sz="0" w:space="0" w:color="000000"/>
+            </w:tcBorders>
+            <w:shd w:val="clear" w:color="auto" w:fill="FFFFFF"/>
+            <w:tcMar>
+              <w:top w:w="0" w:type="dxa"/>
+              <w:bottom w:w="0" w:type="dxa"/>
+              <w:left w:w="0" w:type="dxa"/>
+              <w:right w:w="0" w:type="dxa"/>
+            </w:tcMar>
+            <w:vAlign w:val="center"/>
+          </w:tcPr>
+          <w:p>
+            <w:pPr>
+              <w:pStyle w:val="Normal"/>
+              <w:jc w:val="center"/>
+              <w:pBdr>
+                <w:bottom w:val="none" w:sz="0" w:space="0" w:color="000000"/>
+                <w:top w:val="none" w:sz="0" w:space="0" w:color="000000"/>
+                <w:left w:val="none" w:sz="0" w:space="0" w:color="000000"/>
+                <w:right w:val="none" w:sz="0" w:space="0" w:color="000000"/>
+              </w:pBdr>
+              <w:spacing w:after="100" w:before="100" w:line="240"/>
+              <w:ind w:left="100" w:right="100" w:firstLine="0" w:firstLineChars="0"/>
+            </w:pPr>
+            <w:r>
+              <w:rPr>
+                <w:rFonts w:ascii="Arial" w:hAnsi="Arial" w:eastAsia="Arial" w:cs="Arial"/>
+                <w:i w:val="false"/>
+                <w:b w:val="false"/>
+                <w:u w:val="none"/>
+                <w:sz w:val="22"/>
+                <w:szCs w:val="22"/>
+                <w:color w:val="000000"/>
+              </w:rPr>
+              <w:t xml:space="preserve">12 (22.6%)</w:t>
+            </w:r>
+          </w:p>
+        </w:tc>
+      </w:tr>
+      <w:tr>
+        <w:trPr>
+          <w:trHeight w:val="617" w:hRule="auto"/>
+        </w:trPr>
+        body 23
+        <w:tc>
+          <w:tcPr>
+            <w:tcBorders>
+              <w:bottom w:val="none" w:sz="0" w:space="0" w:color="000000"/>
+              <w:top w:val="none" w:sz="0" w:space="0" w:color="000000"/>
+              <w:left w:val="none" w:sz="0" w:space="0" w:color="000000"/>
+              <w:right w:val="none" w:sz="0" w:space="0" w:color="000000"/>
+            </w:tcBorders>
+            <w:shd w:val="clear" w:color="auto" w:fill="FFFFFF"/>
+            <w:tcMar>
+              <w:top w:w="0" w:type="dxa"/>
+              <w:bottom w:w="0" w:type="dxa"/>
+              <w:left w:w="0" w:type="dxa"/>
+              <w:right w:w="0" w:type="dxa"/>
+            </w:tcMar>
+            <w:vAlign w:val="center"/>
+          </w:tcPr>
+          <w:p>
+            <w:pPr>
+              <w:pStyle w:val="Normal"/>
+              <w:jc w:val="left"/>
+              <w:pBdr>
+                <w:bottom w:val="none" w:sz="0" w:space="0" w:color="000000"/>
+                <w:top w:val="none" w:sz="0" w:space="0" w:color="000000"/>
+                <w:left w:val="none" w:sz="0" w:space="0" w:color="000000"/>
+                <w:right w:val="none" w:sz="0" w:space="0" w:color="000000"/>
+              </w:pBdr>
+              <w:spacing w:after="100" w:before="100" w:line="240"/>
+              <w:ind w:left="100" w:right="100" w:firstLine="0" w:firstLineChars="0"/>
+            </w:pPr>
+            <w:r>
+              <w:rPr>
+                <w:rFonts w:ascii="Arial" w:hAnsi="Arial" w:eastAsia="Arial" w:cs="Arial"/>
+                <w:i w:val="false"/>
+                <w:b w:val="false"/>
+                <w:u w:val="none"/>
+                <w:sz w:val="22"/>
+                <w:szCs w:val="22"/>
+                <w:color w:val="000000"/>
+              </w:rPr>
+              <w:t xml:space="preserve">  Never Smoker</w:t>
+            </w:r>
+          </w:p>
+        </w:tc>
+        <w:tc>
+          <w:tcPr>
+            <w:tcBorders>
+              <w:bottom w:val="none" w:sz="0" w:space="0" w:color="000000"/>
+              <w:top w:val="none" w:sz="0" w:space="0" w:color="000000"/>
+              <w:left w:val="none" w:sz="0" w:space="0" w:color="000000"/>
+              <w:right w:val="none" w:sz="0" w:space="0" w:color="000000"/>
+            </w:tcBorders>
+            <w:shd w:val="clear" w:color="auto" w:fill="FFFFFF"/>
+            <w:tcMar>
+              <w:top w:w="0" w:type="dxa"/>
+              <w:bottom w:w="0" w:type="dxa"/>
+              <w:left w:w="0" w:type="dxa"/>
+              <w:right w:w="0" w:type="dxa"/>
+            </w:tcMar>
+            <w:vAlign w:val="center"/>
+          </w:tcPr>
+          <w:p>
+            <w:pPr>
+              <w:pStyle w:val="Normal"/>
+              <w:jc w:val="center"/>
+              <w:pBdr>
+                <w:bottom w:val="none" w:sz="0" w:space="0" w:color="000000"/>
+                <w:top w:val="none" w:sz="0" w:space="0" w:color="000000"/>
+                <w:left w:val="none" w:sz="0" w:space="0" w:color="000000"/>
+                <w:right w:val="none" w:sz="0" w:space="0" w:color="000000"/>
+              </w:pBdr>
+              <w:spacing w:after="100" w:before="100" w:line="240"/>
+              <w:ind w:left="100" w:right="100" w:firstLine="0" w:firstLineChars="0"/>
+            </w:pPr>
+            <w:r>
+              <w:rPr>
+                <w:rFonts w:ascii="Arial" w:hAnsi="Arial" w:eastAsia="Arial" w:cs="Arial"/>
+                <w:i w:val="false"/>
+                <w:b w:val="false"/>
+                <w:u w:val="none"/>
+                <w:sz w:val="22"/>
+                <w:szCs w:val="22"/>
+                <w:color w:val="000000"/>
+              </w:rPr>
+              <w:t xml:space="preserve">12 (44.4%)</w:t>
+            </w:r>
+          </w:p>
+        </w:tc>
+        <w:tc>
+          <w:tcPr>
+            <w:tcBorders>
+              <w:bottom w:val="none" w:sz="0" w:space="0" w:color="000000"/>
+              <w:top w:val="none" w:sz="0" w:space="0" w:color="000000"/>
+              <w:left w:val="none" w:sz="0" w:space="0" w:color="000000"/>
+              <w:right w:val="none" w:sz="0" w:space="0" w:color="000000"/>
+            </w:tcBorders>
+            <w:shd w:val="clear" w:color="auto" w:fill="FFFFFF"/>
+            <w:tcMar>
+              <w:top w:w="0" w:type="dxa"/>
+              <w:bottom w:w="0" w:type="dxa"/>
+              <w:left w:w="0" w:type="dxa"/>
+              <w:right w:w="0" w:type="dxa"/>
+            </w:tcMar>
+            <w:vAlign w:val="center"/>
+          </w:tcPr>
+          <w:p>
+            <w:pPr>
+              <w:pStyle w:val="Normal"/>
+              <w:jc w:val="center"/>
+              <w:pBdr>
+                <w:bottom w:val="none" w:sz="0" w:space="0" w:color="000000"/>
+                <w:top w:val="none" w:sz="0" w:space="0" w:color="000000"/>
+                <w:left w:val="none" w:sz="0" w:space="0" w:color="000000"/>
+                <w:right w:val="none" w:sz="0" w:space="0" w:color="000000"/>
+              </w:pBdr>
+              <w:spacing w:after="100" w:before="100" w:line="240"/>
+              <w:ind w:left="100" w:right="100" w:firstLine="0" w:firstLineChars="0"/>
+            </w:pPr>
+            <w:r>
+              <w:rPr>
+                <w:rFonts w:ascii="Arial" w:hAnsi="Arial" w:eastAsia="Arial" w:cs="Arial"/>
+                <w:i w:val="false"/>
+                <w:b w:val="false"/>
+                <w:u w:val="none"/>
+                <w:sz w:val="22"/>
+                <w:szCs w:val="22"/>
+                <w:color w:val="000000"/>
+              </w:rPr>
+              <w:t xml:space="preserve">16 (61.5%)</w:t>
+            </w:r>
+          </w:p>
+        </w:tc>
+        <w:tc>
+          <w:tcPr>
+            <w:tcBorders>
+              <w:bottom w:val="none" w:sz="0" w:space="0" w:color="000000"/>
+              <w:top w:val="none" w:sz="0" w:space="0" w:color="000000"/>
+              <w:left w:val="none" w:sz="0" w:space="0" w:color="000000"/>
+              <w:right w:val="none" w:sz="0" w:space="0" w:color="000000"/>
+            </w:tcBorders>
+            <w:shd w:val="clear" w:color="auto" w:fill="FFFFFF"/>
+            <w:tcMar>
+              <w:top w:w="0" w:type="dxa"/>
+              <w:bottom w:w="0" w:type="dxa"/>
+              <w:left w:w="0" w:type="dxa"/>
+              <w:right w:w="0" w:type="dxa"/>
+            </w:tcMar>
+            <w:vAlign w:val="center"/>
+          </w:tcPr>
+          <w:p>
+            <w:pPr>
+              <w:pStyle w:val="Normal"/>
+              <w:jc w:val="center"/>
+              <w:pBdr>
+                <w:bottom w:val="none" w:sz="0" w:space="0" w:color="000000"/>
+                <w:top w:val="none" w:sz="0" w:space="0" w:color="000000"/>
+                <w:left w:val="none" w:sz="0" w:space="0" w:color="000000"/>
+                <w:right w:val="none" w:sz="0" w:space="0" w:color="000000"/>
+              </w:pBdr>
+              <w:spacing w:after="100" w:before="100" w:line="240"/>
+              <w:ind w:left="100" w:right="100" w:firstLine="0" w:firstLineChars="0"/>
+            </w:pPr>
+            <w:r>
+              <w:rPr>
+                <w:rFonts w:ascii="Arial" w:hAnsi="Arial" w:eastAsia="Arial" w:cs="Arial"/>
+                <w:i w:val="false"/>
+                <w:b w:val="false"/>
+                <w:u w:val="none"/>
+                <w:sz w:val="22"/>
+                <w:szCs w:val="22"/>
+                <w:color w:val="000000"/>
+              </w:rPr>
+              <w:t xml:space="preserve">28 (52.8%)</w:t>
+            </w:r>
+          </w:p>
+        </w:tc>
+      </w:tr>
+      <w:tr>
+        <w:trPr>
+          <w:trHeight w:val="617" w:hRule="auto"/>
+        </w:trPr>
+        body 24
+        <w:tc>
+          <w:tcPr>
+            <w:tcBorders>
+              <w:bottom w:val="none" w:sz="0" w:space="0" w:color="000000"/>
+              <w:top w:val="none" w:sz="0" w:space="0" w:color="000000"/>
+              <w:left w:val="none" w:sz="0" w:space="0" w:color="000000"/>
+              <w:right w:val="none" w:sz="0" w:space="0" w:color="000000"/>
+            </w:tcBorders>
+            <w:shd w:val="clear" w:color="auto" w:fill="FFFFFF"/>
+            <w:tcMar>
+              <w:top w:w="0" w:type="dxa"/>
+              <w:bottom w:w="0" w:type="dxa"/>
+              <w:left w:w="0" w:type="dxa"/>
+              <w:right w:w="0" w:type="dxa"/>
+            </w:tcMar>
+            <w:vAlign w:val="center"/>
+          </w:tcPr>
+          <w:p>
+            <w:pPr>
+              <w:pStyle w:val="Normal"/>
+              <w:jc w:val="left"/>
+              <w:pBdr>
+                <w:bottom w:val="none" w:sz="0" w:space="0" w:color="000000"/>
+                <w:top w:val="none" w:sz="0" w:space="0" w:color="000000"/>
+                <w:left w:val="none" w:sz="0" w:space="0" w:color="000000"/>
+                <w:right w:val="none" w:sz="0" w:space="0" w:color="000000"/>
+              </w:pBdr>
+              <w:spacing w:after="100" w:before="100" w:line="240"/>
+              <w:ind w:left="100" w:right="100" w:firstLine="0" w:firstLineChars="0"/>
+            </w:pPr>
+            <w:r>
+              <w:rPr>
+                <w:rFonts w:ascii="Arial" w:hAnsi="Arial" w:eastAsia="Arial" w:cs="Arial"/>
+                <w:i w:val="false"/>
+                <w:b w:val="true"/>
+                <w:u w:val="none"/>
+                <w:sz w:val="22"/>
+                <w:szCs w:val="22"/>
+                <w:color w:val="000000"/>
+              </w:rPr>
+              <w:t xml:space="preserve">Smoking pack years (years)</w:t>
+            </w:r>
+          </w:p>
+        </w:tc>
+        <w:tc>
+          <w:tcPr>
+            <w:tcBorders>
+              <w:bottom w:val="none" w:sz="0" w:space="0" w:color="000000"/>
+              <w:top w:val="none" w:sz="0" w:space="0" w:color="000000"/>
+              <w:left w:val="none" w:sz="0" w:space="0" w:color="000000"/>
+              <w:right w:val="none" w:sz="0" w:space="0" w:color="000000"/>
+            </w:tcBorders>
+            <w:shd w:val="clear" w:color="auto" w:fill="FFFFFF"/>
+            <w:tcMar>
+              <w:top w:w="0" w:type="dxa"/>
+              <w:bottom w:w="0" w:type="dxa"/>
+              <w:left w:w="0" w:type="dxa"/>
+              <w:right w:w="0" w:type="dxa"/>
+            </w:tcMar>
+            <w:vAlign w:val="center"/>
+          </w:tcPr>
+          <w:p>
+            <w:pPr>
+              <w:pStyle w:val="Normal"/>
+              <w:jc w:val="center"/>
+              <w:pBdr>
+                <w:bottom w:val="none" w:sz="0" w:space="0" w:color="000000"/>
+                <w:top w:val="none" w:sz="0" w:space="0" w:color="000000"/>
+                <w:left w:val="none" w:sz="0" w:space="0" w:color="000000"/>
+                <w:right w:val="none" w:sz="0" w:space="0" w:color="000000"/>
+              </w:pBdr>
+              <w:spacing w:after="100" w:before="100" w:line="240"/>
+              <w:ind w:left="100" w:right="100" w:firstLine="0" w:firstLineChars="0"/>
+            </w:pPr>
+            <w:r>
+              <w:rPr>
+                <w:rFonts w:ascii="Arial" w:hAnsi="Arial" w:eastAsia="Arial" w:cs="Arial"/>
+                <w:i w:val="false"/>
+                <w:b w:val="false"/>
+                <w:u w:val="none"/>
+                <w:sz w:val="22"/>
+                <w:szCs w:val="22"/>
+                <w:color w:val="000000"/>
+              </w:rPr>
+              <w:t xml:space="preserve"/>
+            </w:r>
+          </w:p>
+        </w:tc>
+        <w:tc>
+          <w:tcPr>
+            <w:tcBorders>
+              <w:bottom w:val="none" w:sz="0" w:space="0" w:color="000000"/>
+              <w:top w:val="none" w:sz="0" w:space="0" w:color="000000"/>
+              <w:left w:val="none" w:sz="0" w:space="0" w:color="000000"/>
+              <w:right w:val="none" w:sz="0" w:space="0" w:color="000000"/>
+            </w:tcBorders>
+            <w:shd w:val="clear" w:color="auto" w:fill="FFFFFF"/>
+            <w:tcMar>
+              <w:top w:w="0" w:type="dxa"/>
+              <w:bottom w:w="0" w:type="dxa"/>
+              <w:left w:w="0" w:type="dxa"/>
+              <w:right w:w="0" w:type="dxa"/>
+            </w:tcMar>
+            <w:vAlign w:val="center"/>
+          </w:tcPr>
+          <w:p>
+            <w:pPr>
+              <w:pStyle w:val="Normal"/>
+              <w:jc w:val="center"/>
+              <w:pBdr>
+                <w:bottom w:val="none" w:sz="0" w:space="0" w:color="000000"/>
+                <w:top w:val="none" w:sz="0" w:space="0" w:color="000000"/>
+                <w:left w:val="none" w:sz="0" w:space="0" w:color="000000"/>
+                <w:right w:val="none" w:sz="0" w:space="0" w:color="000000"/>
+              </w:pBdr>
+              <w:spacing w:after="100" w:before="100" w:line="240"/>
+              <w:ind w:left="100" w:right="100" w:firstLine="0" w:firstLineChars="0"/>
+            </w:pPr>
+            <w:r>
+              <w:rPr>
+                <w:rFonts w:ascii="Arial" w:hAnsi="Arial" w:eastAsia="Arial" w:cs="Arial"/>
+                <w:i w:val="false"/>
+                <w:b w:val="false"/>
+                <w:u w:val="none"/>
+                <w:sz w:val="22"/>
+                <w:szCs w:val="22"/>
+                <w:color w:val="000000"/>
+              </w:rPr>
+              <w:t xml:space="preserve"/>
+            </w:r>
+          </w:p>
+        </w:tc>
+        <w:tc>
+          <w:tcPr>
+            <w:tcBorders>
+              <w:bottom w:val="none" w:sz="0" w:space="0" w:color="000000"/>
+              <w:top w:val="none" w:sz="0" w:space="0" w:color="000000"/>
+              <w:left w:val="none" w:sz="0" w:space="0" w:color="000000"/>
+              <w:right w:val="none" w:sz="0" w:space="0" w:color="000000"/>
+            </w:tcBorders>
+            <w:shd w:val="clear" w:color="auto" w:fill="FFFFFF"/>
+            <w:tcMar>
+              <w:top w:w="0" w:type="dxa"/>
+              <w:bottom w:w="0" w:type="dxa"/>
+              <w:left w:w="0" w:type="dxa"/>
+              <w:right w:w="0" w:type="dxa"/>
+            </w:tcMar>
+            <w:vAlign w:val="center"/>
+          </w:tcPr>
+          <w:p>
+            <w:pPr>
+              <w:pStyle w:val="Normal"/>
+              <w:jc w:val="center"/>
+              <w:pBdr>
+                <w:bottom w:val="none" w:sz="0" w:space="0" w:color="000000"/>
+                <w:top w:val="none" w:sz="0" w:space="0" w:color="000000"/>
+                <w:left w:val="none" w:sz="0" w:space="0" w:color="000000"/>
+                <w:right w:val="none" w:sz="0" w:space="0" w:color="000000"/>
+              </w:pBdr>
+              <w:spacing w:after="100" w:before="100" w:line="240"/>
+              <w:ind w:left="100" w:right="100" w:firstLine="0" w:firstLineChars="0"/>
+            </w:pPr>
+            <w:r>
+              <w:rPr>
+                <w:rFonts w:ascii="Arial" w:hAnsi="Arial" w:eastAsia="Arial" w:cs="Arial"/>
+                <w:i w:val="false"/>
+                <w:b w:val="false"/>
+                <w:u w:val="none"/>
+                <w:sz w:val="22"/>
+                <w:szCs w:val="22"/>
+                <w:color w:val="000000"/>
+              </w:rPr>
+              <w:t xml:space="preserve"/>
+            </w:r>
+          </w:p>
+        </w:tc>
+      </w:tr>
+      <w:tr>
+        <w:trPr>
+          <w:trHeight w:val="571" w:hRule="auto"/>
+        </w:trPr>
+        body 25
+        <w:tc>
+          <w:tcPr>
+            <w:tcBorders>
+              <w:bottom w:val="none" w:sz="0" w:space="0" w:color="000000"/>
+              <w:top w:val="none" w:sz="0" w:space="0" w:color="000000"/>
+              <w:left w:val="none" w:sz="0" w:space="0" w:color="000000"/>
+              <w:right w:val="none" w:sz="0" w:space="0" w:color="000000"/>
+            </w:tcBorders>
+            <w:shd w:val="clear" w:color="auto" w:fill="FFFFFF"/>
+            <w:tcMar>
+              <w:top w:w="0" w:type="dxa"/>
+              <w:bottom w:w="0" w:type="dxa"/>
+              <w:left w:w="0" w:type="dxa"/>
+              <w:right w:w="0" w:type="dxa"/>
+            </w:tcMar>
+            <w:vAlign w:val="center"/>
+          </w:tcPr>
+          <w:p>
+            <w:pPr>
+              <w:pStyle w:val="Normal"/>
+              <w:jc w:val="left"/>
+              <w:pBdr>
+                <w:bottom w:val="none" w:sz="0" w:space="0" w:color="000000"/>
+                <w:top w:val="none" w:sz="0" w:space="0" w:color="000000"/>
+                <w:left w:val="none" w:sz="0" w:space="0" w:color="000000"/>
+                <w:right w:val="none" w:sz="0" w:space="0" w:color="000000"/>
+              </w:pBdr>
+              <w:spacing w:after="100" w:before="100" w:line="240"/>
+              <w:ind w:left="100" w:right="100" w:firstLine="0" w:firstLineChars="0"/>
+            </w:pPr>
+            <w:r>
+              <w:rPr>
+                <w:rFonts w:ascii="Arial" w:hAnsi="Arial" w:eastAsia="Arial" w:cs="Arial"/>
+                <w:i w:val="false"/>
+                <w:b w:val="false"/>
+                <w:u w:val="none"/>
+                <w:sz w:val="22"/>
+                <w:szCs w:val="22"/>
+                <w:color w:val="000000"/>
+              </w:rPr>
+              <w:t xml:space="preserve">  N</w:t>
+            </w:r>
+          </w:p>
+        </w:tc>
+        <w:tc>
+          <w:tcPr>
+            <w:tcBorders>
+              <w:bottom w:val="none" w:sz="0" w:space="0" w:color="000000"/>
+              <w:top w:val="none" w:sz="0" w:space="0" w:color="000000"/>
+              <w:left w:val="none" w:sz="0" w:space="0" w:color="000000"/>
+              <w:right w:val="none" w:sz="0" w:space="0" w:color="000000"/>
+            </w:tcBorders>
+            <w:shd w:val="clear" w:color="auto" w:fill="FFFFFF"/>
+            <w:tcMar>
+              <w:top w:w="0" w:type="dxa"/>
+              <w:bottom w:w="0" w:type="dxa"/>
+              <w:left w:w="0" w:type="dxa"/>
+              <w:right w:w="0" w:type="dxa"/>
+            </w:tcMar>
+            <w:vAlign w:val="center"/>
+          </w:tcPr>
+          <w:p>
+            <w:pPr>
+              <w:pStyle w:val="Normal"/>
+              <w:jc w:val="center"/>
+              <w:pBdr>
+                <w:bottom w:val="none" w:sz="0" w:space="0" w:color="000000"/>
+                <w:top w:val="none" w:sz="0" w:space="0" w:color="000000"/>
+                <w:left w:val="none" w:sz="0" w:space="0" w:color="000000"/>
+                <w:right w:val="none" w:sz="0" w:space="0" w:color="000000"/>
+              </w:pBdr>
+              <w:spacing w:after="100" w:before="100" w:line="240"/>
+              <w:ind w:left="100" w:right="100" w:firstLine="0" w:firstLineChars="0"/>
+            </w:pPr>
+            <w:r>
+              <w:rPr>
+                <w:rFonts w:ascii="Arial" w:hAnsi="Arial" w:eastAsia="Arial" w:cs="Arial"/>
+                <w:i w:val="false"/>
+                <w:b w:val="false"/>
+                <w:u w:val="none"/>
+                <w:sz w:val="22"/>
+                <w:szCs w:val="22"/>
+                <w:color w:val="000000"/>
+              </w:rPr>
+              <w:t xml:space="preserve">12</w:t>
+            </w:r>
+          </w:p>
+        </w:tc>
+        <w:tc>
+          <w:tcPr>
+            <w:tcBorders>
+              <w:bottom w:val="none" w:sz="0" w:space="0" w:color="000000"/>
+              <w:top w:val="none" w:sz="0" w:space="0" w:color="000000"/>
+              <w:left w:val="none" w:sz="0" w:space="0" w:color="000000"/>
+              <w:right w:val="none" w:sz="0" w:space="0" w:color="000000"/>
+            </w:tcBorders>
+            <w:shd w:val="clear" w:color="auto" w:fill="FFFFFF"/>
+            <w:tcMar>
+              <w:top w:w="0" w:type="dxa"/>
+              <w:bottom w:w="0" w:type="dxa"/>
+              <w:left w:w="0" w:type="dxa"/>
+              <w:right w:w="0" w:type="dxa"/>
+            </w:tcMar>
+            <w:vAlign w:val="center"/>
+          </w:tcPr>
+          <w:p>
+            <w:pPr>
+              <w:pStyle w:val="Normal"/>
+              <w:jc w:val="center"/>
+              <w:pBdr>
+                <w:bottom w:val="none" w:sz="0" w:space="0" w:color="000000"/>
+                <w:top w:val="none" w:sz="0" w:space="0" w:color="000000"/>
+                <w:left w:val="none" w:sz="0" w:space="0" w:color="000000"/>
+                <w:right w:val="none" w:sz="0" w:space="0" w:color="000000"/>
+              </w:pBdr>
+              <w:spacing w:after="100" w:before="100" w:line="240"/>
+              <w:ind w:left="100" w:right="100" w:firstLine="0" w:firstLineChars="0"/>
+            </w:pPr>
+            <w:r>
+              <w:rPr>
+                <w:rFonts w:ascii="Arial" w:hAnsi="Arial" w:eastAsia="Arial" w:cs="Arial"/>
+                <w:i w:val="false"/>
+                <w:b w:val="false"/>
+                <w:u w:val="none"/>
+                <w:sz w:val="22"/>
+                <w:szCs w:val="22"/>
+                <w:color w:val="000000"/>
+              </w:rPr>
+              <w:t xml:space="preserve">7</w:t>
+            </w:r>
+          </w:p>
+        </w:tc>
+        <w:tc>
+          <w:tcPr>
+            <w:tcBorders>
+              <w:bottom w:val="none" w:sz="0" w:space="0" w:color="000000"/>
+              <w:top w:val="none" w:sz="0" w:space="0" w:color="000000"/>
+              <w:left w:val="none" w:sz="0" w:space="0" w:color="000000"/>
+              <w:right w:val="none" w:sz="0" w:space="0" w:color="000000"/>
+            </w:tcBorders>
+            <w:shd w:val="clear" w:color="auto" w:fill="FFFFFF"/>
+            <w:tcMar>
+              <w:top w:w="0" w:type="dxa"/>
+              <w:bottom w:w="0" w:type="dxa"/>
+              <w:left w:w="0" w:type="dxa"/>
+              <w:right w:w="0" w:type="dxa"/>
+            </w:tcMar>
+            <w:vAlign w:val="center"/>
+          </w:tcPr>
+          <w:p>
+            <w:pPr>
+              <w:pStyle w:val="Normal"/>
+              <w:jc w:val="center"/>
+              <w:pBdr>
+                <w:bottom w:val="none" w:sz="0" w:space="0" w:color="000000"/>
+                <w:top w:val="none" w:sz="0" w:space="0" w:color="000000"/>
+                <w:left w:val="none" w:sz="0" w:space="0" w:color="000000"/>
+                <w:right w:val="none" w:sz="0" w:space="0" w:color="000000"/>
+              </w:pBdr>
+              <w:spacing w:after="100" w:before="100" w:line="240"/>
+              <w:ind w:left="100" w:right="100" w:firstLine="0" w:firstLineChars="0"/>
+            </w:pPr>
+            <w:r>
+              <w:rPr>
+                <w:rFonts w:ascii="Arial" w:hAnsi="Arial" w:eastAsia="Arial" w:cs="Arial"/>
+                <w:i w:val="false"/>
+                <w:b w:val="false"/>
+                <w:u w:val="none"/>
+                <w:sz w:val="22"/>
+                <w:szCs w:val="22"/>
+                <w:color w:val="000000"/>
+              </w:rPr>
+              <w:t xml:space="preserve">19</w:t>
+            </w:r>
+          </w:p>
+        </w:tc>
+      </w:tr>
+      <w:tr>
+        <w:trPr>
+          <w:trHeight w:val="615" w:hRule="auto"/>
+        </w:trPr>
+        body 26
+        <w:tc>
+          <w:tcPr>
+            <w:tcBorders>
+              <w:bottom w:val="none" w:sz="0" w:space="0" w:color="000000"/>
+              <w:top w:val="none" w:sz="0" w:space="0" w:color="000000"/>
+              <w:left w:val="none" w:sz="0" w:space="0" w:color="000000"/>
+              <w:right w:val="none" w:sz="0" w:space="0" w:color="000000"/>
+            </w:tcBorders>
+            <w:shd w:val="clear" w:color="auto" w:fill="FFFFFF"/>
+            <w:tcMar>
+              <w:top w:w="0" w:type="dxa"/>
+              <w:bottom w:w="0" w:type="dxa"/>
+              <w:left w:w="0" w:type="dxa"/>
+              <w:right w:w="0" w:type="dxa"/>
+            </w:tcMar>
+            <w:vAlign w:val="center"/>
+          </w:tcPr>
+          <w:p>
+            <w:pPr>
+              <w:pStyle w:val="Normal"/>
+              <w:jc w:val="left"/>
+              <w:pBdr>
+                <w:bottom w:val="none" w:sz="0" w:space="0" w:color="000000"/>
+                <w:top w:val="none" w:sz="0" w:space="0" w:color="000000"/>
+                <w:left w:val="none" w:sz="0" w:space="0" w:color="000000"/>
+                <w:right w:val="none" w:sz="0" w:space="0" w:color="000000"/>
+              </w:pBdr>
+              <w:spacing w:after="100" w:before="100" w:line="240"/>
+              <w:ind w:left="100" w:right="100" w:firstLine="0" w:firstLineChars="0"/>
+            </w:pPr>
+            <w:r>
+              <w:rPr>
+                <w:rFonts w:ascii="Arial" w:hAnsi="Arial" w:eastAsia="Arial" w:cs="Arial"/>
+                <w:i w:val="false"/>
+                <w:b w:val="false"/>
+                <w:u w:val="none"/>
+                <w:sz w:val="22"/>
+                <w:szCs w:val="22"/>
+                <w:color w:val="000000"/>
+              </w:rPr>
+              <w:t xml:space="preserve">  Median [Q1, Q3]</w:t>
+            </w:r>
+          </w:p>
+        </w:tc>
+        <w:tc>
+          <w:tcPr>
+            <w:tcBorders>
+              <w:bottom w:val="none" w:sz="0" w:space="0" w:color="000000"/>
+              <w:top w:val="none" w:sz="0" w:space="0" w:color="000000"/>
+              <w:left w:val="none" w:sz="0" w:space="0" w:color="000000"/>
+              <w:right w:val="none" w:sz="0" w:space="0" w:color="000000"/>
+            </w:tcBorders>
+            <w:shd w:val="clear" w:color="auto" w:fill="FFFFFF"/>
+            <w:tcMar>
+              <w:top w:w="0" w:type="dxa"/>
+              <w:bottom w:w="0" w:type="dxa"/>
+              <w:left w:w="0" w:type="dxa"/>
+              <w:right w:w="0" w:type="dxa"/>
+            </w:tcMar>
+            <w:vAlign w:val="center"/>
+          </w:tcPr>
+          <w:p>
+            <w:pPr>
+              <w:pStyle w:val="Normal"/>
+              <w:jc w:val="center"/>
+              <w:pBdr>
+                <w:bottom w:val="none" w:sz="0" w:space="0" w:color="000000"/>
+                <w:top w:val="none" w:sz="0" w:space="0" w:color="000000"/>
+                <w:left w:val="none" w:sz="0" w:space="0" w:color="000000"/>
+                <w:right w:val="none" w:sz="0" w:space="0" w:color="000000"/>
+              </w:pBdr>
+              <w:spacing w:after="100" w:before="100" w:line="240"/>
+              <w:ind w:left="100" w:right="100" w:firstLine="0" w:firstLineChars="0"/>
+            </w:pPr>
+            <w:r>
+              <w:rPr>
+                <w:rFonts w:ascii="Arial" w:hAnsi="Arial" w:eastAsia="Arial" w:cs="Arial"/>
+                <w:i w:val="false"/>
+                <w:b w:val="false"/>
+                <w:u w:val="none"/>
+                <w:sz w:val="22"/>
+                <w:szCs w:val="22"/>
+                <w:color w:val="000000"/>
+              </w:rPr>
+              <w:t xml:space="preserve">3.50 [1.00, 10.0]</w:t>
+            </w:r>
+          </w:p>
+        </w:tc>
+        <w:tc>
+          <w:tcPr>
+            <w:tcBorders>
+              <w:bottom w:val="none" w:sz="0" w:space="0" w:color="000000"/>
+              <w:top w:val="none" w:sz="0" w:space="0" w:color="000000"/>
+              <w:left w:val="none" w:sz="0" w:space="0" w:color="000000"/>
+              <w:right w:val="none" w:sz="0" w:space="0" w:color="000000"/>
+            </w:tcBorders>
+            <w:shd w:val="clear" w:color="auto" w:fill="FFFFFF"/>
+            <w:tcMar>
+              <w:top w:w="0" w:type="dxa"/>
+              <w:bottom w:w="0" w:type="dxa"/>
+              <w:left w:w="0" w:type="dxa"/>
+              <w:right w:w="0" w:type="dxa"/>
+            </w:tcMar>
+            <w:vAlign w:val="center"/>
+          </w:tcPr>
+          <w:p>
+            <w:pPr>
+              <w:pStyle w:val="Normal"/>
+              <w:jc w:val="center"/>
+              <w:pBdr>
+                <w:bottom w:val="none" w:sz="0" w:space="0" w:color="000000"/>
+                <w:top w:val="none" w:sz="0" w:space="0" w:color="000000"/>
+                <w:left w:val="none" w:sz="0" w:space="0" w:color="000000"/>
+                <w:right w:val="none" w:sz="0" w:space="0" w:color="000000"/>
+              </w:pBdr>
+              <w:spacing w:after="100" w:before="100" w:line="240"/>
+              <w:ind w:left="100" w:right="100" w:firstLine="0" w:firstLineChars="0"/>
+            </w:pPr>
+            <w:r>
+              <w:rPr>
+                <w:rFonts w:ascii="Arial" w:hAnsi="Arial" w:eastAsia="Arial" w:cs="Arial"/>
+                <w:i w:val="false"/>
+                <w:b w:val="false"/>
+                <w:u w:val="none"/>
+                <w:sz w:val="22"/>
+                <w:szCs w:val="22"/>
+                <w:color w:val="000000"/>
+              </w:rPr>
+              <w:t xml:space="preserve">8.00 [5.00, 13.0]</w:t>
+            </w:r>
+          </w:p>
+        </w:tc>
+        <w:tc>
+          <w:tcPr>
+            <w:tcBorders>
+              <w:bottom w:val="none" w:sz="0" w:space="0" w:color="000000"/>
+              <w:top w:val="none" w:sz="0" w:space="0" w:color="000000"/>
+              <w:left w:val="none" w:sz="0" w:space="0" w:color="000000"/>
+              <w:right w:val="none" w:sz="0" w:space="0" w:color="000000"/>
+            </w:tcBorders>
+            <w:shd w:val="clear" w:color="auto" w:fill="FFFFFF"/>
+            <w:tcMar>
+              <w:top w:w="0" w:type="dxa"/>
+              <w:bottom w:w="0" w:type="dxa"/>
+              <w:left w:w="0" w:type="dxa"/>
+              <w:right w:w="0" w:type="dxa"/>
+            </w:tcMar>
+            <w:vAlign w:val="center"/>
+          </w:tcPr>
+          <w:p>
+            <w:pPr>
+              <w:pStyle w:val="Normal"/>
+              <w:jc w:val="center"/>
+              <w:pBdr>
+                <w:bottom w:val="none" w:sz="0" w:space="0" w:color="000000"/>
+                <w:top w:val="none" w:sz="0" w:space="0" w:color="000000"/>
+                <w:left w:val="none" w:sz="0" w:space="0" w:color="000000"/>
+                <w:right w:val="none" w:sz="0" w:space="0" w:color="000000"/>
+              </w:pBdr>
+              <w:spacing w:after="100" w:before="100" w:line="240"/>
+              <w:ind w:left="100" w:right="100" w:firstLine="0" w:firstLineChars="0"/>
+            </w:pPr>
+            <w:r>
+              <w:rPr>
+                <w:rFonts w:ascii="Arial" w:hAnsi="Arial" w:eastAsia="Arial" w:cs="Arial"/>
+                <w:i w:val="false"/>
+                <w:b w:val="false"/>
+                <w:u w:val="none"/>
+                <w:sz w:val="22"/>
+                <w:szCs w:val="22"/>
+                <w:color w:val="000000"/>
+              </w:rPr>
+              <w:t xml:space="preserve">5.00 [1.50, 11.5]</w:t>
+            </w:r>
+          </w:p>
+        </w:tc>
+      </w:tr>
+      <w:tr>
+        <w:trPr>
+          <w:trHeight w:val="574" w:hRule="auto"/>
+        </w:trPr>
+        body 27
+        <w:tc>
+          <w:tcPr>
+            <w:tcBorders>
+              <w:bottom w:val="none" w:sz="0" w:space="0" w:color="000000"/>
+              <w:top w:val="none" w:sz="0" w:space="0" w:color="000000"/>
+              <w:left w:val="none" w:sz="0" w:space="0" w:color="000000"/>
+              <w:right w:val="none" w:sz="0" w:space="0" w:color="000000"/>
+            </w:tcBorders>
+            <w:shd w:val="clear" w:color="auto" w:fill="FFFFFF"/>
+            <w:tcMar>
+              <w:top w:w="0" w:type="dxa"/>
+              <w:bottom w:w="0" w:type="dxa"/>
+              <w:left w:w="0" w:type="dxa"/>
+              <w:right w:w="0" w:type="dxa"/>
+            </w:tcMar>
+            <w:vAlign w:val="center"/>
+          </w:tcPr>
+          <w:p>
+            <w:pPr>
+              <w:pStyle w:val="Normal"/>
+              <w:jc w:val="left"/>
+              <w:pBdr>
+                <w:bottom w:val="none" w:sz="0" w:space="0" w:color="000000"/>
+                <w:top w:val="none" w:sz="0" w:space="0" w:color="000000"/>
+                <w:left w:val="none" w:sz="0" w:space="0" w:color="000000"/>
+                <w:right w:val="none" w:sz="0" w:space="0" w:color="000000"/>
+              </w:pBdr>
+              <w:spacing w:after="100" w:before="100" w:line="240"/>
+              <w:ind w:left="100" w:right="100" w:firstLine="0" w:firstLineChars="0"/>
+            </w:pPr>
+            <w:r>
+              <w:rPr>
+                <w:rFonts w:ascii="Arial" w:hAnsi="Arial" w:eastAsia="Arial" w:cs="Arial"/>
+                <w:i w:val="false"/>
+                <w:b w:val="false"/>
+                <w:u w:val="none"/>
+                <w:sz w:val="22"/>
+                <w:szCs w:val="22"/>
+                <w:color w:val="000000"/>
+              </w:rPr>
+              <w:t xml:space="preserve">  NMISS</w:t>
+            </w:r>
+          </w:p>
+        </w:tc>
+        <w:tc>
+          <w:tcPr>
+            <w:tcBorders>
+              <w:bottom w:val="none" w:sz="0" w:space="0" w:color="000000"/>
+              <w:top w:val="none" w:sz="0" w:space="0" w:color="000000"/>
+              <w:left w:val="none" w:sz="0" w:space="0" w:color="000000"/>
+              <w:right w:val="none" w:sz="0" w:space="0" w:color="000000"/>
+            </w:tcBorders>
+            <w:shd w:val="clear" w:color="auto" w:fill="FFFFFF"/>
+            <w:tcMar>
+              <w:top w:w="0" w:type="dxa"/>
+              <w:bottom w:w="0" w:type="dxa"/>
+              <w:left w:w="0" w:type="dxa"/>
+              <w:right w:w="0" w:type="dxa"/>
+            </w:tcMar>
+            <w:vAlign w:val="center"/>
+          </w:tcPr>
+          <w:p>
+            <w:pPr>
+              <w:pStyle w:val="Normal"/>
+              <w:jc w:val="center"/>
+              <w:pBdr>
+                <w:bottom w:val="none" w:sz="0" w:space="0" w:color="000000"/>
+                <w:top w:val="none" w:sz="0" w:space="0" w:color="000000"/>
+                <w:left w:val="none" w:sz="0" w:space="0" w:color="000000"/>
+                <w:right w:val="none" w:sz="0" w:space="0" w:color="000000"/>
+              </w:pBdr>
+              <w:spacing w:after="100" w:before="100" w:line="240"/>
+              <w:ind w:left="100" w:right="100" w:firstLine="0" w:firstLineChars="0"/>
+            </w:pPr>
+            <w:r>
+              <w:rPr>
+                <w:rFonts w:ascii="Arial" w:hAnsi="Arial" w:eastAsia="Arial" w:cs="Arial"/>
+                <w:i w:val="false"/>
+                <w:b w:val="false"/>
+                <w:u w:val="none"/>
+                <w:sz w:val="22"/>
+                <w:szCs w:val="22"/>
+                <w:color w:val="000000"/>
+              </w:rPr>
+              <w:t xml:space="preserve">15</w:t>
+            </w:r>
+          </w:p>
+        </w:tc>
+        <w:tc>
+          <w:tcPr>
+            <w:tcBorders>
+              <w:bottom w:val="none" w:sz="0" w:space="0" w:color="000000"/>
+              <w:top w:val="none" w:sz="0" w:space="0" w:color="000000"/>
+              <w:left w:val="none" w:sz="0" w:space="0" w:color="000000"/>
+              <w:right w:val="none" w:sz="0" w:space="0" w:color="000000"/>
+            </w:tcBorders>
+            <w:shd w:val="clear" w:color="auto" w:fill="FFFFFF"/>
+            <w:tcMar>
+              <w:top w:w="0" w:type="dxa"/>
+              <w:bottom w:w="0" w:type="dxa"/>
+              <w:left w:w="0" w:type="dxa"/>
+              <w:right w:w="0" w:type="dxa"/>
+            </w:tcMar>
+            <w:vAlign w:val="center"/>
+          </w:tcPr>
+          <w:p>
+            <w:pPr>
+              <w:pStyle w:val="Normal"/>
+              <w:jc w:val="center"/>
+              <w:pBdr>
+                <w:bottom w:val="none" w:sz="0" w:space="0" w:color="000000"/>
+                <w:top w:val="none" w:sz="0" w:space="0" w:color="000000"/>
+                <w:left w:val="none" w:sz="0" w:space="0" w:color="000000"/>
+                <w:right w:val="none" w:sz="0" w:space="0" w:color="000000"/>
+              </w:pBdr>
+              <w:spacing w:after="100" w:before="100" w:line="240"/>
+              <w:ind w:left="100" w:right="100" w:firstLine="0" w:firstLineChars="0"/>
+            </w:pPr>
+            <w:r>
+              <w:rPr>
+                <w:rFonts w:ascii="Arial" w:hAnsi="Arial" w:eastAsia="Arial" w:cs="Arial"/>
+                <w:i w:val="false"/>
+                <w:b w:val="false"/>
+                <w:u w:val="none"/>
+                <w:sz w:val="22"/>
+                <w:szCs w:val="22"/>
+                <w:color w:val="000000"/>
+              </w:rPr>
+              <w:t xml:space="preserve">19</w:t>
+            </w:r>
+          </w:p>
+        </w:tc>
+        <w:tc>
+          <w:tcPr>
+            <w:tcBorders>
+              <w:bottom w:val="none" w:sz="0" w:space="0" w:color="000000"/>
+              <w:top w:val="none" w:sz="0" w:space="0" w:color="000000"/>
+              <w:left w:val="none" w:sz="0" w:space="0" w:color="000000"/>
+              <w:right w:val="none" w:sz="0" w:space="0" w:color="000000"/>
+            </w:tcBorders>
+            <w:shd w:val="clear" w:color="auto" w:fill="FFFFFF"/>
+            <w:tcMar>
+              <w:top w:w="0" w:type="dxa"/>
+              <w:bottom w:w="0" w:type="dxa"/>
+              <w:left w:w="0" w:type="dxa"/>
+              <w:right w:w="0" w:type="dxa"/>
+            </w:tcMar>
+            <w:vAlign w:val="center"/>
+          </w:tcPr>
+          <w:p>
+            <w:pPr>
+              <w:pStyle w:val="Normal"/>
+              <w:jc w:val="center"/>
+              <w:pBdr>
+                <w:bottom w:val="none" w:sz="0" w:space="0" w:color="000000"/>
+                <w:top w:val="none" w:sz="0" w:space="0" w:color="000000"/>
+                <w:left w:val="none" w:sz="0" w:space="0" w:color="000000"/>
+                <w:right w:val="none" w:sz="0" w:space="0" w:color="000000"/>
+              </w:pBdr>
+              <w:spacing w:after="100" w:before="100" w:line="240"/>
+              <w:ind w:left="100" w:right="100" w:firstLine="0" w:firstLineChars="0"/>
+            </w:pPr>
+            <w:r>
+              <w:rPr>
+                <w:rFonts w:ascii="Arial" w:hAnsi="Arial" w:eastAsia="Arial" w:cs="Arial"/>
+                <w:i w:val="false"/>
+                <w:b w:val="false"/>
+                <w:u w:val="none"/>
+                <w:sz w:val="22"/>
+                <w:szCs w:val="22"/>
+                <w:color w:val="000000"/>
+              </w:rPr>
+              <w:t xml:space="preserve">34</w:t>
+            </w:r>
+          </w:p>
+        </w:tc>
+      </w:tr>
+      <w:tr>
+        <w:trPr>
+          <w:trHeight w:val="617" w:hRule="auto"/>
+        </w:trPr>
+        body 28
+        <w:tc>
+          <w:tcPr>
+            <w:tcBorders>
+              <w:bottom w:val="none" w:sz="0" w:space="0" w:color="000000"/>
+              <w:top w:val="none" w:sz="0" w:space="0" w:color="000000"/>
+              <w:left w:val="none" w:sz="0" w:space="0" w:color="000000"/>
+              <w:right w:val="none" w:sz="0" w:space="0" w:color="000000"/>
+            </w:tcBorders>
+            <w:shd w:val="clear" w:color="auto" w:fill="FFFFFF"/>
+            <w:tcMar>
+              <w:top w:w="0" w:type="dxa"/>
+              <w:bottom w:w="0" w:type="dxa"/>
+              <w:left w:w="0" w:type="dxa"/>
+              <w:right w:w="0" w:type="dxa"/>
+            </w:tcMar>
+            <w:vAlign w:val="center"/>
+          </w:tcPr>
+          <w:p>
+            <w:pPr>
+              <w:pStyle w:val="Normal"/>
+              <w:jc w:val="left"/>
+              <w:pBdr>
+                <w:bottom w:val="none" w:sz="0" w:space="0" w:color="000000"/>
+                <w:top w:val="none" w:sz="0" w:space="0" w:color="000000"/>
+                <w:left w:val="none" w:sz="0" w:space="0" w:color="000000"/>
+                <w:right w:val="none" w:sz="0" w:space="0" w:color="000000"/>
+              </w:pBdr>
+              <w:spacing w:after="100" w:before="100" w:line="240"/>
+              <w:ind w:left="100" w:right="100" w:firstLine="0" w:firstLineChars="0"/>
+            </w:pPr>
+            <w:r>
+              <w:rPr>
+                <w:rFonts w:ascii="Arial" w:hAnsi="Arial" w:eastAsia="Arial" w:cs="Arial"/>
+                <w:i w:val="false"/>
+                <w:b w:val="true"/>
+                <w:u w:val="none"/>
+                <w:sz w:val="22"/>
+                <w:szCs w:val="22"/>
+                <w:color w:val="000000"/>
+              </w:rPr>
+              <w:t xml:space="preserve">Weekly Exercise Sessions - before intervention</w:t>
+            </w:r>
+          </w:p>
+        </w:tc>
+        <w:tc>
+          <w:tcPr>
+            <w:tcBorders>
+              <w:bottom w:val="none" w:sz="0" w:space="0" w:color="000000"/>
+              <w:top w:val="none" w:sz="0" w:space="0" w:color="000000"/>
+              <w:left w:val="none" w:sz="0" w:space="0" w:color="000000"/>
+              <w:right w:val="none" w:sz="0" w:space="0" w:color="000000"/>
+            </w:tcBorders>
+            <w:shd w:val="clear" w:color="auto" w:fill="FFFFFF"/>
+            <w:tcMar>
+              <w:top w:w="0" w:type="dxa"/>
+              <w:bottom w:w="0" w:type="dxa"/>
+              <w:left w:w="0" w:type="dxa"/>
+              <w:right w:w="0" w:type="dxa"/>
+            </w:tcMar>
+            <w:vAlign w:val="center"/>
+          </w:tcPr>
+          <w:p>
+            <w:pPr>
+              <w:pStyle w:val="Normal"/>
+              <w:jc w:val="center"/>
+              <w:pBdr>
+                <w:bottom w:val="none" w:sz="0" w:space="0" w:color="000000"/>
+                <w:top w:val="none" w:sz="0" w:space="0" w:color="000000"/>
+                <w:left w:val="none" w:sz="0" w:space="0" w:color="000000"/>
+                <w:right w:val="none" w:sz="0" w:space="0" w:color="000000"/>
+              </w:pBdr>
+              <w:spacing w:after="100" w:before="100" w:line="240"/>
+              <w:ind w:left="100" w:right="100" w:firstLine="0" w:firstLineChars="0"/>
+            </w:pPr>
+            <w:r>
+              <w:rPr>
+                <w:rFonts w:ascii="Arial" w:hAnsi="Arial" w:eastAsia="Arial" w:cs="Arial"/>
+                <w:i w:val="false"/>
+                <w:b w:val="false"/>
+                <w:u w:val="none"/>
+                <w:sz w:val="22"/>
+                <w:szCs w:val="22"/>
+                <w:color w:val="000000"/>
+              </w:rPr>
+              <w:t xml:space="preserve"/>
+            </w:r>
+          </w:p>
+        </w:tc>
+        <w:tc>
+          <w:tcPr>
+            <w:tcBorders>
+              <w:bottom w:val="none" w:sz="0" w:space="0" w:color="000000"/>
+              <w:top w:val="none" w:sz="0" w:space="0" w:color="000000"/>
+              <w:left w:val="none" w:sz="0" w:space="0" w:color="000000"/>
+              <w:right w:val="none" w:sz="0" w:space="0" w:color="000000"/>
+            </w:tcBorders>
+            <w:shd w:val="clear" w:color="auto" w:fill="FFFFFF"/>
+            <w:tcMar>
+              <w:top w:w="0" w:type="dxa"/>
+              <w:bottom w:w="0" w:type="dxa"/>
+              <w:left w:w="0" w:type="dxa"/>
+              <w:right w:w="0" w:type="dxa"/>
+            </w:tcMar>
+            <w:vAlign w:val="center"/>
+          </w:tcPr>
+          <w:p>
+            <w:pPr>
+              <w:pStyle w:val="Normal"/>
+              <w:jc w:val="center"/>
+              <w:pBdr>
+                <w:bottom w:val="none" w:sz="0" w:space="0" w:color="000000"/>
+                <w:top w:val="none" w:sz="0" w:space="0" w:color="000000"/>
+                <w:left w:val="none" w:sz="0" w:space="0" w:color="000000"/>
+                <w:right w:val="none" w:sz="0" w:space="0" w:color="000000"/>
+              </w:pBdr>
+              <w:spacing w:after="100" w:before="100" w:line="240"/>
+              <w:ind w:left="100" w:right="100" w:firstLine="0" w:firstLineChars="0"/>
+            </w:pPr>
+            <w:r>
+              <w:rPr>
+                <w:rFonts w:ascii="Arial" w:hAnsi="Arial" w:eastAsia="Arial" w:cs="Arial"/>
+                <w:i w:val="false"/>
+                <w:b w:val="false"/>
+                <w:u w:val="none"/>
+                <w:sz w:val="22"/>
+                <w:szCs w:val="22"/>
+                <w:color w:val="000000"/>
+              </w:rPr>
+              <w:t xml:space="preserve"/>
+            </w:r>
+          </w:p>
+        </w:tc>
+        <w:tc>
+          <w:tcPr>
+            <w:tcBorders>
+              <w:bottom w:val="none" w:sz="0" w:space="0" w:color="000000"/>
+              <w:top w:val="none" w:sz="0" w:space="0" w:color="000000"/>
+              <w:left w:val="none" w:sz="0" w:space="0" w:color="000000"/>
+              <w:right w:val="none" w:sz="0" w:space="0" w:color="000000"/>
+            </w:tcBorders>
+            <w:shd w:val="clear" w:color="auto" w:fill="FFFFFF"/>
+            <w:tcMar>
+              <w:top w:w="0" w:type="dxa"/>
+              <w:bottom w:w="0" w:type="dxa"/>
+              <w:left w:w="0" w:type="dxa"/>
+              <w:right w:w="0" w:type="dxa"/>
+            </w:tcMar>
+            <w:vAlign w:val="center"/>
+          </w:tcPr>
+          <w:p>
+            <w:pPr>
+              <w:pStyle w:val="Normal"/>
+              <w:jc w:val="center"/>
+              <w:pBdr>
+                <w:bottom w:val="none" w:sz="0" w:space="0" w:color="000000"/>
+                <w:top w:val="none" w:sz="0" w:space="0" w:color="000000"/>
+                <w:left w:val="none" w:sz="0" w:space="0" w:color="000000"/>
+                <w:right w:val="none" w:sz="0" w:space="0" w:color="000000"/>
+              </w:pBdr>
+              <w:spacing w:after="100" w:before="100" w:line="240"/>
+              <w:ind w:left="100" w:right="100" w:firstLine="0" w:firstLineChars="0"/>
+            </w:pPr>
+            <w:r>
+              <w:rPr>
+                <w:rFonts w:ascii="Arial" w:hAnsi="Arial" w:eastAsia="Arial" w:cs="Arial"/>
+                <w:i w:val="false"/>
+                <w:b w:val="false"/>
+                <w:u w:val="none"/>
+                <w:sz w:val="22"/>
+                <w:szCs w:val="22"/>
+                <w:color w:val="000000"/>
+              </w:rPr>
+              <w:t xml:space="preserve"/>
+            </w:r>
+          </w:p>
+        </w:tc>
+      </w:tr>
+      <w:tr>
+        <w:trPr>
+          <w:trHeight w:val="617" w:hRule="auto"/>
+        </w:trPr>
+        body 29
+        <w:tc>
+          <w:tcPr>
+            <w:tcBorders>
+              <w:bottom w:val="none" w:sz="0" w:space="0" w:color="000000"/>
+              <w:top w:val="none" w:sz="0" w:space="0" w:color="000000"/>
+              <w:left w:val="none" w:sz="0" w:space="0" w:color="000000"/>
+              <w:right w:val="none" w:sz="0" w:space="0" w:color="000000"/>
+            </w:tcBorders>
+            <w:shd w:val="clear" w:color="auto" w:fill="FFFFFF"/>
+            <w:tcMar>
+              <w:top w:w="0" w:type="dxa"/>
+              <w:bottom w:w="0" w:type="dxa"/>
+              <w:left w:w="0" w:type="dxa"/>
+              <w:right w:w="0" w:type="dxa"/>
+            </w:tcMar>
+            <w:vAlign w:val="center"/>
+          </w:tcPr>
+          <w:p>
+            <w:pPr>
+              <w:pStyle w:val="Normal"/>
+              <w:jc w:val="left"/>
+              <w:pBdr>
+                <w:bottom w:val="none" w:sz="0" w:space="0" w:color="000000"/>
+                <w:top w:val="none" w:sz="0" w:space="0" w:color="000000"/>
+                <w:left w:val="none" w:sz="0" w:space="0" w:color="000000"/>
+                <w:right w:val="none" w:sz="0" w:space="0" w:color="000000"/>
+              </w:pBdr>
+              <w:spacing w:after="100" w:before="100" w:line="240"/>
+              <w:ind w:left="100" w:right="100" w:firstLine="0" w:firstLineChars="0"/>
+            </w:pPr>
+            <w:r>
+              <w:rPr>
+                <w:rFonts w:ascii="Arial" w:hAnsi="Arial" w:eastAsia="Arial" w:cs="Arial"/>
+                <w:i w:val="false"/>
+                <w:b w:val="false"/>
+                <w:u w:val="none"/>
+                <w:sz w:val="22"/>
+                <w:szCs w:val="22"/>
+                <w:color w:val="000000"/>
+              </w:rPr>
+              <w:t xml:space="preserve">  Never Exercise</w:t>
+            </w:r>
+          </w:p>
+        </w:tc>
+        <w:tc>
+          <w:tcPr>
+            <w:tcBorders>
+              <w:bottom w:val="none" w:sz="0" w:space="0" w:color="000000"/>
+              <w:top w:val="none" w:sz="0" w:space="0" w:color="000000"/>
+              <w:left w:val="none" w:sz="0" w:space="0" w:color="000000"/>
+              <w:right w:val="none" w:sz="0" w:space="0" w:color="000000"/>
+            </w:tcBorders>
+            <w:shd w:val="clear" w:color="auto" w:fill="FFFFFF"/>
+            <w:tcMar>
+              <w:top w:w="0" w:type="dxa"/>
+              <w:bottom w:w="0" w:type="dxa"/>
+              <w:left w:w="0" w:type="dxa"/>
+              <w:right w:w="0" w:type="dxa"/>
+            </w:tcMar>
+            <w:vAlign w:val="center"/>
+          </w:tcPr>
+          <w:p>
+            <w:pPr>
+              <w:pStyle w:val="Normal"/>
+              <w:jc w:val="center"/>
+              <w:pBdr>
+                <w:bottom w:val="none" w:sz="0" w:space="0" w:color="000000"/>
+                <w:top w:val="none" w:sz="0" w:space="0" w:color="000000"/>
+                <w:left w:val="none" w:sz="0" w:space="0" w:color="000000"/>
+                <w:right w:val="none" w:sz="0" w:space="0" w:color="000000"/>
+              </w:pBdr>
+              <w:spacing w:after="100" w:before="100" w:line="240"/>
+              <w:ind w:left="100" w:right="100" w:firstLine="0" w:firstLineChars="0"/>
+            </w:pPr>
+            <w:r>
+              <w:rPr>
+                <w:rFonts w:ascii="Arial" w:hAnsi="Arial" w:eastAsia="Arial" w:cs="Arial"/>
+                <w:i w:val="false"/>
+                <w:b w:val="false"/>
+                <w:u w:val="none"/>
+                <w:sz w:val="22"/>
+                <w:szCs w:val="22"/>
+                <w:color w:val="000000"/>
+              </w:rPr>
+              <w:t xml:space="preserve">6 (22.2%)</w:t>
+            </w:r>
+          </w:p>
+        </w:tc>
+        <w:tc>
+          <w:tcPr>
+            <w:tcBorders>
+              <w:bottom w:val="none" w:sz="0" w:space="0" w:color="000000"/>
+              <w:top w:val="none" w:sz="0" w:space="0" w:color="000000"/>
+              <w:left w:val="none" w:sz="0" w:space="0" w:color="000000"/>
+              <w:right w:val="none" w:sz="0" w:space="0" w:color="000000"/>
+            </w:tcBorders>
+            <w:shd w:val="clear" w:color="auto" w:fill="FFFFFF"/>
+            <w:tcMar>
+              <w:top w:w="0" w:type="dxa"/>
+              <w:bottom w:w="0" w:type="dxa"/>
+              <w:left w:w="0" w:type="dxa"/>
+              <w:right w:w="0" w:type="dxa"/>
+            </w:tcMar>
+            <w:vAlign w:val="center"/>
+          </w:tcPr>
+          <w:p>
+            <w:pPr>
+              <w:pStyle w:val="Normal"/>
+              <w:jc w:val="center"/>
+              <w:pBdr>
+                <w:bottom w:val="none" w:sz="0" w:space="0" w:color="000000"/>
+                <w:top w:val="none" w:sz="0" w:space="0" w:color="000000"/>
+                <w:left w:val="none" w:sz="0" w:space="0" w:color="000000"/>
+                <w:right w:val="none" w:sz="0" w:space="0" w:color="000000"/>
+              </w:pBdr>
+              <w:spacing w:after="100" w:before="100" w:line="240"/>
+              <w:ind w:left="100" w:right="100" w:firstLine="0" w:firstLineChars="0"/>
+            </w:pPr>
+            <w:r>
+              <w:rPr>
+                <w:rFonts w:ascii="Arial" w:hAnsi="Arial" w:eastAsia="Arial" w:cs="Arial"/>
+                <w:i w:val="false"/>
+                <w:b w:val="false"/>
+                <w:u w:val="none"/>
+                <w:sz w:val="22"/>
+                <w:szCs w:val="22"/>
+                <w:color w:val="000000"/>
+              </w:rPr>
+              <w:t xml:space="preserve">7 (26.9%)</w:t>
+            </w:r>
+          </w:p>
+        </w:tc>
+        <w:tc>
+          <w:tcPr>
+            <w:tcBorders>
+              <w:bottom w:val="none" w:sz="0" w:space="0" w:color="000000"/>
+              <w:top w:val="none" w:sz="0" w:space="0" w:color="000000"/>
+              <w:left w:val="none" w:sz="0" w:space="0" w:color="000000"/>
+              <w:right w:val="none" w:sz="0" w:space="0" w:color="000000"/>
+            </w:tcBorders>
+            <w:shd w:val="clear" w:color="auto" w:fill="FFFFFF"/>
+            <w:tcMar>
+              <w:top w:w="0" w:type="dxa"/>
+              <w:bottom w:w="0" w:type="dxa"/>
+              <w:left w:w="0" w:type="dxa"/>
+              <w:right w:w="0" w:type="dxa"/>
+            </w:tcMar>
+            <w:vAlign w:val="center"/>
+          </w:tcPr>
+          <w:p>
+            <w:pPr>
+              <w:pStyle w:val="Normal"/>
+              <w:jc w:val="center"/>
+              <w:pBdr>
+                <w:bottom w:val="none" w:sz="0" w:space="0" w:color="000000"/>
+                <w:top w:val="none" w:sz="0" w:space="0" w:color="000000"/>
+                <w:left w:val="none" w:sz="0" w:space="0" w:color="000000"/>
+                <w:right w:val="none" w:sz="0" w:space="0" w:color="000000"/>
+              </w:pBdr>
+              <w:spacing w:after="100" w:before="100" w:line="240"/>
+              <w:ind w:left="100" w:right="100" w:firstLine="0" w:firstLineChars="0"/>
+            </w:pPr>
+            <w:r>
+              <w:rPr>
+                <w:rFonts w:ascii="Arial" w:hAnsi="Arial" w:eastAsia="Arial" w:cs="Arial"/>
+                <w:i w:val="false"/>
+                <w:b w:val="false"/>
+                <w:u w:val="none"/>
+                <w:sz w:val="22"/>
+                <w:szCs w:val="22"/>
+                <w:color w:val="000000"/>
+              </w:rPr>
+              <w:t xml:space="preserve">13 (24.5%)</w:t>
+            </w:r>
+          </w:p>
+        </w:tc>
+      </w:tr>
+      <w:tr>
+        <w:trPr>
+          <w:trHeight w:val="617" w:hRule="auto"/>
+        </w:trPr>
+        body 30
+        <w:tc>
+          <w:tcPr>
+            <w:tcBorders>
+              <w:bottom w:val="none" w:sz="0" w:space="0" w:color="000000"/>
+              <w:top w:val="none" w:sz="0" w:space="0" w:color="000000"/>
+              <w:left w:val="none" w:sz="0" w:space="0" w:color="000000"/>
+              <w:right w:val="none" w:sz="0" w:space="0" w:color="000000"/>
+            </w:tcBorders>
+            <w:shd w:val="clear" w:color="auto" w:fill="FFFFFF"/>
+            <w:tcMar>
+              <w:top w:w="0" w:type="dxa"/>
+              <w:bottom w:w="0" w:type="dxa"/>
+              <w:left w:w="0" w:type="dxa"/>
+              <w:right w:w="0" w:type="dxa"/>
+            </w:tcMar>
+            <w:vAlign w:val="center"/>
+          </w:tcPr>
+          <w:p>
+            <w:pPr>
+              <w:pStyle w:val="Normal"/>
+              <w:jc w:val="left"/>
+              <w:pBdr>
+                <w:bottom w:val="none" w:sz="0" w:space="0" w:color="000000"/>
+                <w:top w:val="none" w:sz="0" w:space="0" w:color="000000"/>
+                <w:left w:val="none" w:sz="0" w:space="0" w:color="000000"/>
+                <w:right w:val="none" w:sz="0" w:space="0" w:color="000000"/>
+              </w:pBdr>
+              <w:spacing w:after="100" w:before="100" w:line="240"/>
+              <w:ind w:left="100" w:right="100" w:firstLine="0" w:firstLineChars="0"/>
+            </w:pPr>
+            <w:r>
+              <w:rPr>
+                <w:rFonts w:ascii="Arial" w:hAnsi="Arial" w:eastAsia="Arial" w:cs="Arial"/>
+                <w:i w:val="false"/>
+                <w:b w:val="false"/>
+                <w:u w:val="none"/>
+                <w:sz w:val="22"/>
+                <w:szCs w:val="22"/>
+                <w:color w:val="000000"/>
+              </w:rPr>
+              <w:t xml:space="preserve">  Less than one</w:t>
+            </w:r>
+          </w:p>
+        </w:tc>
+        <w:tc>
+          <w:tcPr>
+            <w:tcBorders>
+              <w:bottom w:val="none" w:sz="0" w:space="0" w:color="000000"/>
+              <w:top w:val="none" w:sz="0" w:space="0" w:color="000000"/>
+              <w:left w:val="none" w:sz="0" w:space="0" w:color="000000"/>
+              <w:right w:val="none" w:sz="0" w:space="0" w:color="000000"/>
+            </w:tcBorders>
+            <w:shd w:val="clear" w:color="auto" w:fill="FFFFFF"/>
+            <w:tcMar>
+              <w:top w:w="0" w:type="dxa"/>
+              <w:bottom w:w="0" w:type="dxa"/>
+              <w:left w:w="0" w:type="dxa"/>
+              <w:right w:w="0" w:type="dxa"/>
+            </w:tcMar>
+            <w:vAlign w:val="center"/>
+          </w:tcPr>
+          <w:p>
+            <w:pPr>
+              <w:pStyle w:val="Normal"/>
+              <w:jc w:val="center"/>
+              <w:pBdr>
+                <w:bottom w:val="none" w:sz="0" w:space="0" w:color="000000"/>
+                <w:top w:val="none" w:sz="0" w:space="0" w:color="000000"/>
+                <w:left w:val="none" w:sz="0" w:space="0" w:color="000000"/>
+                <w:right w:val="none" w:sz="0" w:space="0" w:color="000000"/>
+              </w:pBdr>
+              <w:spacing w:after="100" w:before="100" w:line="240"/>
+              <w:ind w:left="100" w:right="100" w:firstLine="0" w:firstLineChars="0"/>
+            </w:pPr>
+            <w:r>
+              <w:rPr>
+                <w:rFonts w:ascii="Arial" w:hAnsi="Arial" w:eastAsia="Arial" w:cs="Arial"/>
+                <w:i w:val="false"/>
+                <w:b w:val="false"/>
+                <w:u w:val="none"/>
+                <w:sz w:val="22"/>
+                <w:szCs w:val="22"/>
+                <w:color w:val="000000"/>
+              </w:rPr>
+              <w:t xml:space="preserve">2 (7.4%)</w:t>
+            </w:r>
+          </w:p>
+        </w:tc>
+        <w:tc>
+          <w:tcPr>
+            <w:tcBorders>
+              <w:bottom w:val="none" w:sz="0" w:space="0" w:color="000000"/>
+              <w:top w:val="none" w:sz="0" w:space="0" w:color="000000"/>
+              <w:left w:val="none" w:sz="0" w:space="0" w:color="000000"/>
+              <w:right w:val="none" w:sz="0" w:space="0" w:color="000000"/>
+            </w:tcBorders>
+            <w:shd w:val="clear" w:color="auto" w:fill="FFFFFF"/>
+            <w:tcMar>
+              <w:top w:w="0" w:type="dxa"/>
+              <w:bottom w:w="0" w:type="dxa"/>
+              <w:left w:w="0" w:type="dxa"/>
+              <w:right w:w="0" w:type="dxa"/>
+            </w:tcMar>
+            <w:vAlign w:val="center"/>
+          </w:tcPr>
+          <w:p>
+            <w:pPr>
+              <w:pStyle w:val="Normal"/>
+              <w:jc w:val="center"/>
+              <w:pBdr>
+                <w:bottom w:val="none" w:sz="0" w:space="0" w:color="000000"/>
+                <w:top w:val="none" w:sz="0" w:space="0" w:color="000000"/>
+                <w:left w:val="none" w:sz="0" w:space="0" w:color="000000"/>
+                <w:right w:val="none" w:sz="0" w:space="0" w:color="000000"/>
+              </w:pBdr>
+              <w:spacing w:after="100" w:before="100" w:line="240"/>
+              <w:ind w:left="100" w:right="100" w:firstLine="0" w:firstLineChars="0"/>
+            </w:pPr>
+            <w:r>
+              <w:rPr>
+                <w:rFonts w:ascii="Arial" w:hAnsi="Arial" w:eastAsia="Arial" w:cs="Arial"/>
+                <w:i w:val="false"/>
+                <w:b w:val="false"/>
+                <w:u w:val="none"/>
+                <w:sz w:val="22"/>
+                <w:szCs w:val="22"/>
+                <w:color w:val="000000"/>
+              </w:rPr>
+              <w:t xml:space="preserve">2 (7.7%)</w:t>
+            </w:r>
+          </w:p>
+        </w:tc>
+        <w:tc>
+          <w:tcPr>
+            <w:tcBorders>
+              <w:bottom w:val="none" w:sz="0" w:space="0" w:color="000000"/>
+              <w:top w:val="none" w:sz="0" w:space="0" w:color="000000"/>
+              <w:left w:val="none" w:sz="0" w:space="0" w:color="000000"/>
+              <w:right w:val="none" w:sz="0" w:space="0" w:color="000000"/>
+            </w:tcBorders>
+            <w:shd w:val="clear" w:color="auto" w:fill="FFFFFF"/>
+            <w:tcMar>
+              <w:top w:w="0" w:type="dxa"/>
+              <w:bottom w:w="0" w:type="dxa"/>
+              <w:left w:w="0" w:type="dxa"/>
+              <w:right w:w="0" w:type="dxa"/>
+            </w:tcMar>
+            <w:vAlign w:val="center"/>
+          </w:tcPr>
+          <w:p>
+            <w:pPr>
+              <w:pStyle w:val="Normal"/>
+              <w:jc w:val="center"/>
+              <w:pBdr>
+                <w:bottom w:val="none" w:sz="0" w:space="0" w:color="000000"/>
+                <w:top w:val="none" w:sz="0" w:space="0" w:color="000000"/>
+                <w:left w:val="none" w:sz="0" w:space="0" w:color="000000"/>
+                <w:right w:val="none" w:sz="0" w:space="0" w:color="000000"/>
+              </w:pBdr>
+              <w:spacing w:after="100" w:before="100" w:line="240"/>
+              <w:ind w:left="100" w:right="100" w:firstLine="0" w:firstLineChars="0"/>
+            </w:pPr>
+            <w:r>
+              <w:rPr>
+                <w:rFonts w:ascii="Arial" w:hAnsi="Arial" w:eastAsia="Arial" w:cs="Arial"/>
+                <w:i w:val="false"/>
+                <w:b w:val="false"/>
+                <w:u w:val="none"/>
+                <w:sz w:val="22"/>
+                <w:szCs w:val="22"/>
+                <w:color w:val="000000"/>
+              </w:rPr>
+              <w:t xml:space="preserve">4 (7.5%)</w:t>
+            </w:r>
+          </w:p>
+        </w:tc>
+      </w:tr>
+      <w:tr>
+        <w:trPr>
+          <w:trHeight w:val="617" w:hRule="auto"/>
+        </w:trPr>
+        body 31
+        <w:tc>
+          <w:tcPr>
+            <w:tcBorders>
+              <w:bottom w:val="none" w:sz="0" w:space="0" w:color="000000"/>
+              <w:top w:val="none" w:sz="0" w:space="0" w:color="000000"/>
+              <w:left w:val="none" w:sz="0" w:space="0" w:color="000000"/>
+              <w:right w:val="none" w:sz="0" w:space="0" w:color="000000"/>
+            </w:tcBorders>
+            <w:shd w:val="clear" w:color="auto" w:fill="FFFFFF"/>
+            <w:tcMar>
+              <w:top w:w="0" w:type="dxa"/>
+              <w:bottom w:w="0" w:type="dxa"/>
+              <w:left w:w="0" w:type="dxa"/>
+              <w:right w:w="0" w:type="dxa"/>
+            </w:tcMar>
+            <w:vAlign w:val="center"/>
+          </w:tcPr>
+          <w:p>
+            <w:pPr>
+              <w:pStyle w:val="Normal"/>
+              <w:jc w:val="left"/>
+              <w:pBdr>
+                <w:bottom w:val="none" w:sz="0" w:space="0" w:color="000000"/>
+                <w:top w:val="none" w:sz="0" w:space="0" w:color="000000"/>
+                <w:left w:val="none" w:sz="0" w:space="0" w:color="000000"/>
+                <w:right w:val="none" w:sz="0" w:space="0" w:color="000000"/>
+              </w:pBdr>
+              <w:spacing w:after="100" w:before="100" w:line="240"/>
+              <w:ind w:left="100" w:right="100" w:firstLine="0" w:firstLineChars="0"/>
+            </w:pPr>
+            <w:r>
+              <w:rPr>
+                <w:rFonts w:ascii="Arial" w:hAnsi="Arial" w:eastAsia="Arial" w:cs="Arial"/>
+                <w:i w:val="false"/>
+                <w:b w:val="false"/>
+                <w:u w:val="none"/>
+                <w:sz w:val="22"/>
+                <w:szCs w:val="22"/>
+                <w:color w:val="000000"/>
+              </w:rPr>
+              <w:t xml:space="preserve">  Once per week</w:t>
+            </w:r>
+          </w:p>
+        </w:tc>
+        <w:tc>
+          <w:tcPr>
+            <w:tcBorders>
+              <w:bottom w:val="none" w:sz="0" w:space="0" w:color="000000"/>
+              <w:top w:val="none" w:sz="0" w:space="0" w:color="000000"/>
+              <w:left w:val="none" w:sz="0" w:space="0" w:color="000000"/>
+              <w:right w:val="none" w:sz="0" w:space="0" w:color="000000"/>
+            </w:tcBorders>
+            <w:shd w:val="clear" w:color="auto" w:fill="FFFFFF"/>
+            <w:tcMar>
+              <w:top w:w="0" w:type="dxa"/>
+              <w:bottom w:w="0" w:type="dxa"/>
+              <w:left w:w="0" w:type="dxa"/>
+              <w:right w:w="0" w:type="dxa"/>
+            </w:tcMar>
+            <w:vAlign w:val="center"/>
+          </w:tcPr>
+          <w:p>
+            <w:pPr>
+              <w:pStyle w:val="Normal"/>
+              <w:jc w:val="center"/>
+              <w:pBdr>
+                <w:bottom w:val="none" w:sz="0" w:space="0" w:color="000000"/>
+                <w:top w:val="none" w:sz="0" w:space="0" w:color="000000"/>
+                <w:left w:val="none" w:sz="0" w:space="0" w:color="000000"/>
+                <w:right w:val="none" w:sz="0" w:space="0" w:color="000000"/>
+              </w:pBdr>
+              <w:spacing w:after="100" w:before="100" w:line="240"/>
+              <w:ind w:left="100" w:right="100" w:firstLine="0" w:firstLineChars="0"/>
+            </w:pPr>
+            <w:r>
+              <w:rPr>
+                <w:rFonts w:ascii="Arial" w:hAnsi="Arial" w:eastAsia="Arial" w:cs="Arial"/>
+                <w:i w:val="false"/>
+                <w:b w:val="false"/>
+                <w:u w:val="none"/>
+                <w:sz w:val="22"/>
+                <w:szCs w:val="22"/>
+                <w:color w:val="000000"/>
+              </w:rPr>
+              <w:t xml:space="preserve">7 (25.9%)</w:t>
+            </w:r>
+          </w:p>
+        </w:tc>
+        <w:tc>
+          <w:tcPr>
+            <w:tcBorders>
+              <w:bottom w:val="none" w:sz="0" w:space="0" w:color="000000"/>
+              <w:top w:val="none" w:sz="0" w:space="0" w:color="000000"/>
+              <w:left w:val="none" w:sz="0" w:space="0" w:color="000000"/>
+              <w:right w:val="none" w:sz="0" w:space="0" w:color="000000"/>
+            </w:tcBorders>
+            <w:shd w:val="clear" w:color="auto" w:fill="FFFFFF"/>
+            <w:tcMar>
+              <w:top w:w="0" w:type="dxa"/>
+              <w:bottom w:w="0" w:type="dxa"/>
+              <w:left w:w="0" w:type="dxa"/>
+              <w:right w:w="0" w:type="dxa"/>
+            </w:tcMar>
+            <w:vAlign w:val="center"/>
+          </w:tcPr>
+          <w:p>
+            <w:pPr>
+              <w:pStyle w:val="Normal"/>
+              <w:jc w:val="center"/>
+              <w:pBdr>
+                <w:bottom w:val="none" w:sz="0" w:space="0" w:color="000000"/>
+                <w:top w:val="none" w:sz="0" w:space="0" w:color="000000"/>
+                <w:left w:val="none" w:sz="0" w:space="0" w:color="000000"/>
+                <w:right w:val="none" w:sz="0" w:space="0" w:color="000000"/>
+              </w:pBdr>
+              <w:spacing w:after="100" w:before="100" w:line="240"/>
+              <w:ind w:left="100" w:right="100" w:firstLine="0" w:firstLineChars="0"/>
+            </w:pPr>
+            <w:r>
+              <w:rPr>
+                <w:rFonts w:ascii="Arial" w:hAnsi="Arial" w:eastAsia="Arial" w:cs="Arial"/>
+                <w:i w:val="false"/>
+                <w:b w:val="false"/>
+                <w:u w:val="none"/>
+                <w:sz w:val="22"/>
+                <w:szCs w:val="22"/>
+                <w:color w:val="000000"/>
+              </w:rPr>
+              <w:t xml:space="preserve">8 (30.8%)</w:t>
+            </w:r>
+          </w:p>
+        </w:tc>
+        <w:tc>
+          <w:tcPr>
+            <w:tcBorders>
+              <w:bottom w:val="none" w:sz="0" w:space="0" w:color="000000"/>
+              <w:top w:val="none" w:sz="0" w:space="0" w:color="000000"/>
+              <w:left w:val="none" w:sz="0" w:space="0" w:color="000000"/>
+              <w:right w:val="none" w:sz="0" w:space="0" w:color="000000"/>
+            </w:tcBorders>
+            <w:shd w:val="clear" w:color="auto" w:fill="FFFFFF"/>
+            <w:tcMar>
+              <w:top w:w="0" w:type="dxa"/>
+              <w:bottom w:w="0" w:type="dxa"/>
+              <w:left w:w="0" w:type="dxa"/>
+              <w:right w:w="0" w:type="dxa"/>
+            </w:tcMar>
+            <w:vAlign w:val="center"/>
+          </w:tcPr>
+          <w:p>
+            <w:pPr>
+              <w:pStyle w:val="Normal"/>
+              <w:jc w:val="center"/>
+              <w:pBdr>
+                <w:bottom w:val="none" w:sz="0" w:space="0" w:color="000000"/>
+                <w:top w:val="none" w:sz="0" w:space="0" w:color="000000"/>
+                <w:left w:val="none" w:sz="0" w:space="0" w:color="000000"/>
+                <w:right w:val="none" w:sz="0" w:space="0" w:color="000000"/>
+              </w:pBdr>
+              <w:spacing w:after="100" w:before="100" w:line="240"/>
+              <w:ind w:left="100" w:right="100" w:firstLine="0" w:firstLineChars="0"/>
+            </w:pPr>
+            <w:r>
+              <w:rPr>
+                <w:rFonts w:ascii="Arial" w:hAnsi="Arial" w:eastAsia="Arial" w:cs="Arial"/>
+                <w:i w:val="false"/>
+                <w:b w:val="false"/>
+                <w:u w:val="none"/>
+                <w:sz w:val="22"/>
+                <w:szCs w:val="22"/>
+                <w:color w:val="000000"/>
+              </w:rPr>
+              <w:t xml:space="preserve">15 (28.3%)</w:t>
+            </w:r>
+          </w:p>
+        </w:tc>
+      </w:tr>
+      <w:tr>
+        <w:trPr>
+          <w:trHeight w:val="617" w:hRule="auto"/>
+        </w:trPr>
+        body 32
+        <w:tc>
+          <w:tcPr>
+            <w:tcBorders>
+              <w:bottom w:val="none" w:sz="0" w:space="0" w:color="000000"/>
+              <w:top w:val="none" w:sz="0" w:space="0" w:color="000000"/>
+              <w:left w:val="none" w:sz="0" w:space="0" w:color="000000"/>
+              <w:right w:val="none" w:sz="0" w:space="0" w:color="000000"/>
+            </w:tcBorders>
+            <w:shd w:val="clear" w:color="auto" w:fill="FFFFFF"/>
+            <w:tcMar>
+              <w:top w:w="0" w:type="dxa"/>
+              <w:bottom w:w="0" w:type="dxa"/>
+              <w:left w:w="0" w:type="dxa"/>
+              <w:right w:w="0" w:type="dxa"/>
+            </w:tcMar>
+            <w:vAlign w:val="center"/>
+          </w:tcPr>
+          <w:p>
+            <w:pPr>
+              <w:pStyle w:val="Normal"/>
+              <w:jc w:val="left"/>
+              <w:pBdr>
+                <w:bottom w:val="none" w:sz="0" w:space="0" w:color="000000"/>
+                <w:top w:val="none" w:sz="0" w:space="0" w:color="000000"/>
+                <w:left w:val="none" w:sz="0" w:space="0" w:color="000000"/>
+                <w:right w:val="none" w:sz="0" w:space="0" w:color="000000"/>
+              </w:pBdr>
+              <w:spacing w:after="100" w:before="100" w:line="240"/>
+              <w:ind w:left="100" w:right="100" w:firstLine="0" w:firstLineChars="0"/>
+            </w:pPr>
+            <w:r>
+              <w:rPr>
+                <w:rFonts w:ascii="Arial" w:hAnsi="Arial" w:eastAsia="Arial" w:cs="Arial"/>
+                <w:i w:val="false"/>
+                <w:b w:val="false"/>
+                <w:u w:val="none"/>
+                <w:sz w:val="22"/>
+                <w:szCs w:val="22"/>
+                <w:color w:val="000000"/>
+              </w:rPr>
+              <w:t xml:space="preserve">  2-3 times per week</w:t>
+            </w:r>
+          </w:p>
+        </w:tc>
+        <w:tc>
+          <w:tcPr>
+            <w:tcBorders>
+              <w:bottom w:val="none" w:sz="0" w:space="0" w:color="000000"/>
+              <w:top w:val="none" w:sz="0" w:space="0" w:color="000000"/>
+              <w:left w:val="none" w:sz="0" w:space="0" w:color="000000"/>
+              <w:right w:val="none" w:sz="0" w:space="0" w:color="000000"/>
+            </w:tcBorders>
+            <w:shd w:val="clear" w:color="auto" w:fill="FFFFFF"/>
+            <w:tcMar>
+              <w:top w:w="0" w:type="dxa"/>
+              <w:bottom w:w="0" w:type="dxa"/>
+              <w:left w:w="0" w:type="dxa"/>
+              <w:right w:w="0" w:type="dxa"/>
+            </w:tcMar>
+            <w:vAlign w:val="center"/>
+          </w:tcPr>
+          <w:p>
+            <w:pPr>
+              <w:pStyle w:val="Normal"/>
+              <w:jc w:val="center"/>
+              <w:pBdr>
+                <w:bottom w:val="none" w:sz="0" w:space="0" w:color="000000"/>
+                <w:top w:val="none" w:sz="0" w:space="0" w:color="000000"/>
+                <w:left w:val="none" w:sz="0" w:space="0" w:color="000000"/>
+                <w:right w:val="none" w:sz="0" w:space="0" w:color="000000"/>
+              </w:pBdr>
+              <w:spacing w:after="100" w:before="100" w:line="240"/>
+              <w:ind w:left="100" w:right="100" w:firstLine="0" w:firstLineChars="0"/>
+            </w:pPr>
+            <w:r>
+              <w:rPr>
+                <w:rFonts w:ascii="Arial" w:hAnsi="Arial" w:eastAsia="Arial" w:cs="Arial"/>
+                <w:i w:val="false"/>
+                <w:b w:val="false"/>
+                <w:u w:val="none"/>
+                <w:sz w:val="22"/>
+                <w:szCs w:val="22"/>
+                <w:color w:val="000000"/>
+              </w:rPr>
+              <w:t xml:space="preserve">7 (25.9%)</w:t>
+            </w:r>
+          </w:p>
+        </w:tc>
+        <w:tc>
+          <w:tcPr>
+            <w:tcBorders>
+              <w:bottom w:val="none" w:sz="0" w:space="0" w:color="000000"/>
+              <w:top w:val="none" w:sz="0" w:space="0" w:color="000000"/>
+              <w:left w:val="none" w:sz="0" w:space="0" w:color="000000"/>
+              <w:right w:val="none" w:sz="0" w:space="0" w:color="000000"/>
+            </w:tcBorders>
+            <w:shd w:val="clear" w:color="auto" w:fill="FFFFFF"/>
+            <w:tcMar>
+              <w:top w:w="0" w:type="dxa"/>
+              <w:bottom w:w="0" w:type="dxa"/>
+              <w:left w:w="0" w:type="dxa"/>
+              <w:right w:w="0" w:type="dxa"/>
+            </w:tcMar>
+            <w:vAlign w:val="center"/>
+          </w:tcPr>
+          <w:p>
+            <w:pPr>
+              <w:pStyle w:val="Normal"/>
+              <w:jc w:val="center"/>
+              <w:pBdr>
+                <w:bottom w:val="none" w:sz="0" w:space="0" w:color="000000"/>
+                <w:top w:val="none" w:sz="0" w:space="0" w:color="000000"/>
+                <w:left w:val="none" w:sz="0" w:space="0" w:color="000000"/>
+                <w:right w:val="none" w:sz="0" w:space="0" w:color="000000"/>
+              </w:pBdr>
+              <w:spacing w:after="100" w:before="100" w:line="240"/>
+              <w:ind w:left="100" w:right="100" w:firstLine="0" w:firstLineChars="0"/>
+            </w:pPr>
+            <w:r>
+              <w:rPr>
+                <w:rFonts w:ascii="Arial" w:hAnsi="Arial" w:eastAsia="Arial" w:cs="Arial"/>
+                <w:i w:val="false"/>
+                <w:b w:val="false"/>
+                <w:u w:val="none"/>
+                <w:sz w:val="22"/>
+                <w:szCs w:val="22"/>
+                <w:color w:val="000000"/>
+              </w:rPr>
+              <w:t xml:space="preserve">6 (23.1%)</w:t>
+            </w:r>
+          </w:p>
+        </w:tc>
+        <w:tc>
+          <w:tcPr>
+            <w:tcBorders>
+              <w:bottom w:val="none" w:sz="0" w:space="0" w:color="000000"/>
+              <w:top w:val="none" w:sz="0" w:space="0" w:color="000000"/>
+              <w:left w:val="none" w:sz="0" w:space="0" w:color="000000"/>
+              <w:right w:val="none" w:sz="0" w:space="0" w:color="000000"/>
+            </w:tcBorders>
+            <w:shd w:val="clear" w:color="auto" w:fill="FFFFFF"/>
+            <w:tcMar>
+              <w:top w:w="0" w:type="dxa"/>
+              <w:bottom w:w="0" w:type="dxa"/>
+              <w:left w:w="0" w:type="dxa"/>
+              <w:right w:w="0" w:type="dxa"/>
+            </w:tcMar>
+            <w:vAlign w:val="center"/>
+          </w:tcPr>
+          <w:p>
+            <w:pPr>
+              <w:pStyle w:val="Normal"/>
+              <w:jc w:val="center"/>
+              <w:pBdr>
+                <w:bottom w:val="none" w:sz="0" w:space="0" w:color="000000"/>
+                <w:top w:val="none" w:sz="0" w:space="0" w:color="000000"/>
+                <w:left w:val="none" w:sz="0" w:space="0" w:color="000000"/>
+                <w:right w:val="none" w:sz="0" w:space="0" w:color="000000"/>
+              </w:pBdr>
+              <w:spacing w:after="100" w:before="100" w:line="240"/>
+              <w:ind w:left="100" w:right="100" w:firstLine="0" w:firstLineChars="0"/>
+            </w:pPr>
+            <w:r>
+              <w:rPr>
+                <w:rFonts w:ascii="Arial" w:hAnsi="Arial" w:eastAsia="Arial" w:cs="Arial"/>
+                <w:i w:val="false"/>
+                <w:b w:val="false"/>
+                <w:u w:val="none"/>
+                <w:sz w:val="22"/>
+                <w:szCs w:val="22"/>
+                <w:color w:val="000000"/>
+              </w:rPr>
+              <w:t xml:space="preserve">13 (24.5%)</w:t>
+            </w:r>
+          </w:p>
+        </w:tc>
+      </w:tr>
+      <w:tr>
+        <w:trPr>
+          <w:trHeight w:val="617" w:hRule="auto"/>
+        </w:trPr>
+        body 33
+        <w:tc>
+          <w:tcPr>
+            <w:tcBorders>
+              <w:bottom w:val="none" w:sz="0" w:space="0" w:color="000000"/>
+              <w:top w:val="none" w:sz="0" w:space="0" w:color="000000"/>
+              <w:left w:val="none" w:sz="0" w:space="0" w:color="000000"/>
+              <w:right w:val="none" w:sz="0" w:space="0" w:color="000000"/>
+            </w:tcBorders>
+            <w:shd w:val="clear" w:color="auto" w:fill="FFFFFF"/>
+            <w:tcMar>
+              <w:top w:w="0" w:type="dxa"/>
+              <w:bottom w:w="0" w:type="dxa"/>
+              <w:left w:w="0" w:type="dxa"/>
+              <w:right w:w="0" w:type="dxa"/>
+            </w:tcMar>
+            <w:vAlign w:val="center"/>
+          </w:tcPr>
+          <w:p>
+            <w:pPr>
+              <w:pStyle w:val="Normal"/>
+              <w:jc w:val="left"/>
+              <w:pBdr>
+                <w:bottom w:val="none" w:sz="0" w:space="0" w:color="000000"/>
+                <w:top w:val="none" w:sz="0" w:space="0" w:color="000000"/>
+                <w:left w:val="none" w:sz="0" w:space="0" w:color="000000"/>
+                <w:right w:val="none" w:sz="0" w:space="0" w:color="000000"/>
+              </w:pBdr>
+              <w:spacing w:after="100" w:before="100" w:line="240"/>
+              <w:ind w:left="100" w:right="100" w:firstLine="0" w:firstLineChars="0"/>
+            </w:pPr>
+            <w:r>
+              <w:rPr>
+                <w:rFonts w:ascii="Arial" w:hAnsi="Arial" w:eastAsia="Arial" w:cs="Arial"/>
+                <w:i w:val="false"/>
+                <w:b w:val="false"/>
+                <w:u w:val="none"/>
+                <w:sz w:val="22"/>
+                <w:szCs w:val="22"/>
+                <w:color w:val="000000"/>
+              </w:rPr>
+              <w:t xml:space="preserve">  Almost every day</w:t>
+            </w:r>
+          </w:p>
+        </w:tc>
+        <w:tc>
+          <w:tcPr>
+            <w:tcBorders>
+              <w:bottom w:val="none" w:sz="0" w:space="0" w:color="000000"/>
+              <w:top w:val="none" w:sz="0" w:space="0" w:color="000000"/>
+              <w:left w:val="none" w:sz="0" w:space="0" w:color="000000"/>
+              <w:right w:val="none" w:sz="0" w:space="0" w:color="000000"/>
+            </w:tcBorders>
+            <w:shd w:val="clear" w:color="auto" w:fill="FFFFFF"/>
+            <w:tcMar>
+              <w:top w:w="0" w:type="dxa"/>
+              <w:bottom w:w="0" w:type="dxa"/>
+              <w:left w:w="0" w:type="dxa"/>
+              <w:right w:w="0" w:type="dxa"/>
+            </w:tcMar>
+            <w:vAlign w:val="center"/>
+          </w:tcPr>
+          <w:p>
+            <w:pPr>
+              <w:pStyle w:val="Normal"/>
+              <w:jc w:val="center"/>
+              <w:pBdr>
+                <w:bottom w:val="none" w:sz="0" w:space="0" w:color="000000"/>
+                <w:top w:val="none" w:sz="0" w:space="0" w:color="000000"/>
+                <w:left w:val="none" w:sz="0" w:space="0" w:color="000000"/>
+                <w:right w:val="none" w:sz="0" w:space="0" w:color="000000"/>
+              </w:pBdr>
+              <w:spacing w:after="100" w:before="100" w:line="240"/>
+              <w:ind w:left="100" w:right="100" w:firstLine="0" w:firstLineChars="0"/>
+            </w:pPr>
+            <w:r>
+              <w:rPr>
+                <w:rFonts w:ascii="Arial" w:hAnsi="Arial" w:eastAsia="Arial" w:cs="Arial"/>
+                <w:i w:val="false"/>
+                <w:b w:val="false"/>
+                <w:u w:val="none"/>
+                <w:sz w:val="22"/>
+                <w:szCs w:val="22"/>
+                <w:color w:val="000000"/>
+              </w:rPr>
+              <w:t xml:space="preserve">4 (14.8%)</w:t>
+            </w:r>
+          </w:p>
+        </w:tc>
+        <w:tc>
+          <w:tcPr>
+            <w:tcBorders>
+              <w:bottom w:val="none" w:sz="0" w:space="0" w:color="000000"/>
+              <w:top w:val="none" w:sz="0" w:space="0" w:color="000000"/>
+              <w:left w:val="none" w:sz="0" w:space="0" w:color="000000"/>
+              <w:right w:val="none" w:sz="0" w:space="0" w:color="000000"/>
+            </w:tcBorders>
+            <w:shd w:val="clear" w:color="auto" w:fill="FFFFFF"/>
+            <w:tcMar>
+              <w:top w:w="0" w:type="dxa"/>
+              <w:bottom w:w="0" w:type="dxa"/>
+              <w:left w:w="0" w:type="dxa"/>
+              <w:right w:w="0" w:type="dxa"/>
+            </w:tcMar>
+            <w:vAlign w:val="center"/>
+          </w:tcPr>
+          <w:p>
+            <w:pPr>
+              <w:pStyle w:val="Normal"/>
+              <w:jc w:val="center"/>
+              <w:pBdr>
+                <w:bottom w:val="none" w:sz="0" w:space="0" w:color="000000"/>
+                <w:top w:val="none" w:sz="0" w:space="0" w:color="000000"/>
+                <w:left w:val="none" w:sz="0" w:space="0" w:color="000000"/>
+                <w:right w:val="none" w:sz="0" w:space="0" w:color="000000"/>
+              </w:pBdr>
+              <w:spacing w:after="100" w:before="100" w:line="240"/>
+              <w:ind w:left="100" w:right="100" w:firstLine="0" w:firstLineChars="0"/>
+            </w:pPr>
+            <w:r>
+              <w:rPr>
+                <w:rFonts w:ascii="Arial" w:hAnsi="Arial" w:eastAsia="Arial" w:cs="Arial"/>
+                <w:i w:val="false"/>
+                <w:b w:val="false"/>
+                <w:u w:val="none"/>
+                <w:sz w:val="22"/>
+                <w:szCs w:val="22"/>
+                <w:color w:val="000000"/>
+              </w:rPr>
+              <w:t xml:space="preserve">3 (11.5%)</w:t>
+            </w:r>
+          </w:p>
+        </w:tc>
+        <w:tc>
+          <w:tcPr>
+            <w:tcBorders>
+              <w:bottom w:val="none" w:sz="0" w:space="0" w:color="000000"/>
+              <w:top w:val="none" w:sz="0" w:space="0" w:color="000000"/>
+              <w:left w:val="none" w:sz="0" w:space="0" w:color="000000"/>
+              <w:right w:val="none" w:sz="0" w:space="0" w:color="000000"/>
+            </w:tcBorders>
+            <w:shd w:val="clear" w:color="auto" w:fill="FFFFFF"/>
+            <w:tcMar>
+              <w:top w:w="0" w:type="dxa"/>
+              <w:bottom w:w="0" w:type="dxa"/>
+              <w:left w:w="0" w:type="dxa"/>
+              <w:right w:w="0" w:type="dxa"/>
+            </w:tcMar>
+            <w:vAlign w:val="center"/>
+          </w:tcPr>
+          <w:p>
+            <w:pPr>
+              <w:pStyle w:val="Normal"/>
+              <w:jc w:val="center"/>
+              <w:pBdr>
+                <w:bottom w:val="none" w:sz="0" w:space="0" w:color="000000"/>
+                <w:top w:val="none" w:sz="0" w:space="0" w:color="000000"/>
+                <w:left w:val="none" w:sz="0" w:space="0" w:color="000000"/>
+                <w:right w:val="none" w:sz="0" w:space="0" w:color="000000"/>
+              </w:pBdr>
+              <w:spacing w:after="100" w:before="100" w:line="240"/>
+              <w:ind w:left="100" w:right="100" w:firstLine="0" w:firstLineChars="0"/>
+            </w:pPr>
+            <w:r>
+              <w:rPr>
+                <w:rFonts w:ascii="Arial" w:hAnsi="Arial" w:eastAsia="Arial" w:cs="Arial"/>
+                <w:i w:val="false"/>
+                <w:b w:val="false"/>
+                <w:u w:val="none"/>
+                <w:sz w:val="22"/>
+                <w:szCs w:val="22"/>
+                <w:color w:val="000000"/>
+              </w:rPr>
+              <w:t xml:space="preserve">7 (13.2%)</w:t>
+            </w:r>
+          </w:p>
+        </w:tc>
+      </w:tr>
+      <w:tr>
+        <w:trPr>
+          <w:trHeight w:val="617" w:hRule="auto"/>
+        </w:trPr>
+        body 34
+        <w:tc>
+          <w:tcPr>
+            <w:tcBorders>
+              <w:bottom w:val="none" w:sz="0" w:space="0" w:color="000000"/>
+              <w:top w:val="none" w:sz="0" w:space="0" w:color="000000"/>
+              <w:left w:val="none" w:sz="0" w:space="0" w:color="000000"/>
+              <w:right w:val="none" w:sz="0" w:space="0" w:color="000000"/>
+            </w:tcBorders>
+            <w:shd w:val="clear" w:color="auto" w:fill="FFFFFF"/>
+            <w:tcMar>
+              <w:top w:w="0" w:type="dxa"/>
+              <w:bottom w:w="0" w:type="dxa"/>
+              <w:left w:w="0" w:type="dxa"/>
+              <w:right w:w="0" w:type="dxa"/>
+            </w:tcMar>
+            <w:vAlign w:val="center"/>
+          </w:tcPr>
+          <w:p>
+            <w:pPr>
+              <w:pStyle w:val="Normal"/>
+              <w:jc w:val="left"/>
+              <w:pBdr>
+                <w:bottom w:val="none" w:sz="0" w:space="0" w:color="000000"/>
+                <w:top w:val="none" w:sz="0" w:space="0" w:color="000000"/>
+                <w:left w:val="none" w:sz="0" w:space="0" w:color="000000"/>
+                <w:right w:val="none" w:sz="0" w:space="0" w:color="000000"/>
+              </w:pBdr>
+              <w:spacing w:after="100" w:before="100" w:line="240"/>
+              <w:ind w:left="100" w:right="100" w:firstLine="0" w:firstLineChars="0"/>
+            </w:pPr>
+            <w:r>
+              <w:rPr>
+                <w:rFonts w:ascii="Arial" w:hAnsi="Arial" w:eastAsia="Arial" w:cs="Arial"/>
+                <w:i w:val="false"/>
+                <w:b w:val="true"/>
+                <w:u w:val="none"/>
+                <w:sz w:val="22"/>
+                <w:szCs w:val="22"/>
+                <w:color w:val="000000"/>
+              </w:rPr>
+              <w:t xml:space="preserve">Exercise Intensity - before intervention</w:t>
+            </w:r>
+          </w:p>
+        </w:tc>
+        <w:tc>
+          <w:tcPr>
+            <w:tcBorders>
+              <w:bottom w:val="none" w:sz="0" w:space="0" w:color="000000"/>
+              <w:top w:val="none" w:sz="0" w:space="0" w:color="000000"/>
+              <w:left w:val="none" w:sz="0" w:space="0" w:color="000000"/>
+              <w:right w:val="none" w:sz="0" w:space="0" w:color="000000"/>
+            </w:tcBorders>
+            <w:shd w:val="clear" w:color="auto" w:fill="FFFFFF"/>
+            <w:tcMar>
+              <w:top w:w="0" w:type="dxa"/>
+              <w:bottom w:w="0" w:type="dxa"/>
+              <w:left w:w="0" w:type="dxa"/>
+              <w:right w:w="0" w:type="dxa"/>
+            </w:tcMar>
+            <w:vAlign w:val="center"/>
+          </w:tcPr>
+          <w:p>
+            <w:pPr>
+              <w:pStyle w:val="Normal"/>
+              <w:jc w:val="center"/>
+              <w:pBdr>
+                <w:bottom w:val="none" w:sz="0" w:space="0" w:color="000000"/>
+                <w:top w:val="none" w:sz="0" w:space="0" w:color="000000"/>
+                <w:left w:val="none" w:sz="0" w:space="0" w:color="000000"/>
+                <w:right w:val="none" w:sz="0" w:space="0" w:color="000000"/>
+              </w:pBdr>
+              <w:spacing w:after="100" w:before="100" w:line="240"/>
+              <w:ind w:left="100" w:right="100" w:firstLine="0" w:firstLineChars="0"/>
+            </w:pPr>
+            <w:r>
+              <w:rPr>
+                <w:rFonts w:ascii="Arial" w:hAnsi="Arial" w:eastAsia="Arial" w:cs="Arial"/>
+                <w:i w:val="false"/>
+                <w:b w:val="false"/>
+                <w:u w:val="none"/>
+                <w:sz w:val="22"/>
+                <w:szCs w:val="22"/>
+                <w:color w:val="000000"/>
+              </w:rPr>
+              <w:t xml:space="preserve"/>
+            </w:r>
+          </w:p>
+        </w:tc>
+        <w:tc>
+          <w:tcPr>
+            <w:tcBorders>
+              <w:bottom w:val="none" w:sz="0" w:space="0" w:color="000000"/>
+              <w:top w:val="none" w:sz="0" w:space="0" w:color="000000"/>
+              <w:left w:val="none" w:sz="0" w:space="0" w:color="000000"/>
+              <w:right w:val="none" w:sz="0" w:space="0" w:color="000000"/>
+            </w:tcBorders>
+            <w:shd w:val="clear" w:color="auto" w:fill="FFFFFF"/>
+            <w:tcMar>
+              <w:top w:w="0" w:type="dxa"/>
+              <w:bottom w:w="0" w:type="dxa"/>
+              <w:left w:w="0" w:type="dxa"/>
+              <w:right w:w="0" w:type="dxa"/>
+            </w:tcMar>
+            <w:vAlign w:val="center"/>
+          </w:tcPr>
+          <w:p>
+            <w:pPr>
+              <w:pStyle w:val="Normal"/>
+              <w:jc w:val="center"/>
+              <w:pBdr>
+                <w:bottom w:val="none" w:sz="0" w:space="0" w:color="000000"/>
+                <w:top w:val="none" w:sz="0" w:space="0" w:color="000000"/>
+                <w:left w:val="none" w:sz="0" w:space="0" w:color="000000"/>
+                <w:right w:val="none" w:sz="0" w:space="0" w:color="000000"/>
+              </w:pBdr>
+              <w:spacing w:after="100" w:before="100" w:line="240"/>
+              <w:ind w:left="100" w:right="100" w:firstLine="0" w:firstLineChars="0"/>
+            </w:pPr>
+            <w:r>
+              <w:rPr>
+                <w:rFonts w:ascii="Arial" w:hAnsi="Arial" w:eastAsia="Arial" w:cs="Arial"/>
+                <w:i w:val="false"/>
+                <w:b w:val="false"/>
+                <w:u w:val="none"/>
+                <w:sz w:val="22"/>
+                <w:szCs w:val="22"/>
+                <w:color w:val="000000"/>
+              </w:rPr>
+              <w:t xml:space="preserve"/>
+            </w:r>
+          </w:p>
+        </w:tc>
+        <w:tc>
+          <w:tcPr>
+            <w:tcBorders>
+              <w:bottom w:val="none" w:sz="0" w:space="0" w:color="000000"/>
+              <w:top w:val="none" w:sz="0" w:space="0" w:color="000000"/>
+              <w:left w:val="none" w:sz="0" w:space="0" w:color="000000"/>
+              <w:right w:val="none" w:sz="0" w:space="0" w:color="000000"/>
+            </w:tcBorders>
+            <w:shd w:val="clear" w:color="auto" w:fill="FFFFFF"/>
+            <w:tcMar>
+              <w:top w:w="0" w:type="dxa"/>
+              <w:bottom w:w="0" w:type="dxa"/>
+              <w:left w:w="0" w:type="dxa"/>
+              <w:right w:w="0" w:type="dxa"/>
+            </w:tcMar>
+            <w:vAlign w:val="center"/>
+          </w:tcPr>
+          <w:p>
+            <w:pPr>
+              <w:pStyle w:val="Normal"/>
+              <w:jc w:val="center"/>
+              <w:pBdr>
+                <w:bottom w:val="none" w:sz="0" w:space="0" w:color="000000"/>
+                <w:top w:val="none" w:sz="0" w:space="0" w:color="000000"/>
+                <w:left w:val="none" w:sz="0" w:space="0" w:color="000000"/>
+                <w:right w:val="none" w:sz="0" w:space="0" w:color="000000"/>
+              </w:pBdr>
+              <w:spacing w:after="100" w:before="100" w:line="240"/>
+              <w:ind w:left="100" w:right="100" w:firstLine="0" w:firstLineChars="0"/>
+            </w:pPr>
+            <w:r>
+              <w:rPr>
+                <w:rFonts w:ascii="Arial" w:hAnsi="Arial" w:eastAsia="Arial" w:cs="Arial"/>
+                <w:i w:val="false"/>
+                <w:b w:val="false"/>
+                <w:u w:val="none"/>
+                <w:sz w:val="22"/>
+                <w:szCs w:val="22"/>
+                <w:color w:val="000000"/>
+              </w:rPr>
+              <w:t xml:space="preserve"/>
+            </w:r>
+          </w:p>
+        </w:tc>
+      </w:tr>
+      <w:tr>
+        <w:trPr>
+          <w:trHeight w:val="617" w:hRule="auto"/>
+        </w:trPr>
+        body 35
+        <w:tc>
+          <w:tcPr>
+            <w:tcBorders>
+              <w:bottom w:val="none" w:sz="0" w:space="0" w:color="000000"/>
+              <w:top w:val="none" w:sz="0" w:space="0" w:color="000000"/>
+              <w:left w:val="none" w:sz="0" w:space="0" w:color="000000"/>
+              <w:right w:val="none" w:sz="0" w:space="0" w:color="000000"/>
+            </w:tcBorders>
+            <w:shd w:val="clear" w:color="auto" w:fill="FFFFFF"/>
+            <w:tcMar>
+              <w:top w:w="0" w:type="dxa"/>
+              <w:bottom w:w="0" w:type="dxa"/>
+              <w:left w:w="0" w:type="dxa"/>
+              <w:right w:w="0" w:type="dxa"/>
+            </w:tcMar>
+            <w:vAlign w:val="center"/>
+          </w:tcPr>
+          <w:p>
+            <w:pPr>
+              <w:pStyle w:val="Normal"/>
+              <w:jc w:val="left"/>
+              <w:pBdr>
+                <w:bottom w:val="none" w:sz="0" w:space="0" w:color="000000"/>
+                <w:top w:val="none" w:sz="0" w:space="0" w:color="000000"/>
+                <w:left w:val="none" w:sz="0" w:space="0" w:color="000000"/>
+                <w:right w:val="none" w:sz="0" w:space="0" w:color="000000"/>
+              </w:pBdr>
+              <w:spacing w:after="100" w:before="100" w:line="240"/>
+              <w:ind w:left="100" w:right="100" w:firstLine="0" w:firstLineChars="0"/>
+            </w:pPr>
+            <w:r>
+              <w:rPr>
+                <w:rFonts w:ascii="Arial" w:hAnsi="Arial" w:eastAsia="Arial" w:cs="Arial"/>
+                <w:i w:val="false"/>
+                <w:b w:val="false"/>
+                <w:u w:val="none"/>
+                <w:sz w:val="22"/>
+                <w:szCs w:val="22"/>
+                <w:color w:val="000000"/>
+              </w:rPr>
+              <w:t xml:space="preserve">  Never Exercise</w:t>
+            </w:r>
+          </w:p>
+        </w:tc>
+        <w:tc>
+          <w:tcPr>
+            <w:tcBorders>
+              <w:bottom w:val="none" w:sz="0" w:space="0" w:color="000000"/>
+              <w:top w:val="none" w:sz="0" w:space="0" w:color="000000"/>
+              <w:left w:val="none" w:sz="0" w:space="0" w:color="000000"/>
+              <w:right w:val="none" w:sz="0" w:space="0" w:color="000000"/>
+            </w:tcBorders>
+            <w:shd w:val="clear" w:color="auto" w:fill="FFFFFF"/>
+            <w:tcMar>
+              <w:top w:w="0" w:type="dxa"/>
+              <w:bottom w:w="0" w:type="dxa"/>
+              <w:left w:w="0" w:type="dxa"/>
+              <w:right w:w="0" w:type="dxa"/>
+            </w:tcMar>
+            <w:vAlign w:val="center"/>
+          </w:tcPr>
+          <w:p>
+            <w:pPr>
+              <w:pStyle w:val="Normal"/>
+              <w:jc w:val="center"/>
+              <w:pBdr>
+                <w:bottom w:val="none" w:sz="0" w:space="0" w:color="000000"/>
+                <w:top w:val="none" w:sz="0" w:space="0" w:color="000000"/>
+                <w:left w:val="none" w:sz="0" w:space="0" w:color="000000"/>
+                <w:right w:val="none" w:sz="0" w:space="0" w:color="000000"/>
+              </w:pBdr>
+              <w:spacing w:after="100" w:before="100" w:line="240"/>
+              <w:ind w:left="100" w:right="100" w:firstLine="0" w:firstLineChars="0"/>
+            </w:pPr>
+            <w:r>
+              <w:rPr>
+                <w:rFonts w:ascii="Arial" w:hAnsi="Arial" w:eastAsia="Arial" w:cs="Arial"/>
+                <w:i w:val="false"/>
+                <w:b w:val="false"/>
+                <w:u w:val="none"/>
+                <w:sz w:val="22"/>
+                <w:szCs w:val="22"/>
+                <w:color w:val="000000"/>
+              </w:rPr>
+              <w:t xml:space="preserve">6 (22.2%)</w:t>
+            </w:r>
+          </w:p>
+        </w:tc>
+        <w:tc>
+          <w:tcPr>
+            <w:tcBorders>
+              <w:bottom w:val="none" w:sz="0" w:space="0" w:color="000000"/>
+              <w:top w:val="none" w:sz="0" w:space="0" w:color="000000"/>
+              <w:left w:val="none" w:sz="0" w:space="0" w:color="000000"/>
+              <w:right w:val="none" w:sz="0" w:space="0" w:color="000000"/>
+            </w:tcBorders>
+            <w:shd w:val="clear" w:color="auto" w:fill="FFFFFF"/>
+            <w:tcMar>
+              <w:top w:w="0" w:type="dxa"/>
+              <w:bottom w:w="0" w:type="dxa"/>
+              <w:left w:w="0" w:type="dxa"/>
+              <w:right w:w="0" w:type="dxa"/>
+            </w:tcMar>
+            <w:vAlign w:val="center"/>
+          </w:tcPr>
+          <w:p>
+            <w:pPr>
+              <w:pStyle w:val="Normal"/>
+              <w:jc w:val="center"/>
+              <w:pBdr>
+                <w:bottom w:val="none" w:sz="0" w:space="0" w:color="000000"/>
+                <w:top w:val="none" w:sz="0" w:space="0" w:color="000000"/>
+                <w:left w:val="none" w:sz="0" w:space="0" w:color="000000"/>
+                <w:right w:val="none" w:sz="0" w:space="0" w:color="000000"/>
+              </w:pBdr>
+              <w:spacing w:after="100" w:before="100" w:line="240"/>
+              <w:ind w:left="100" w:right="100" w:firstLine="0" w:firstLineChars="0"/>
+            </w:pPr>
+            <w:r>
+              <w:rPr>
+                <w:rFonts w:ascii="Arial" w:hAnsi="Arial" w:eastAsia="Arial" w:cs="Arial"/>
+                <w:i w:val="false"/>
+                <w:b w:val="false"/>
+                <w:u w:val="none"/>
+                <w:sz w:val="22"/>
+                <w:szCs w:val="22"/>
+                <w:color w:val="000000"/>
+              </w:rPr>
+              <w:t xml:space="preserve">7 (26.9%)</w:t>
+            </w:r>
+          </w:p>
+        </w:tc>
+        <w:tc>
+          <w:tcPr>
+            <w:tcBorders>
+              <w:bottom w:val="none" w:sz="0" w:space="0" w:color="000000"/>
+              <w:top w:val="none" w:sz="0" w:space="0" w:color="000000"/>
+              <w:left w:val="none" w:sz="0" w:space="0" w:color="000000"/>
+              <w:right w:val="none" w:sz="0" w:space="0" w:color="000000"/>
+            </w:tcBorders>
+            <w:shd w:val="clear" w:color="auto" w:fill="FFFFFF"/>
+            <w:tcMar>
+              <w:top w:w="0" w:type="dxa"/>
+              <w:bottom w:w="0" w:type="dxa"/>
+              <w:left w:w="0" w:type="dxa"/>
+              <w:right w:w="0" w:type="dxa"/>
+            </w:tcMar>
+            <w:vAlign w:val="center"/>
+          </w:tcPr>
+          <w:p>
+            <w:pPr>
+              <w:pStyle w:val="Normal"/>
+              <w:jc w:val="center"/>
+              <w:pBdr>
+                <w:bottom w:val="none" w:sz="0" w:space="0" w:color="000000"/>
+                <w:top w:val="none" w:sz="0" w:space="0" w:color="000000"/>
+                <w:left w:val="none" w:sz="0" w:space="0" w:color="000000"/>
+                <w:right w:val="none" w:sz="0" w:space="0" w:color="000000"/>
+              </w:pBdr>
+              <w:spacing w:after="100" w:before="100" w:line="240"/>
+              <w:ind w:left="100" w:right="100" w:firstLine="0" w:firstLineChars="0"/>
+            </w:pPr>
+            <w:r>
+              <w:rPr>
+                <w:rFonts w:ascii="Arial" w:hAnsi="Arial" w:eastAsia="Arial" w:cs="Arial"/>
+                <w:i w:val="false"/>
+                <w:b w:val="false"/>
+                <w:u w:val="none"/>
+                <w:sz w:val="22"/>
+                <w:szCs w:val="22"/>
+                <w:color w:val="000000"/>
+              </w:rPr>
+              <w:t xml:space="preserve">13 (24.5%)</w:t>
+            </w:r>
+          </w:p>
+        </w:tc>
+      </w:tr>
+      <w:tr>
+        <w:trPr>
+          <w:trHeight w:val="617" w:hRule="auto"/>
+        </w:trPr>
+        body 36
+        <w:tc>
+          <w:tcPr>
+            <w:tcBorders>
+              <w:bottom w:val="none" w:sz="0" w:space="0" w:color="000000"/>
+              <w:top w:val="none" w:sz="0" w:space="0" w:color="000000"/>
+              <w:left w:val="none" w:sz="0" w:space="0" w:color="000000"/>
+              <w:right w:val="none" w:sz="0" w:space="0" w:color="000000"/>
+            </w:tcBorders>
+            <w:shd w:val="clear" w:color="auto" w:fill="FFFFFF"/>
+            <w:tcMar>
+              <w:top w:w="0" w:type="dxa"/>
+              <w:bottom w:w="0" w:type="dxa"/>
+              <w:left w:w="0" w:type="dxa"/>
+              <w:right w:w="0" w:type="dxa"/>
+            </w:tcMar>
+            <w:vAlign w:val="center"/>
+          </w:tcPr>
+          <w:p>
+            <w:pPr>
+              <w:pStyle w:val="Normal"/>
+              <w:jc w:val="left"/>
+              <w:pBdr>
+                <w:bottom w:val="none" w:sz="0" w:space="0" w:color="000000"/>
+                <w:top w:val="none" w:sz="0" w:space="0" w:color="000000"/>
+                <w:left w:val="none" w:sz="0" w:space="0" w:color="000000"/>
+                <w:right w:val="none" w:sz="0" w:space="0" w:color="000000"/>
+              </w:pBdr>
+              <w:spacing w:after="100" w:before="100" w:line="240"/>
+              <w:ind w:left="100" w:right="100" w:firstLine="0" w:firstLineChars="0"/>
+            </w:pPr>
+            <w:r>
+              <w:rPr>
+                <w:rFonts w:ascii="Arial" w:hAnsi="Arial" w:eastAsia="Arial" w:cs="Arial"/>
+                <w:i w:val="false"/>
+                <w:b w:val="false"/>
+                <w:u w:val="none"/>
+                <w:sz w:val="22"/>
+                <w:szCs w:val="22"/>
+                <w:color w:val="000000"/>
+              </w:rPr>
+              <w:t xml:space="preserve">  No sweat or severe loss of breath</w:t>
+            </w:r>
+          </w:p>
+        </w:tc>
+        <w:tc>
+          <w:tcPr>
+            <w:tcBorders>
+              <w:bottom w:val="none" w:sz="0" w:space="0" w:color="000000"/>
+              <w:top w:val="none" w:sz="0" w:space="0" w:color="000000"/>
+              <w:left w:val="none" w:sz="0" w:space="0" w:color="000000"/>
+              <w:right w:val="none" w:sz="0" w:space="0" w:color="000000"/>
+            </w:tcBorders>
+            <w:shd w:val="clear" w:color="auto" w:fill="FFFFFF"/>
+            <w:tcMar>
+              <w:top w:w="0" w:type="dxa"/>
+              <w:bottom w:w="0" w:type="dxa"/>
+              <w:left w:w="0" w:type="dxa"/>
+              <w:right w:w="0" w:type="dxa"/>
+            </w:tcMar>
+            <w:vAlign w:val="center"/>
+          </w:tcPr>
+          <w:p>
+            <w:pPr>
+              <w:pStyle w:val="Normal"/>
+              <w:jc w:val="center"/>
+              <w:pBdr>
+                <w:bottom w:val="none" w:sz="0" w:space="0" w:color="000000"/>
+                <w:top w:val="none" w:sz="0" w:space="0" w:color="000000"/>
+                <w:left w:val="none" w:sz="0" w:space="0" w:color="000000"/>
+                <w:right w:val="none" w:sz="0" w:space="0" w:color="000000"/>
+              </w:pBdr>
+              <w:spacing w:after="100" w:before="100" w:line="240"/>
+              <w:ind w:left="100" w:right="100" w:firstLine="0" w:firstLineChars="0"/>
+            </w:pPr>
+            <w:r>
+              <w:rPr>
+                <w:rFonts w:ascii="Arial" w:hAnsi="Arial" w:eastAsia="Arial" w:cs="Arial"/>
+                <w:i w:val="false"/>
+                <w:b w:val="false"/>
+                <w:u w:val="none"/>
+                <w:sz w:val="22"/>
+                <w:szCs w:val="22"/>
+                <w:color w:val="000000"/>
+              </w:rPr>
+              <w:t xml:space="preserve">9 (33.3%)</w:t>
+            </w:r>
+          </w:p>
+        </w:tc>
+        <w:tc>
+          <w:tcPr>
+            <w:tcBorders>
+              <w:bottom w:val="none" w:sz="0" w:space="0" w:color="000000"/>
+              <w:top w:val="none" w:sz="0" w:space="0" w:color="000000"/>
+              <w:left w:val="none" w:sz="0" w:space="0" w:color="000000"/>
+              <w:right w:val="none" w:sz="0" w:space="0" w:color="000000"/>
+            </w:tcBorders>
+            <w:shd w:val="clear" w:color="auto" w:fill="FFFFFF"/>
+            <w:tcMar>
+              <w:top w:w="0" w:type="dxa"/>
+              <w:bottom w:w="0" w:type="dxa"/>
+              <w:left w:w="0" w:type="dxa"/>
+              <w:right w:w="0" w:type="dxa"/>
+            </w:tcMar>
+            <w:vAlign w:val="center"/>
+          </w:tcPr>
+          <w:p>
+            <w:pPr>
+              <w:pStyle w:val="Normal"/>
+              <w:jc w:val="center"/>
+              <w:pBdr>
+                <w:bottom w:val="none" w:sz="0" w:space="0" w:color="000000"/>
+                <w:top w:val="none" w:sz="0" w:space="0" w:color="000000"/>
+                <w:left w:val="none" w:sz="0" w:space="0" w:color="000000"/>
+                <w:right w:val="none" w:sz="0" w:space="0" w:color="000000"/>
+              </w:pBdr>
+              <w:spacing w:after="100" w:before="100" w:line="240"/>
+              <w:ind w:left="100" w:right="100" w:firstLine="0" w:firstLineChars="0"/>
+            </w:pPr>
+            <w:r>
+              <w:rPr>
+                <w:rFonts w:ascii="Arial" w:hAnsi="Arial" w:eastAsia="Arial" w:cs="Arial"/>
+                <w:i w:val="false"/>
+                <w:b w:val="false"/>
+                <w:u w:val="none"/>
+                <w:sz w:val="22"/>
+                <w:szCs w:val="22"/>
+                <w:color w:val="000000"/>
+              </w:rPr>
+              <w:t xml:space="preserve">9 (34.6%)</w:t>
+            </w:r>
+          </w:p>
+        </w:tc>
+        <w:tc>
+          <w:tcPr>
+            <w:tcBorders>
+              <w:bottom w:val="none" w:sz="0" w:space="0" w:color="000000"/>
+              <w:top w:val="none" w:sz="0" w:space="0" w:color="000000"/>
+              <w:left w:val="none" w:sz="0" w:space="0" w:color="000000"/>
+              <w:right w:val="none" w:sz="0" w:space="0" w:color="000000"/>
+            </w:tcBorders>
+            <w:shd w:val="clear" w:color="auto" w:fill="FFFFFF"/>
+            <w:tcMar>
+              <w:top w:w="0" w:type="dxa"/>
+              <w:bottom w:w="0" w:type="dxa"/>
+              <w:left w:w="0" w:type="dxa"/>
+              <w:right w:w="0" w:type="dxa"/>
+            </w:tcMar>
+            <w:vAlign w:val="center"/>
+          </w:tcPr>
+          <w:p>
+            <w:pPr>
+              <w:pStyle w:val="Normal"/>
+              <w:jc w:val="center"/>
+              <w:pBdr>
+                <w:bottom w:val="none" w:sz="0" w:space="0" w:color="000000"/>
+                <w:top w:val="none" w:sz="0" w:space="0" w:color="000000"/>
+                <w:left w:val="none" w:sz="0" w:space="0" w:color="000000"/>
+                <w:right w:val="none" w:sz="0" w:space="0" w:color="000000"/>
+              </w:pBdr>
+              <w:spacing w:after="100" w:before="100" w:line="240"/>
+              <w:ind w:left="100" w:right="100" w:firstLine="0" w:firstLineChars="0"/>
+            </w:pPr>
+            <w:r>
+              <w:rPr>
+                <w:rFonts w:ascii="Arial" w:hAnsi="Arial" w:eastAsia="Arial" w:cs="Arial"/>
+                <w:i w:val="false"/>
+                <w:b w:val="false"/>
+                <w:u w:val="none"/>
+                <w:sz w:val="22"/>
+                <w:szCs w:val="22"/>
+                <w:color w:val="000000"/>
+              </w:rPr>
+              <w:t xml:space="preserve">18 (34.0%)</w:t>
+            </w:r>
+          </w:p>
+        </w:tc>
+      </w:tr>
+      <w:tr>
+        <w:trPr>
+          <w:trHeight w:val="617" w:hRule="auto"/>
+        </w:trPr>
+        body 37
+        <w:tc>
+          <w:tcPr>
+            <w:tcBorders>
+              <w:bottom w:val="none" w:sz="0" w:space="0" w:color="000000"/>
+              <w:top w:val="none" w:sz="0" w:space="0" w:color="000000"/>
+              <w:left w:val="none" w:sz="0" w:space="0" w:color="000000"/>
+              <w:right w:val="none" w:sz="0" w:space="0" w:color="000000"/>
+            </w:tcBorders>
+            <w:shd w:val="clear" w:color="auto" w:fill="FFFFFF"/>
+            <w:tcMar>
+              <w:top w:w="0" w:type="dxa"/>
+              <w:bottom w:w="0" w:type="dxa"/>
+              <w:left w:w="0" w:type="dxa"/>
+              <w:right w:w="0" w:type="dxa"/>
+            </w:tcMar>
+            <w:vAlign w:val="center"/>
+          </w:tcPr>
+          <w:p>
+            <w:pPr>
+              <w:pStyle w:val="Normal"/>
+              <w:jc w:val="left"/>
+              <w:pBdr>
+                <w:bottom w:val="none" w:sz="0" w:space="0" w:color="000000"/>
+                <w:top w:val="none" w:sz="0" w:space="0" w:color="000000"/>
+                <w:left w:val="none" w:sz="0" w:space="0" w:color="000000"/>
+                <w:right w:val="none" w:sz="0" w:space="0" w:color="000000"/>
+              </w:pBdr>
+              <w:spacing w:after="100" w:before="100" w:line="240"/>
+              <w:ind w:left="100" w:right="100" w:firstLine="0" w:firstLineChars="0"/>
+            </w:pPr>
+            <w:r>
+              <w:rPr>
+                <w:rFonts w:ascii="Arial" w:hAnsi="Arial" w:eastAsia="Arial" w:cs="Arial"/>
+                <w:i w:val="false"/>
+                <w:b w:val="false"/>
+                <w:u w:val="none"/>
+                <w:sz w:val="22"/>
+                <w:szCs w:val="22"/>
+                <w:color w:val="000000"/>
+              </w:rPr>
+              <w:t xml:space="preserve">  Sweat and severe loss of breath</w:t>
+            </w:r>
+          </w:p>
+        </w:tc>
+        <w:tc>
+          <w:tcPr>
+            <w:tcBorders>
+              <w:bottom w:val="none" w:sz="0" w:space="0" w:color="000000"/>
+              <w:top w:val="none" w:sz="0" w:space="0" w:color="000000"/>
+              <w:left w:val="none" w:sz="0" w:space="0" w:color="000000"/>
+              <w:right w:val="none" w:sz="0" w:space="0" w:color="000000"/>
+            </w:tcBorders>
+            <w:shd w:val="clear" w:color="auto" w:fill="FFFFFF"/>
+            <w:tcMar>
+              <w:top w:w="0" w:type="dxa"/>
+              <w:bottom w:w="0" w:type="dxa"/>
+              <w:left w:w="0" w:type="dxa"/>
+              <w:right w:w="0" w:type="dxa"/>
+            </w:tcMar>
+            <w:vAlign w:val="center"/>
+          </w:tcPr>
+          <w:p>
+            <w:pPr>
+              <w:pStyle w:val="Normal"/>
+              <w:jc w:val="center"/>
+              <w:pBdr>
+                <w:bottom w:val="none" w:sz="0" w:space="0" w:color="000000"/>
+                <w:top w:val="none" w:sz="0" w:space="0" w:color="000000"/>
+                <w:left w:val="none" w:sz="0" w:space="0" w:color="000000"/>
+                <w:right w:val="none" w:sz="0" w:space="0" w:color="000000"/>
+              </w:pBdr>
+              <w:spacing w:after="100" w:before="100" w:line="240"/>
+              <w:ind w:left="100" w:right="100" w:firstLine="0" w:firstLineChars="0"/>
+            </w:pPr>
+            <w:r>
+              <w:rPr>
+                <w:rFonts w:ascii="Arial" w:hAnsi="Arial" w:eastAsia="Arial" w:cs="Arial"/>
+                <w:i w:val="false"/>
+                <w:b w:val="false"/>
+                <w:u w:val="none"/>
+                <w:sz w:val="22"/>
+                <w:szCs w:val="22"/>
+                <w:color w:val="000000"/>
+              </w:rPr>
+              <w:t xml:space="preserve">11 (40.7%)</w:t>
+            </w:r>
+          </w:p>
+        </w:tc>
+        <w:tc>
+          <w:tcPr>
+            <w:tcBorders>
+              <w:bottom w:val="none" w:sz="0" w:space="0" w:color="000000"/>
+              <w:top w:val="none" w:sz="0" w:space="0" w:color="000000"/>
+              <w:left w:val="none" w:sz="0" w:space="0" w:color="000000"/>
+              <w:right w:val="none" w:sz="0" w:space="0" w:color="000000"/>
+            </w:tcBorders>
+            <w:shd w:val="clear" w:color="auto" w:fill="FFFFFF"/>
+            <w:tcMar>
+              <w:top w:w="0" w:type="dxa"/>
+              <w:bottom w:w="0" w:type="dxa"/>
+              <w:left w:w="0" w:type="dxa"/>
+              <w:right w:w="0" w:type="dxa"/>
+            </w:tcMar>
+            <w:vAlign w:val="center"/>
+          </w:tcPr>
+          <w:p>
+            <w:pPr>
+              <w:pStyle w:val="Normal"/>
+              <w:jc w:val="center"/>
+              <w:pBdr>
+                <w:bottom w:val="none" w:sz="0" w:space="0" w:color="000000"/>
+                <w:top w:val="none" w:sz="0" w:space="0" w:color="000000"/>
+                <w:left w:val="none" w:sz="0" w:space="0" w:color="000000"/>
+                <w:right w:val="none" w:sz="0" w:space="0" w:color="000000"/>
+              </w:pBdr>
+              <w:spacing w:after="100" w:before="100" w:line="240"/>
+              <w:ind w:left="100" w:right="100" w:firstLine="0" w:firstLineChars="0"/>
+            </w:pPr>
+            <w:r>
+              <w:rPr>
+                <w:rFonts w:ascii="Arial" w:hAnsi="Arial" w:eastAsia="Arial" w:cs="Arial"/>
+                <w:i w:val="false"/>
+                <w:b w:val="false"/>
+                <w:u w:val="none"/>
+                <w:sz w:val="22"/>
+                <w:szCs w:val="22"/>
+                <w:color w:val="000000"/>
+              </w:rPr>
+              <w:t xml:space="preserve">9 (34.6%)</w:t>
+            </w:r>
+          </w:p>
+        </w:tc>
+        <w:tc>
+          <w:tcPr>
+            <w:tcBorders>
+              <w:bottom w:val="none" w:sz="0" w:space="0" w:color="000000"/>
+              <w:top w:val="none" w:sz="0" w:space="0" w:color="000000"/>
+              <w:left w:val="none" w:sz="0" w:space="0" w:color="000000"/>
+              <w:right w:val="none" w:sz="0" w:space="0" w:color="000000"/>
+            </w:tcBorders>
+            <w:shd w:val="clear" w:color="auto" w:fill="FFFFFF"/>
+            <w:tcMar>
+              <w:top w:w="0" w:type="dxa"/>
+              <w:bottom w:w="0" w:type="dxa"/>
+              <w:left w:w="0" w:type="dxa"/>
+              <w:right w:w="0" w:type="dxa"/>
+            </w:tcMar>
+            <w:vAlign w:val="center"/>
+          </w:tcPr>
+          <w:p>
+            <w:pPr>
+              <w:pStyle w:val="Normal"/>
+              <w:jc w:val="center"/>
+              <w:pBdr>
+                <w:bottom w:val="none" w:sz="0" w:space="0" w:color="000000"/>
+                <w:top w:val="none" w:sz="0" w:space="0" w:color="000000"/>
+                <w:left w:val="none" w:sz="0" w:space="0" w:color="000000"/>
+                <w:right w:val="none" w:sz="0" w:space="0" w:color="000000"/>
+              </w:pBdr>
+              <w:spacing w:after="100" w:before="100" w:line="240"/>
+              <w:ind w:left="100" w:right="100" w:firstLine="0" w:firstLineChars="0"/>
+            </w:pPr>
+            <w:r>
+              <w:rPr>
+                <w:rFonts w:ascii="Arial" w:hAnsi="Arial" w:eastAsia="Arial" w:cs="Arial"/>
+                <w:i w:val="false"/>
+                <w:b w:val="false"/>
+                <w:u w:val="none"/>
+                <w:sz w:val="22"/>
+                <w:szCs w:val="22"/>
+                <w:color w:val="000000"/>
+              </w:rPr>
+              <w:t xml:space="preserve">20 (37.7%)</w:t>
+            </w:r>
+          </w:p>
+        </w:tc>
+      </w:tr>
+      <w:tr>
+        <w:trPr>
+          <w:trHeight w:val="617" w:hRule="auto"/>
+        </w:trPr>
+        body 38
+        <w:tc>
+          <w:tcPr>
+            <w:tcBorders>
+              <w:bottom w:val="none" w:sz="0" w:space="0" w:color="000000"/>
+              <w:top w:val="none" w:sz="0" w:space="0" w:color="000000"/>
+              <w:left w:val="none" w:sz="0" w:space="0" w:color="000000"/>
+              <w:right w:val="none" w:sz="0" w:space="0" w:color="000000"/>
+            </w:tcBorders>
+            <w:shd w:val="clear" w:color="auto" w:fill="FFFFFF"/>
+            <w:tcMar>
+              <w:top w:w="0" w:type="dxa"/>
+              <w:bottom w:w="0" w:type="dxa"/>
+              <w:left w:w="0" w:type="dxa"/>
+              <w:right w:w="0" w:type="dxa"/>
+            </w:tcMar>
+            <w:vAlign w:val="center"/>
+          </w:tcPr>
+          <w:p>
+            <w:pPr>
+              <w:pStyle w:val="Normal"/>
+              <w:jc w:val="left"/>
+              <w:pBdr>
+                <w:bottom w:val="none" w:sz="0" w:space="0" w:color="000000"/>
+                <w:top w:val="none" w:sz="0" w:space="0" w:color="000000"/>
+                <w:left w:val="none" w:sz="0" w:space="0" w:color="000000"/>
+                <w:right w:val="none" w:sz="0" w:space="0" w:color="000000"/>
+              </w:pBdr>
+              <w:spacing w:after="100" w:before="100" w:line="240"/>
+              <w:ind w:left="100" w:right="100" w:firstLine="0" w:firstLineChars="0"/>
+            </w:pPr>
+            <w:r>
+              <w:rPr>
+                <w:rFonts w:ascii="Arial" w:hAnsi="Arial" w:eastAsia="Arial" w:cs="Arial"/>
+                <w:i w:val="false"/>
+                <w:b w:val="false"/>
+                <w:u w:val="none"/>
+                <w:sz w:val="22"/>
+                <w:szCs w:val="22"/>
+                <w:color w:val="000000"/>
+              </w:rPr>
+              <w:t xml:space="preserve">  Until exhaustion</w:t>
+            </w:r>
+          </w:p>
+        </w:tc>
+        <w:tc>
+          <w:tcPr>
+            <w:tcBorders>
+              <w:bottom w:val="none" w:sz="0" w:space="0" w:color="000000"/>
+              <w:top w:val="none" w:sz="0" w:space="0" w:color="000000"/>
+              <w:left w:val="none" w:sz="0" w:space="0" w:color="000000"/>
+              <w:right w:val="none" w:sz="0" w:space="0" w:color="000000"/>
+            </w:tcBorders>
+            <w:shd w:val="clear" w:color="auto" w:fill="FFFFFF"/>
+            <w:tcMar>
+              <w:top w:w="0" w:type="dxa"/>
+              <w:bottom w:w="0" w:type="dxa"/>
+              <w:left w:w="0" w:type="dxa"/>
+              <w:right w:w="0" w:type="dxa"/>
+            </w:tcMar>
+            <w:vAlign w:val="center"/>
+          </w:tcPr>
+          <w:p>
+            <w:pPr>
+              <w:pStyle w:val="Normal"/>
+              <w:jc w:val="center"/>
+              <w:pBdr>
+                <w:bottom w:val="none" w:sz="0" w:space="0" w:color="000000"/>
+                <w:top w:val="none" w:sz="0" w:space="0" w:color="000000"/>
+                <w:left w:val="none" w:sz="0" w:space="0" w:color="000000"/>
+                <w:right w:val="none" w:sz="0" w:space="0" w:color="000000"/>
+              </w:pBdr>
+              <w:spacing w:after="100" w:before="100" w:line="240"/>
+              <w:ind w:left="100" w:right="100" w:firstLine="0" w:firstLineChars="0"/>
+            </w:pPr>
+            <w:r>
+              <w:rPr>
+                <w:rFonts w:ascii="Arial" w:hAnsi="Arial" w:eastAsia="Arial" w:cs="Arial"/>
+                <w:i w:val="false"/>
+                <w:b w:val="false"/>
+                <w:u w:val="none"/>
+                <w:sz w:val="22"/>
+                <w:szCs w:val="22"/>
+                <w:color w:val="000000"/>
+              </w:rPr>
+              <w:t xml:space="preserve">0 (0%)</w:t>
+            </w:r>
+          </w:p>
+        </w:tc>
+        <w:tc>
+          <w:tcPr>
+            <w:tcBorders>
+              <w:bottom w:val="none" w:sz="0" w:space="0" w:color="000000"/>
+              <w:top w:val="none" w:sz="0" w:space="0" w:color="000000"/>
+              <w:left w:val="none" w:sz="0" w:space="0" w:color="000000"/>
+              <w:right w:val="none" w:sz="0" w:space="0" w:color="000000"/>
+            </w:tcBorders>
+            <w:shd w:val="clear" w:color="auto" w:fill="FFFFFF"/>
+            <w:tcMar>
+              <w:top w:w="0" w:type="dxa"/>
+              <w:bottom w:w="0" w:type="dxa"/>
+              <w:left w:w="0" w:type="dxa"/>
+              <w:right w:w="0" w:type="dxa"/>
+            </w:tcMar>
+            <w:vAlign w:val="center"/>
+          </w:tcPr>
+          <w:p>
+            <w:pPr>
+              <w:pStyle w:val="Normal"/>
+              <w:jc w:val="center"/>
+              <w:pBdr>
+                <w:bottom w:val="none" w:sz="0" w:space="0" w:color="000000"/>
+                <w:top w:val="none" w:sz="0" w:space="0" w:color="000000"/>
+                <w:left w:val="none" w:sz="0" w:space="0" w:color="000000"/>
+                <w:right w:val="none" w:sz="0" w:space="0" w:color="000000"/>
+              </w:pBdr>
+              <w:spacing w:after="100" w:before="100" w:line="240"/>
+              <w:ind w:left="100" w:right="100" w:firstLine="0" w:firstLineChars="0"/>
+            </w:pPr>
+            <w:r>
+              <w:rPr>
+                <w:rFonts w:ascii="Arial" w:hAnsi="Arial" w:eastAsia="Arial" w:cs="Arial"/>
+                <w:i w:val="false"/>
+                <w:b w:val="false"/>
+                <w:u w:val="none"/>
+                <w:sz w:val="22"/>
+                <w:szCs w:val="22"/>
+                <w:color w:val="000000"/>
+              </w:rPr>
+              <w:t xml:space="preserve">1 (3.8%)</w:t>
+            </w:r>
+          </w:p>
+        </w:tc>
+        <w:tc>
+          <w:tcPr>
+            <w:tcBorders>
+              <w:bottom w:val="none" w:sz="0" w:space="0" w:color="000000"/>
+              <w:top w:val="none" w:sz="0" w:space="0" w:color="000000"/>
+              <w:left w:val="none" w:sz="0" w:space="0" w:color="000000"/>
+              <w:right w:val="none" w:sz="0" w:space="0" w:color="000000"/>
+            </w:tcBorders>
+            <w:shd w:val="clear" w:color="auto" w:fill="FFFFFF"/>
+            <w:tcMar>
+              <w:top w:w="0" w:type="dxa"/>
+              <w:bottom w:w="0" w:type="dxa"/>
+              <w:left w:w="0" w:type="dxa"/>
+              <w:right w:w="0" w:type="dxa"/>
+            </w:tcMar>
+            <w:vAlign w:val="center"/>
+          </w:tcPr>
+          <w:p>
+            <w:pPr>
+              <w:pStyle w:val="Normal"/>
+              <w:jc w:val="center"/>
+              <w:pBdr>
+                <w:bottom w:val="none" w:sz="0" w:space="0" w:color="000000"/>
+                <w:top w:val="none" w:sz="0" w:space="0" w:color="000000"/>
+                <w:left w:val="none" w:sz="0" w:space="0" w:color="000000"/>
+                <w:right w:val="none" w:sz="0" w:space="0" w:color="000000"/>
+              </w:pBdr>
+              <w:spacing w:after="100" w:before="100" w:line="240"/>
+              <w:ind w:left="100" w:right="100" w:firstLine="0" w:firstLineChars="0"/>
+            </w:pPr>
+            <w:r>
+              <w:rPr>
+                <w:rFonts w:ascii="Arial" w:hAnsi="Arial" w:eastAsia="Arial" w:cs="Arial"/>
+                <w:i w:val="false"/>
+                <w:b w:val="false"/>
+                <w:u w:val="none"/>
+                <w:sz w:val="22"/>
+                <w:szCs w:val="22"/>
+                <w:color w:val="000000"/>
+              </w:rPr>
+              <w:t xml:space="preserve">1 (1.9%)</w:t>
+            </w:r>
+          </w:p>
+        </w:tc>
+      </w:tr>
+      <w:tr>
+        <w:trPr>
+          <w:trHeight w:val="573" w:hRule="auto"/>
+        </w:trPr>
+        body 39
+        <w:tc>
+          <w:tcPr>
+            <w:tcBorders>
+              <w:bottom w:val="none" w:sz="0" w:space="0" w:color="000000"/>
+              <w:top w:val="none" w:sz="0" w:space="0" w:color="000000"/>
+              <w:left w:val="none" w:sz="0" w:space="0" w:color="000000"/>
+              <w:right w:val="none" w:sz="0" w:space="0" w:color="000000"/>
+            </w:tcBorders>
+            <w:shd w:val="clear" w:color="auto" w:fill="FFFFFF"/>
+            <w:tcMar>
+              <w:top w:w="0" w:type="dxa"/>
+              <w:bottom w:w="0" w:type="dxa"/>
+              <w:left w:w="0" w:type="dxa"/>
+              <w:right w:w="0" w:type="dxa"/>
+            </w:tcMar>
+            <w:vAlign w:val="center"/>
+          </w:tcPr>
+          <w:p>
+            <w:pPr>
+              <w:pStyle w:val="Normal"/>
+              <w:jc w:val="left"/>
+              <w:pBdr>
+                <w:bottom w:val="none" w:sz="0" w:space="0" w:color="000000"/>
+                <w:top w:val="none" w:sz="0" w:space="0" w:color="000000"/>
+                <w:left w:val="none" w:sz="0" w:space="0" w:color="000000"/>
+                <w:right w:val="none" w:sz="0" w:space="0" w:color="000000"/>
+              </w:pBdr>
+              <w:spacing w:after="100" w:before="100" w:line="240"/>
+              <w:ind w:left="100" w:right="100" w:firstLine="0" w:firstLineChars="0"/>
+            </w:pPr>
+            <w:r>
+              <w:rPr>
+                <w:rFonts w:ascii="Arial" w:hAnsi="Arial" w:eastAsia="Arial" w:cs="Arial"/>
+                <w:i w:val="false"/>
+                <w:b w:val="true"/>
+                <w:u w:val="none"/>
+                <w:sz w:val="22"/>
+                <w:szCs w:val="22"/>
+                <w:color w:val="000000"/>
+              </w:rPr>
+              <w:t xml:space="preserve">Exercise Duration - before intervention</w:t>
+            </w:r>
+          </w:p>
+        </w:tc>
+        <w:tc>
+          <w:tcPr>
+            <w:tcBorders>
+              <w:bottom w:val="none" w:sz="0" w:space="0" w:color="000000"/>
+              <w:top w:val="none" w:sz="0" w:space="0" w:color="000000"/>
+              <w:left w:val="none" w:sz="0" w:space="0" w:color="000000"/>
+              <w:right w:val="none" w:sz="0" w:space="0" w:color="000000"/>
+            </w:tcBorders>
+            <w:shd w:val="clear" w:color="auto" w:fill="FFFFFF"/>
+            <w:tcMar>
+              <w:top w:w="0" w:type="dxa"/>
+              <w:bottom w:w="0" w:type="dxa"/>
+              <w:left w:w="0" w:type="dxa"/>
+              <w:right w:w="0" w:type="dxa"/>
+            </w:tcMar>
+            <w:vAlign w:val="center"/>
+          </w:tcPr>
+          <w:p>
+            <w:pPr>
+              <w:pStyle w:val="Normal"/>
+              <w:jc w:val="center"/>
+              <w:pBdr>
+                <w:bottom w:val="none" w:sz="0" w:space="0" w:color="000000"/>
+                <w:top w:val="none" w:sz="0" w:space="0" w:color="000000"/>
+                <w:left w:val="none" w:sz="0" w:space="0" w:color="000000"/>
+                <w:right w:val="none" w:sz="0" w:space="0" w:color="000000"/>
+              </w:pBdr>
+              <w:spacing w:after="100" w:before="100" w:line="240"/>
+              <w:ind w:left="100" w:right="100" w:firstLine="0" w:firstLineChars="0"/>
+            </w:pPr>
+            <w:r>
+              <w:rPr>
+                <w:rFonts w:ascii="Arial" w:hAnsi="Arial" w:eastAsia="Arial" w:cs="Arial"/>
+                <w:i w:val="false"/>
+                <w:b w:val="false"/>
+                <w:u w:val="none"/>
+                <w:sz w:val="22"/>
+                <w:szCs w:val="22"/>
+                <w:color w:val="000000"/>
+              </w:rPr>
+              <w:t xml:space="preserve"/>
+            </w:r>
+          </w:p>
+        </w:tc>
+        <w:tc>
+          <w:tcPr>
+            <w:tcBorders>
+              <w:bottom w:val="none" w:sz="0" w:space="0" w:color="000000"/>
+              <w:top w:val="none" w:sz="0" w:space="0" w:color="000000"/>
+              <w:left w:val="none" w:sz="0" w:space="0" w:color="000000"/>
+              <w:right w:val="none" w:sz="0" w:space="0" w:color="000000"/>
+            </w:tcBorders>
+            <w:shd w:val="clear" w:color="auto" w:fill="FFFFFF"/>
+            <w:tcMar>
+              <w:top w:w="0" w:type="dxa"/>
+              <w:bottom w:w="0" w:type="dxa"/>
+              <w:left w:w="0" w:type="dxa"/>
+              <w:right w:w="0" w:type="dxa"/>
+            </w:tcMar>
+            <w:vAlign w:val="center"/>
+          </w:tcPr>
+          <w:p>
+            <w:pPr>
+              <w:pStyle w:val="Normal"/>
+              <w:jc w:val="center"/>
+              <w:pBdr>
+                <w:bottom w:val="none" w:sz="0" w:space="0" w:color="000000"/>
+                <w:top w:val="none" w:sz="0" w:space="0" w:color="000000"/>
+                <w:left w:val="none" w:sz="0" w:space="0" w:color="000000"/>
+                <w:right w:val="none" w:sz="0" w:space="0" w:color="000000"/>
+              </w:pBdr>
+              <w:spacing w:after="100" w:before="100" w:line="240"/>
+              <w:ind w:left="100" w:right="100" w:firstLine="0" w:firstLineChars="0"/>
+            </w:pPr>
+            <w:r>
+              <w:rPr>
+                <w:rFonts w:ascii="Arial" w:hAnsi="Arial" w:eastAsia="Arial" w:cs="Arial"/>
+                <w:i w:val="false"/>
+                <w:b w:val="false"/>
+                <w:u w:val="none"/>
+                <w:sz w:val="22"/>
+                <w:szCs w:val="22"/>
+                <w:color w:val="000000"/>
+              </w:rPr>
+              <w:t xml:space="preserve"/>
+            </w:r>
+          </w:p>
+        </w:tc>
+        <w:tc>
+          <w:tcPr>
+            <w:tcBorders>
+              <w:bottom w:val="none" w:sz="0" w:space="0" w:color="000000"/>
+              <w:top w:val="none" w:sz="0" w:space="0" w:color="000000"/>
+              <w:left w:val="none" w:sz="0" w:space="0" w:color="000000"/>
+              <w:right w:val="none" w:sz="0" w:space="0" w:color="000000"/>
+            </w:tcBorders>
+            <w:shd w:val="clear" w:color="auto" w:fill="FFFFFF"/>
+            <w:tcMar>
+              <w:top w:w="0" w:type="dxa"/>
+              <w:bottom w:w="0" w:type="dxa"/>
+              <w:left w:w="0" w:type="dxa"/>
+              <w:right w:w="0" w:type="dxa"/>
+            </w:tcMar>
+            <w:vAlign w:val="center"/>
+          </w:tcPr>
+          <w:p>
+            <w:pPr>
+              <w:pStyle w:val="Normal"/>
+              <w:jc w:val="center"/>
+              <w:pBdr>
+                <w:bottom w:val="none" w:sz="0" w:space="0" w:color="000000"/>
+                <w:top w:val="none" w:sz="0" w:space="0" w:color="000000"/>
+                <w:left w:val="none" w:sz="0" w:space="0" w:color="000000"/>
+                <w:right w:val="none" w:sz="0" w:space="0" w:color="000000"/>
+              </w:pBdr>
+              <w:spacing w:after="100" w:before="100" w:line="240"/>
+              <w:ind w:left="100" w:right="100" w:firstLine="0" w:firstLineChars="0"/>
+            </w:pPr>
+            <w:r>
+              <w:rPr>
+                <w:rFonts w:ascii="Arial" w:hAnsi="Arial" w:eastAsia="Arial" w:cs="Arial"/>
+                <w:i w:val="false"/>
+                <w:b w:val="false"/>
+                <w:u w:val="none"/>
+                <w:sz w:val="22"/>
+                <w:szCs w:val="22"/>
+                <w:color w:val="000000"/>
+              </w:rPr>
+              <w:t xml:space="preserve"/>
+            </w:r>
+          </w:p>
+        </w:tc>
+      </w:tr>
+      <w:tr>
+        <w:trPr>
+          <w:trHeight w:val="617" w:hRule="auto"/>
+        </w:trPr>
+        body 40
+        <w:tc>
+          <w:tcPr>
+            <w:tcBorders>
+              <w:bottom w:val="none" w:sz="0" w:space="0" w:color="000000"/>
+              <w:top w:val="none" w:sz="0" w:space="0" w:color="000000"/>
+              <w:left w:val="none" w:sz="0" w:space="0" w:color="000000"/>
+              <w:right w:val="none" w:sz="0" w:space="0" w:color="000000"/>
+            </w:tcBorders>
+            <w:shd w:val="clear" w:color="auto" w:fill="FFFFFF"/>
+            <w:tcMar>
+              <w:top w:w="0" w:type="dxa"/>
+              <w:bottom w:w="0" w:type="dxa"/>
+              <w:left w:w="0" w:type="dxa"/>
+              <w:right w:w="0" w:type="dxa"/>
+            </w:tcMar>
+            <w:vAlign w:val="center"/>
+          </w:tcPr>
+          <w:p>
+            <w:pPr>
+              <w:pStyle w:val="Normal"/>
+              <w:jc w:val="left"/>
+              <w:pBdr>
+                <w:bottom w:val="none" w:sz="0" w:space="0" w:color="000000"/>
+                <w:top w:val="none" w:sz="0" w:space="0" w:color="000000"/>
+                <w:left w:val="none" w:sz="0" w:space="0" w:color="000000"/>
+                <w:right w:val="none" w:sz="0" w:space="0" w:color="000000"/>
+              </w:pBdr>
+              <w:spacing w:after="100" w:before="100" w:line="240"/>
+              <w:ind w:left="100" w:right="100" w:firstLine="0" w:firstLineChars="0"/>
+            </w:pPr>
+            <w:r>
+              <w:rPr>
+                <w:rFonts w:ascii="Arial" w:hAnsi="Arial" w:eastAsia="Arial" w:cs="Arial"/>
+                <w:i w:val="false"/>
+                <w:b w:val="false"/>
+                <w:u w:val="none"/>
+                <w:sz w:val="22"/>
+                <w:szCs w:val="22"/>
+                <w:color w:val="000000"/>
+              </w:rPr>
+              <w:t xml:space="preserve">  Never Exercise</w:t>
+            </w:r>
+          </w:p>
+        </w:tc>
+        <w:tc>
+          <w:tcPr>
+            <w:tcBorders>
+              <w:bottom w:val="none" w:sz="0" w:space="0" w:color="000000"/>
+              <w:top w:val="none" w:sz="0" w:space="0" w:color="000000"/>
+              <w:left w:val="none" w:sz="0" w:space="0" w:color="000000"/>
+              <w:right w:val="none" w:sz="0" w:space="0" w:color="000000"/>
+            </w:tcBorders>
+            <w:shd w:val="clear" w:color="auto" w:fill="FFFFFF"/>
+            <w:tcMar>
+              <w:top w:w="0" w:type="dxa"/>
+              <w:bottom w:w="0" w:type="dxa"/>
+              <w:left w:w="0" w:type="dxa"/>
+              <w:right w:w="0" w:type="dxa"/>
+            </w:tcMar>
+            <w:vAlign w:val="center"/>
+          </w:tcPr>
+          <w:p>
+            <w:pPr>
+              <w:pStyle w:val="Normal"/>
+              <w:jc w:val="center"/>
+              <w:pBdr>
+                <w:bottom w:val="none" w:sz="0" w:space="0" w:color="000000"/>
+                <w:top w:val="none" w:sz="0" w:space="0" w:color="000000"/>
+                <w:left w:val="none" w:sz="0" w:space="0" w:color="000000"/>
+                <w:right w:val="none" w:sz="0" w:space="0" w:color="000000"/>
+              </w:pBdr>
+              <w:spacing w:after="100" w:before="100" w:line="240"/>
+              <w:ind w:left="100" w:right="100" w:firstLine="0" w:firstLineChars="0"/>
+            </w:pPr>
+            <w:r>
+              <w:rPr>
+                <w:rFonts w:ascii="Arial" w:hAnsi="Arial" w:eastAsia="Arial" w:cs="Arial"/>
+                <w:i w:val="false"/>
+                <w:b w:val="false"/>
+                <w:u w:val="none"/>
+                <w:sz w:val="22"/>
+                <w:szCs w:val="22"/>
+                <w:color w:val="000000"/>
+              </w:rPr>
+              <w:t xml:space="preserve">6 (22.2%)</w:t>
+            </w:r>
+          </w:p>
+        </w:tc>
+        <w:tc>
+          <w:tcPr>
+            <w:tcBorders>
+              <w:bottom w:val="none" w:sz="0" w:space="0" w:color="000000"/>
+              <w:top w:val="none" w:sz="0" w:space="0" w:color="000000"/>
+              <w:left w:val="none" w:sz="0" w:space="0" w:color="000000"/>
+              <w:right w:val="none" w:sz="0" w:space="0" w:color="000000"/>
+            </w:tcBorders>
+            <w:shd w:val="clear" w:color="auto" w:fill="FFFFFF"/>
+            <w:tcMar>
+              <w:top w:w="0" w:type="dxa"/>
+              <w:bottom w:w="0" w:type="dxa"/>
+              <w:left w:w="0" w:type="dxa"/>
+              <w:right w:w="0" w:type="dxa"/>
+            </w:tcMar>
+            <w:vAlign w:val="center"/>
+          </w:tcPr>
+          <w:p>
+            <w:pPr>
+              <w:pStyle w:val="Normal"/>
+              <w:jc w:val="center"/>
+              <w:pBdr>
+                <w:bottom w:val="none" w:sz="0" w:space="0" w:color="000000"/>
+                <w:top w:val="none" w:sz="0" w:space="0" w:color="000000"/>
+                <w:left w:val="none" w:sz="0" w:space="0" w:color="000000"/>
+                <w:right w:val="none" w:sz="0" w:space="0" w:color="000000"/>
+              </w:pBdr>
+              <w:spacing w:after="100" w:before="100" w:line="240"/>
+              <w:ind w:left="100" w:right="100" w:firstLine="0" w:firstLineChars="0"/>
+            </w:pPr>
+            <w:r>
+              <w:rPr>
+                <w:rFonts w:ascii="Arial" w:hAnsi="Arial" w:eastAsia="Arial" w:cs="Arial"/>
+                <w:i w:val="false"/>
+                <w:b w:val="false"/>
+                <w:u w:val="none"/>
+                <w:sz w:val="22"/>
+                <w:szCs w:val="22"/>
+                <w:color w:val="000000"/>
+              </w:rPr>
+              <w:t xml:space="preserve">7 (26.9%)</w:t>
+            </w:r>
+          </w:p>
+        </w:tc>
+        <w:tc>
+          <w:tcPr>
+            <w:tcBorders>
+              <w:bottom w:val="none" w:sz="0" w:space="0" w:color="000000"/>
+              <w:top w:val="none" w:sz="0" w:space="0" w:color="000000"/>
+              <w:left w:val="none" w:sz="0" w:space="0" w:color="000000"/>
+              <w:right w:val="none" w:sz="0" w:space="0" w:color="000000"/>
+            </w:tcBorders>
+            <w:shd w:val="clear" w:color="auto" w:fill="FFFFFF"/>
+            <w:tcMar>
+              <w:top w:w="0" w:type="dxa"/>
+              <w:bottom w:w="0" w:type="dxa"/>
+              <w:left w:w="0" w:type="dxa"/>
+              <w:right w:w="0" w:type="dxa"/>
+            </w:tcMar>
+            <w:vAlign w:val="center"/>
+          </w:tcPr>
+          <w:p>
+            <w:pPr>
+              <w:pStyle w:val="Normal"/>
+              <w:jc w:val="center"/>
+              <w:pBdr>
+                <w:bottom w:val="none" w:sz="0" w:space="0" w:color="000000"/>
+                <w:top w:val="none" w:sz="0" w:space="0" w:color="000000"/>
+                <w:left w:val="none" w:sz="0" w:space="0" w:color="000000"/>
+                <w:right w:val="none" w:sz="0" w:space="0" w:color="000000"/>
+              </w:pBdr>
+              <w:spacing w:after="100" w:before="100" w:line="240"/>
+              <w:ind w:left="100" w:right="100" w:firstLine="0" w:firstLineChars="0"/>
+            </w:pPr>
+            <w:r>
+              <w:rPr>
+                <w:rFonts w:ascii="Arial" w:hAnsi="Arial" w:eastAsia="Arial" w:cs="Arial"/>
+                <w:i w:val="false"/>
+                <w:b w:val="false"/>
+                <w:u w:val="none"/>
+                <w:sz w:val="22"/>
+                <w:szCs w:val="22"/>
+                <w:color w:val="000000"/>
+              </w:rPr>
+              <w:t xml:space="preserve">13 (24.5%)</w:t>
+            </w:r>
+          </w:p>
+        </w:tc>
+      </w:tr>
+      <w:tr>
+        <w:trPr>
+          <w:trHeight w:val="617" w:hRule="auto"/>
+        </w:trPr>
+        body 41
+        <w:tc>
+          <w:tcPr>
+            <w:tcBorders>
+              <w:bottom w:val="none" w:sz="0" w:space="0" w:color="000000"/>
+              <w:top w:val="none" w:sz="0" w:space="0" w:color="000000"/>
+              <w:left w:val="none" w:sz="0" w:space="0" w:color="000000"/>
+              <w:right w:val="none" w:sz="0" w:space="0" w:color="000000"/>
+            </w:tcBorders>
+            <w:shd w:val="clear" w:color="auto" w:fill="FFFFFF"/>
+            <w:tcMar>
+              <w:top w:w="0" w:type="dxa"/>
+              <w:bottom w:w="0" w:type="dxa"/>
+              <w:left w:w="0" w:type="dxa"/>
+              <w:right w:w="0" w:type="dxa"/>
+            </w:tcMar>
+            <w:vAlign w:val="center"/>
+          </w:tcPr>
+          <w:p>
+            <w:pPr>
+              <w:pStyle w:val="Normal"/>
+              <w:jc w:val="left"/>
+              <w:pBdr>
+                <w:bottom w:val="none" w:sz="0" w:space="0" w:color="000000"/>
+                <w:top w:val="none" w:sz="0" w:space="0" w:color="000000"/>
+                <w:left w:val="none" w:sz="0" w:space="0" w:color="000000"/>
+                <w:right w:val="none" w:sz="0" w:space="0" w:color="000000"/>
+              </w:pBdr>
+              <w:spacing w:after="100" w:before="100" w:line="240"/>
+              <w:ind w:left="100" w:right="100" w:firstLine="0" w:firstLineChars="0"/>
+            </w:pPr>
+            <w:r>
+              <w:rPr>
+                <w:rFonts w:ascii="Arial" w:hAnsi="Arial" w:eastAsia="Arial" w:cs="Arial"/>
+                <w:i w:val="false"/>
+                <w:b w:val="false"/>
+                <w:u w:val="none"/>
+                <w:sz w:val="22"/>
+                <w:szCs w:val="22"/>
+                <w:color w:val="000000"/>
+              </w:rPr>
+              <w:t xml:space="preserve">  Less than 15 minutes</w:t>
+            </w:r>
+          </w:p>
+        </w:tc>
+        <w:tc>
+          <w:tcPr>
+            <w:tcBorders>
+              <w:bottom w:val="none" w:sz="0" w:space="0" w:color="000000"/>
+              <w:top w:val="none" w:sz="0" w:space="0" w:color="000000"/>
+              <w:left w:val="none" w:sz="0" w:space="0" w:color="000000"/>
+              <w:right w:val="none" w:sz="0" w:space="0" w:color="000000"/>
+            </w:tcBorders>
+            <w:shd w:val="clear" w:color="auto" w:fill="FFFFFF"/>
+            <w:tcMar>
+              <w:top w:w="0" w:type="dxa"/>
+              <w:bottom w:w="0" w:type="dxa"/>
+              <w:left w:w="0" w:type="dxa"/>
+              <w:right w:w="0" w:type="dxa"/>
+            </w:tcMar>
+            <w:vAlign w:val="center"/>
+          </w:tcPr>
+          <w:p>
+            <w:pPr>
+              <w:pStyle w:val="Normal"/>
+              <w:jc w:val="center"/>
+              <w:pBdr>
+                <w:bottom w:val="none" w:sz="0" w:space="0" w:color="000000"/>
+                <w:top w:val="none" w:sz="0" w:space="0" w:color="000000"/>
+                <w:left w:val="none" w:sz="0" w:space="0" w:color="000000"/>
+                <w:right w:val="none" w:sz="0" w:space="0" w:color="000000"/>
+              </w:pBdr>
+              <w:spacing w:after="100" w:before="100" w:line="240"/>
+              <w:ind w:left="100" w:right="100" w:firstLine="0" w:firstLineChars="0"/>
+            </w:pPr>
+            <w:r>
+              <w:rPr>
+                <w:rFonts w:ascii="Arial" w:hAnsi="Arial" w:eastAsia="Arial" w:cs="Arial"/>
+                <w:i w:val="false"/>
+                <w:b w:val="false"/>
+                <w:u w:val="none"/>
+                <w:sz w:val="22"/>
+                <w:szCs w:val="22"/>
+                <w:color w:val="000000"/>
+              </w:rPr>
+              <w:t xml:space="preserve">1 (3.7%)</w:t>
+            </w:r>
+          </w:p>
+        </w:tc>
+        <w:tc>
+          <w:tcPr>
+            <w:tcBorders>
+              <w:bottom w:val="none" w:sz="0" w:space="0" w:color="000000"/>
+              <w:top w:val="none" w:sz="0" w:space="0" w:color="000000"/>
+              <w:left w:val="none" w:sz="0" w:space="0" w:color="000000"/>
+              <w:right w:val="none" w:sz="0" w:space="0" w:color="000000"/>
+            </w:tcBorders>
+            <w:shd w:val="clear" w:color="auto" w:fill="FFFFFF"/>
+            <w:tcMar>
+              <w:top w:w="0" w:type="dxa"/>
+              <w:bottom w:w="0" w:type="dxa"/>
+              <w:left w:w="0" w:type="dxa"/>
+              <w:right w:w="0" w:type="dxa"/>
+            </w:tcMar>
+            <w:vAlign w:val="center"/>
+          </w:tcPr>
+          <w:p>
+            <w:pPr>
+              <w:pStyle w:val="Normal"/>
+              <w:jc w:val="center"/>
+              <w:pBdr>
+                <w:bottom w:val="none" w:sz="0" w:space="0" w:color="000000"/>
+                <w:top w:val="none" w:sz="0" w:space="0" w:color="000000"/>
+                <w:left w:val="none" w:sz="0" w:space="0" w:color="000000"/>
+                <w:right w:val="none" w:sz="0" w:space="0" w:color="000000"/>
+              </w:pBdr>
+              <w:spacing w:after="100" w:before="100" w:line="240"/>
+              <w:ind w:left="100" w:right="100" w:firstLine="0" w:firstLineChars="0"/>
+            </w:pPr>
+            <w:r>
+              <w:rPr>
+                <w:rFonts w:ascii="Arial" w:hAnsi="Arial" w:eastAsia="Arial" w:cs="Arial"/>
+                <w:i w:val="false"/>
+                <w:b w:val="false"/>
+                <w:u w:val="none"/>
+                <w:sz w:val="22"/>
+                <w:szCs w:val="22"/>
+                <w:color w:val="000000"/>
+              </w:rPr>
+              <w:t xml:space="preserve">0 (0%)</w:t>
+            </w:r>
+          </w:p>
+        </w:tc>
+        <w:tc>
+          <w:tcPr>
+            <w:tcBorders>
+              <w:bottom w:val="none" w:sz="0" w:space="0" w:color="000000"/>
+              <w:top w:val="none" w:sz="0" w:space="0" w:color="000000"/>
+              <w:left w:val="none" w:sz="0" w:space="0" w:color="000000"/>
+              <w:right w:val="none" w:sz="0" w:space="0" w:color="000000"/>
+            </w:tcBorders>
+            <w:shd w:val="clear" w:color="auto" w:fill="FFFFFF"/>
+            <w:tcMar>
+              <w:top w:w="0" w:type="dxa"/>
+              <w:bottom w:w="0" w:type="dxa"/>
+              <w:left w:w="0" w:type="dxa"/>
+              <w:right w:w="0" w:type="dxa"/>
+            </w:tcMar>
+            <w:vAlign w:val="center"/>
+          </w:tcPr>
+          <w:p>
+            <w:pPr>
+              <w:pStyle w:val="Normal"/>
+              <w:jc w:val="center"/>
+              <w:pBdr>
+                <w:bottom w:val="none" w:sz="0" w:space="0" w:color="000000"/>
+                <w:top w:val="none" w:sz="0" w:space="0" w:color="000000"/>
+                <w:left w:val="none" w:sz="0" w:space="0" w:color="000000"/>
+                <w:right w:val="none" w:sz="0" w:space="0" w:color="000000"/>
+              </w:pBdr>
+              <w:spacing w:after="100" w:before="100" w:line="240"/>
+              <w:ind w:left="100" w:right="100" w:firstLine="0" w:firstLineChars="0"/>
+            </w:pPr>
+            <w:r>
+              <w:rPr>
+                <w:rFonts w:ascii="Arial" w:hAnsi="Arial" w:eastAsia="Arial" w:cs="Arial"/>
+                <w:i w:val="false"/>
+                <w:b w:val="false"/>
+                <w:u w:val="none"/>
+                <w:sz w:val="22"/>
+                <w:szCs w:val="22"/>
+                <w:color w:val="000000"/>
+              </w:rPr>
+              <w:t xml:space="preserve">1 (1.9%)</w:t>
+            </w:r>
+          </w:p>
+        </w:tc>
+      </w:tr>
+      <w:tr>
+        <w:trPr>
+          <w:trHeight w:val="617" w:hRule="auto"/>
+        </w:trPr>
+        body 42
+        <w:tc>
+          <w:tcPr>
+            <w:tcBorders>
+              <w:bottom w:val="none" w:sz="0" w:space="0" w:color="000000"/>
+              <w:top w:val="none" w:sz="0" w:space="0" w:color="000000"/>
+              <w:left w:val="none" w:sz="0" w:space="0" w:color="000000"/>
+              <w:right w:val="none" w:sz="0" w:space="0" w:color="000000"/>
+            </w:tcBorders>
+            <w:shd w:val="clear" w:color="auto" w:fill="FFFFFF"/>
+            <w:tcMar>
+              <w:top w:w="0" w:type="dxa"/>
+              <w:bottom w:w="0" w:type="dxa"/>
+              <w:left w:w="0" w:type="dxa"/>
+              <w:right w:w="0" w:type="dxa"/>
+            </w:tcMar>
+            <w:vAlign w:val="center"/>
+          </w:tcPr>
+          <w:p>
+            <w:pPr>
+              <w:pStyle w:val="Normal"/>
+              <w:jc w:val="left"/>
+              <w:pBdr>
+                <w:bottom w:val="none" w:sz="0" w:space="0" w:color="000000"/>
+                <w:top w:val="none" w:sz="0" w:space="0" w:color="000000"/>
+                <w:left w:val="none" w:sz="0" w:space="0" w:color="000000"/>
+                <w:right w:val="none" w:sz="0" w:space="0" w:color="000000"/>
+              </w:pBdr>
+              <w:spacing w:after="100" w:before="100" w:line="240"/>
+              <w:ind w:left="100" w:right="100" w:firstLine="0" w:firstLineChars="0"/>
+            </w:pPr>
+            <w:r>
+              <w:rPr>
+                <w:rFonts w:ascii="Arial" w:hAnsi="Arial" w:eastAsia="Arial" w:cs="Arial"/>
+                <w:i w:val="false"/>
+                <w:b w:val="false"/>
+                <w:u w:val="none"/>
+                <w:sz w:val="22"/>
+                <w:szCs w:val="22"/>
+                <w:color w:val="000000"/>
+              </w:rPr>
+              <w:t xml:space="preserve">  15-30 minutes</w:t>
+            </w:r>
+          </w:p>
+        </w:tc>
+        <w:tc>
+          <w:tcPr>
+            <w:tcBorders>
+              <w:bottom w:val="none" w:sz="0" w:space="0" w:color="000000"/>
+              <w:top w:val="none" w:sz="0" w:space="0" w:color="000000"/>
+              <w:left w:val="none" w:sz="0" w:space="0" w:color="000000"/>
+              <w:right w:val="none" w:sz="0" w:space="0" w:color="000000"/>
+            </w:tcBorders>
+            <w:shd w:val="clear" w:color="auto" w:fill="FFFFFF"/>
+            <w:tcMar>
+              <w:top w:w="0" w:type="dxa"/>
+              <w:bottom w:w="0" w:type="dxa"/>
+              <w:left w:w="0" w:type="dxa"/>
+              <w:right w:w="0" w:type="dxa"/>
+            </w:tcMar>
+            <w:vAlign w:val="center"/>
+          </w:tcPr>
+          <w:p>
+            <w:pPr>
+              <w:pStyle w:val="Normal"/>
+              <w:jc w:val="center"/>
+              <w:pBdr>
+                <w:bottom w:val="none" w:sz="0" w:space="0" w:color="000000"/>
+                <w:top w:val="none" w:sz="0" w:space="0" w:color="000000"/>
+                <w:left w:val="none" w:sz="0" w:space="0" w:color="000000"/>
+                <w:right w:val="none" w:sz="0" w:space="0" w:color="000000"/>
+              </w:pBdr>
+              <w:spacing w:after="100" w:before="100" w:line="240"/>
+              <w:ind w:left="100" w:right="100" w:firstLine="0" w:firstLineChars="0"/>
+            </w:pPr>
+            <w:r>
+              <w:rPr>
+                <w:rFonts w:ascii="Arial" w:hAnsi="Arial" w:eastAsia="Arial" w:cs="Arial"/>
+                <w:i w:val="false"/>
+                <w:b w:val="false"/>
+                <w:u w:val="none"/>
+                <w:sz w:val="22"/>
+                <w:szCs w:val="22"/>
+                <w:color w:val="000000"/>
+              </w:rPr>
+              <w:t xml:space="preserve">7 (25.9%)</w:t>
+            </w:r>
+          </w:p>
+        </w:tc>
+        <w:tc>
+          <w:tcPr>
+            <w:tcBorders>
+              <w:bottom w:val="none" w:sz="0" w:space="0" w:color="000000"/>
+              <w:top w:val="none" w:sz="0" w:space="0" w:color="000000"/>
+              <w:left w:val="none" w:sz="0" w:space="0" w:color="000000"/>
+              <w:right w:val="none" w:sz="0" w:space="0" w:color="000000"/>
+            </w:tcBorders>
+            <w:shd w:val="clear" w:color="auto" w:fill="FFFFFF"/>
+            <w:tcMar>
+              <w:top w:w="0" w:type="dxa"/>
+              <w:bottom w:w="0" w:type="dxa"/>
+              <w:left w:w="0" w:type="dxa"/>
+              <w:right w:w="0" w:type="dxa"/>
+            </w:tcMar>
+            <w:vAlign w:val="center"/>
+          </w:tcPr>
+          <w:p>
+            <w:pPr>
+              <w:pStyle w:val="Normal"/>
+              <w:jc w:val="center"/>
+              <w:pBdr>
+                <w:bottom w:val="none" w:sz="0" w:space="0" w:color="000000"/>
+                <w:top w:val="none" w:sz="0" w:space="0" w:color="000000"/>
+                <w:left w:val="none" w:sz="0" w:space="0" w:color="000000"/>
+                <w:right w:val="none" w:sz="0" w:space="0" w:color="000000"/>
+              </w:pBdr>
+              <w:spacing w:after="100" w:before="100" w:line="240"/>
+              <w:ind w:left="100" w:right="100" w:firstLine="0" w:firstLineChars="0"/>
+            </w:pPr>
+            <w:r>
+              <w:rPr>
+                <w:rFonts w:ascii="Arial" w:hAnsi="Arial" w:eastAsia="Arial" w:cs="Arial"/>
+                <w:i w:val="false"/>
+                <w:b w:val="false"/>
+                <w:u w:val="none"/>
+                <w:sz w:val="22"/>
+                <w:szCs w:val="22"/>
+                <w:color w:val="000000"/>
+              </w:rPr>
+              <w:t xml:space="preserve">3 (11.5%)</w:t>
+            </w:r>
+          </w:p>
+        </w:tc>
+        <w:tc>
+          <w:tcPr>
+            <w:tcBorders>
+              <w:bottom w:val="none" w:sz="0" w:space="0" w:color="000000"/>
+              <w:top w:val="none" w:sz="0" w:space="0" w:color="000000"/>
+              <w:left w:val="none" w:sz="0" w:space="0" w:color="000000"/>
+              <w:right w:val="none" w:sz="0" w:space="0" w:color="000000"/>
+            </w:tcBorders>
+            <w:shd w:val="clear" w:color="auto" w:fill="FFFFFF"/>
+            <w:tcMar>
+              <w:top w:w="0" w:type="dxa"/>
+              <w:bottom w:w="0" w:type="dxa"/>
+              <w:left w:w="0" w:type="dxa"/>
+              <w:right w:w="0" w:type="dxa"/>
+            </w:tcMar>
+            <w:vAlign w:val="center"/>
+          </w:tcPr>
+          <w:p>
+            <w:pPr>
+              <w:pStyle w:val="Normal"/>
+              <w:jc w:val="center"/>
+              <w:pBdr>
+                <w:bottom w:val="none" w:sz="0" w:space="0" w:color="000000"/>
+                <w:top w:val="none" w:sz="0" w:space="0" w:color="000000"/>
+                <w:left w:val="none" w:sz="0" w:space="0" w:color="000000"/>
+                <w:right w:val="none" w:sz="0" w:space="0" w:color="000000"/>
+              </w:pBdr>
+              <w:spacing w:after="100" w:before="100" w:line="240"/>
+              <w:ind w:left="100" w:right="100" w:firstLine="0" w:firstLineChars="0"/>
+            </w:pPr>
+            <w:r>
+              <w:rPr>
+                <w:rFonts w:ascii="Arial" w:hAnsi="Arial" w:eastAsia="Arial" w:cs="Arial"/>
+                <w:i w:val="false"/>
+                <w:b w:val="false"/>
+                <w:u w:val="none"/>
+                <w:sz w:val="22"/>
+                <w:szCs w:val="22"/>
+                <w:color w:val="000000"/>
+              </w:rPr>
+              <w:t xml:space="preserve">10 (18.9%)</w:t>
+            </w:r>
+          </w:p>
+        </w:tc>
+      </w:tr>
+      <w:tr>
+        <w:trPr>
+          <w:trHeight w:val="617" w:hRule="auto"/>
+        </w:trPr>
+        body 43
+        <w:tc>
+          <w:tcPr>
+            <w:tcBorders>
+              <w:bottom w:val="none" w:sz="0" w:space="0" w:color="000000"/>
+              <w:top w:val="none" w:sz="0" w:space="0" w:color="000000"/>
+              <w:left w:val="none" w:sz="0" w:space="0" w:color="000000"/>
+              <w:right w:val="none" w:sz="0" w:space="0" w:color="000000"/>
+            </w:tcBorders>
+            <w:shd w:val="clear" w:color="auto" w:fill="FFFFFF"/>
+            <w:tcMar>
+              <w:top w:w="0" w:type="dxa"/>
+              <w:bottom w:w="0" w:type="dxa"/>
+              <w:left w:w="0" w:type="dxa"/>
+              <w:right w:w="0" w:type="dxa"/>
+            </w:tcMar>
+            <w:vAlign w:val="center"/>
+          </w:tcPr>
+          <w:p>
+            <w:pPr>
+              <w:pStyle w:val="Normal"/>
+              <w:jc w:val="left"/>
+              <w:pBdr>
+                <w:bottom w:val="none" w:sz="0" w:space="0" w:color="000000"/>
+                <w:top w:val="none" w:sz="0" w:space="0" w:color="000000"/>
+                <w:left w:val="none" w:sz="0" w:space="0" w:color="000000"/>
+                <w:right w:val="none" w:sz="0" w:space="0" w:color="000000"/>
+              </w:pBdr>
+              <w:spacing w:after="100" w:before="100" w:line="240"/>
+              <w:ind w:left="100" w:right="100" w:firstLine="0" w:firstLineChars="0"/>
+            </w:pPr>
+            <w:r>
+              <w:rPr>
+                <w:rFonts w:ascii="Arial" w:hAnsi="Arial" w:eastAsia="Arial" w:cs="Arial"/>
+                <w:i w:val="false"/>
+                <w:b w:val="false"/>
+                <w:u w:val="none"/>
+                <w:sz w:val="22"/>
+                <w:szCs w:val="22"/>
+                <w:color w:val="000000"/>
+              </w:rPr>
+              <w:t xml:space="preserve">  31-60 minutes</w:t>
+            </w:r>
+          </w:p>
+        </w:tc>
+        <w:tc>
+          <w:tcPr>
+            <w:tcBorders>
+              <w:bottom w:val="none" w:sz="0" w:space="0" w:color="000000"/>
+              <w:top w:val="none" w:sz="0" w:space="0" w:color="000000"/>
+              <w:left w:val="none" w:sz="0" w:space="0" w:color="000000"/>
+              <w:right w:val="none" w:sz="0" w:space="0" w:color="000000"/>
+            </w:tcBorders>
+            <w:shd w:val="clear" w:color="auto" w:fill="FFFFFF"/>
+            <w:tcMar>
+              <w:top w:w="0" w:type="dxa"/>
+              <w:bottom w:w="0" w:type="dxa"/>
+              <w:left w:w="0" w:type="dxa"/>
+              <w:right w:w="0" w:type="dxa"/>
+            </w:tcMar>
+            <w:vAlign w:val="center"/>
+          </w:tcPr>
+          <w:p>
+            <w:pPr>
+              <w:pStyle w:val="Normal"/>
+              <w:jc w:val="center"/>
+              <w:pBdr>
+                <w:bottom w:val="none" w:sz="0" w:space="0" w:color="000000"/>
+                <w:top w:val="none" w:sz="0" w:space="0" w:color="000000"/>
+                <w:left w:val="none" w:sz="0" w:space="0" w:color="000000"/>
+                <w:right w:val="none" w:sz="0" w:space="0" w:color="000000"/>
+              </w:pBdr>
+              <w:spacing w:after="100" w:before="100" w:line="240"/>
+              <w:ind w:left="100" w:right="100" w:firstLine="0" w:firstLineChars="0"/>
+            </w:pPr>
+            <w:r>
+              <w:rPr>
+                <w:rFonts w:ascii="Arial" w:hAnsi="Arial" w:eastAsia="Arial" w:cs="Arial"/>
+                <w:i w:val="false"/>
+                <w:b w:val="false"/>
+                <w:u w:val="none"/>
+                <w:sz w:val="22"/>
+                <w:szCs w:val="22"/>
+                <w:color w:val="000000"/>
+              </w:rPr>
+              <w:t xml:space="preserve">10 (37.0%)</w:t>
+            </w:r>
+          </w:p>
+        </w:tc>
+        <w:tc>
+          <w:tcPr>
+            <w:tcBorders>
+              <w:bottom w:val="none" w:sz="0" w:space="0" w:color="000000"/>
+              <w:top w:val="none" w:sz="0" w:space="0" w:color="000000"/>
+              <w:left w:val="none" w:sz="0" w:space="0" w:color="000000"/>
+              <w:right w:val="none" w:sz="0" w:space="0" w:color="000000"/>
+            </w:tcBorders>
+            <w:shd w:val="clear" w:color="auto" w:fill="FFFFFF"/>
+            <w:tcMar>
+              <w:top w:w="0" w:type="dxa"/>
+              <w:bottom w:w="0" w:type="dxa"/>
+              <w:left w:w="0" w:type="dxa"/>
+              <w:right w:w="0" w:type="dxa"/>
+            </w:tcMar>
+            <w:vAlign w:val="center"/>
+          </w:tcPr>
+          <w:p>
+            <w:pPr>
+              <w:pStyle w:val="Normal"/>
+              <w:jc w:val="center"/>
+              <w:pBdr>
+                <w:bottom w:val="none" w:sz="0" w:space="0" w:color="000000"/>
+                <w:top w:val="none" w:sz="0" w:space="0" w:color="000000"/>
+                <w:left w:val="none" w:sz="0" w:space="0" w:color="000000"/>
+                <w:right w:val="none" w:sz="0" w:space="0" w:color="000000"/>
+              </w:pBdr>
+              <w:spacing w:after="100" w:before="100" w:line="240"/>
+              <w:ind w:left="100" w:right="100" w:firstLine="0" w:firstLineChars="0"/>
+            </w:pPr>
+            <w:r>
+              <w:rPr>
+                <w:rFonts w:ascii="Arial" w:hAnsi="Arial" w:eastAsia="Arial" w:cs="Arial"/>
+                <w:i w:val="false"/>
+                <w:b w:val="false"/>
+                <w:u w:val="none"/>
+                <w:sz w:val="22"/>
+                <w:szCs w:val="22"/>
+                <w:color w:val="000000"/>
+              </w:rPr>
+              <w:t xml:space="preserve">11 (42.3%)</w:t>
+            </w:r>
+          </w:p>
+        </w:tc>
+        <w:tc>
+          <w:tcPr>
+            <w:tcBorders>
+              <w:bottom w:val="none" w:sz="0" w:space="0" w:color="000000"/>
+              <w:top w:val="none" w:sz="0" w:space="0" w:color="000000"/>
+              <w:left w:val="none" w:sz="0" w:space="0" w:color="000000"/>
+              <w:right w:val="none" w:sz="0" w:space="0" w:color="000000"/>
+            </w:tcBorders>
+            <w:shd w:val="clear" w:color="auto" w:fill="FFFFFF"/>
+            <w:tcMar>
+              <w:top w:w="0" w:type="dxa"/>
+              <w:bottom w:w="0" w:type="dxa"/>
+              <w:left w:w="0" w:type="dxa"/>
+              <w:right w:w="0" w:type="dxa"/>
+            </w:tcMar>
+            <w:vAlign w:val="center"/>
+          </w:tcPr>
+          <w:p>
+            <w:pPr>
+              <w:pStyle w:val="Normal"/>
+              <w:jc w:val="center"/>
+              <w:pBdr>
+                <w:bottom w:val="none" w:sz="0" w:space="0" w:color="000000"/>
+                <w:top w:val="none" w:sz="0" w:space="0" w:color="000000"/>
+                <w:left w:val="none" w:sz="0" w:space="0" w:color="000000"/>
+                <w:right w:val="none" w:sz="0" w:space="0" w:color="000000"/>
+              </w:pBdr>
+              <w:spacing w:after="100" w:before="100" w:line="240"/>
+              <w:ind w:left="100" w:right="100" w:firstLine="0" w:firstLineChars="0"/>
+            </w:pPr>
+            <w:r>
+              <w:rPr>
+                <w:rFonts w:ascii="Arial" w:hAnsi="Arial" w:eastAsia="Arial" w:cs="Arial"/>
+                <w:i w:val="false"/>
+                <w:b w:val="false"/>
+                <w:u w:val="none"/>
+                <w:sz w:val="22"/>
+                <w:szCs w:val="22"/>
+                <w:color w:val="000000"/>
+              </w:rPr>
+              <w:t xml:space="preserve">21 (39.6%)</w:t>
+            </w:r>
+          </w:p>
+        </w:tc>
+      </w:tr>
+      <w:tr>
+        <w:trPr>
+          <w:trHeight w:val="617" w:hRule="auto"/>
+        </w:trPr>
+        body 44
+        <w:tc>
+          <w:tcPr>
+            <w:tcBorders>
+              <w:bottom w:val="none" w:sz="0" w:space="0" w:color="000000"/>
+              <w:top w:val="none" w:sz="0" w:space="0" w:color="000000"/>
+              <w:left w:val="none" w:sz="0" w:space="0" w:color="000000"/>
+              <w:right w:val="none" w:sz="0" w:space="0" w:color="000000"/>
+            </w:tcBorders>
+            <w:shd w:val="clear" w:color="auto" w:fill="FFFFFF"/>
+            <w:tcMar>
+              <w:top w:w="0" w:type="dxa"/>
+              <w:bottom w:w="0" w:type="dxa"/>
+              <w:left w:w="0" w:type="dxa"/>
+              <w:right w:w="0" w:type="dxa"/>
+            </w:tcMar>
+            <w:vAlign w:val="center"/>
+          </w:tcPr>
+          <w:p>
+            <w:pPr>
+              <w:pStyle w:val="Normal"/>
+              <w:jc w:val="left"/>
+              <w:pBdr>
+                <w:bottom w:val="none" w:sz="0" w:space="0" w:color="000000"/>
+                <w:top w:val="none" w:sz="0" w:space="0" w:color="000000"/>
+                <w:left w:val="none" w:sz="0" w:space="0" w:color="000000"/>
+                <w:right w:val="none" w:sz="0" w:space="0" w:color="000000"/>
+              </w:pBdr>
+              <w:spacing w:after="100" w:before="100" w:line="240"/>
+              <w:ind w:left="100" w:right="100" w:firstLine="0" w:firstLineChars="0"/>
+            </w:pPr>
+            <w:r>
+              <w:rPr>
+                <w:rFonts w:ascii="Arial" w:hAnsi="Arial" w:eastAsia="Arial" w:cs="Arial"/>
+                <w:i w:val="false"/>
+                <w:b w:val="false"/>
+                <w:u w:val="none"/>
+                <w:sz w:val="22"/>
+                <w:szCs w:val="22"/>
+                <w:color w:val="000000"/>
+              </w:rPr>
+              <w:t xml:space="preserve">  more than 60 minutes</w:t>
+            </w:r>
+          </w:p>
+        </w:tc>
+        <w:tc>
+          <w:tcPr>
+            <w:tcBorders>
+              <w:bottom w:val="none" w:sz="0" w:space="0" w:color="000000"/>
+              <w:top w:val="none" w:sz="0" w:space="0" w:color="000000"/>
+              <w:left w:val="none" w:sz="0" w:space="0" w:color="000000"/>
+              <w:right w:val="none" w:sz="0" w:space="0" w:color="000000"/>
+            </w:tcBorders>
+            <w:shd w:val="clear" w:color="auto" w:fill="FFFFFF"/>
+            <w:tcMar>
+              <w:top w:w="0" w:type="dxa"/>
+              <w:bottom w:w="0" w:type="dxa"/>
+              <w:left w:w="0" w:type="dxa"/>
+              <w:right w:w="0" w:type="dxa"/>
+            </w:tcMar>
+            <w:vAlign w:val="center"/>
+          </w:tcPr>
+          <w:p>
+            <w:pPr>
+              <w:pStyle w:val="Normal"/>
+              <w:jc w:val="center"/>
+              <w:pBdr>
+                <w:bottom w:val="none" w:sz="0" w:space="0" w:color="000000"/>
+                <w:top w:val="none" w:sz="0" w:space="0" w:color="000000"/>
+                <w:left w:val="none" w:sz="0" w:space="0" w:color="000000"/>
+                <w:right w:val="none" w:sz="0" w:space="0" w:color="000000"/>
+              </w:pBdr>
+              <w:spacing w:after="100" w:before="100" w:line="240"/>
+              <w:ind w:left="100" w:right="100" w:firstLine="0" w:firstLineChars="0"/>
+            </w:pPr>
+            <w:r>
+              <w:rPr>
+                <w:rFonts w:ascii="Arial" w:hAnsi="Arial" w:eastAsia="Arial" w:cs="Arial"/>
+                <w:i w:val="false"/>
+                <w:b w:val="false"/>
+                <w:u w:val="none"/>
+                <w:sz w:val="22"/>
+                <w:szCs w:val="22"/>
+                <w:color w:val="000000"/>
+              </w:rPr>
+              <w:t xml:space="preserve">2 (7.4%)</w:t>
+            </w:r>
+          </w:p>
+        </w:tc>
+        <w:tc>
+          <w:tcPr>
+            <w:tcBorders>
+              <w:bottom w:val="none" w:sz="0" w:space="0" w:color="000000"/>
+              <w:top w:val="none" w:sz="0" w:space="0" w:color="000000"/>
+              <w:left w:val="none" w:sz="0" w:space="0" w:color="000000"/>
+              <w:right w:val="none" w:sz="0" w:space="0" w:color="000000"/>
+            </w:tcBorders>
+            <w:shd w:val="clear" w:color="auto" w:fill="FFFFFF"/>
+            <w:tcMar>
+              <w:top w:w="0" w:type="dxa"/>
+              <w:bottom w:w="0" w:type="dxa"/>
+              <w:left w:w="0" w:type="dxa"/>
+              <w:right w:w="0" w:type="dxa"/>
+            </w:tcMar>
+            <w:vAlign w:val="center"/>
+          </w:tcPr>
+          <w:p>
+            <w:pPr>
+              <w:pStyle w:val="Normal"/>
+              <w:jc w:val="center"/>
+              <w:pBdr>
+                <w:bottom w:val="none" w:sz="0" w:space="0" w:color="000000"/>
+                <w:top w:val="none" w:sz="0" w:space="0" w:color="000000"/>
+                <w:left w:val="none" w:sz="0" w:space="0" w:color="000000"/>
+                <w:right w:val="none" w:sz="0" w:space="0" w:color="000000"/>
+              </w:pBdr>
+              <w:spacing w:after="100" w:before="100" w:line="240"/>
+              <w:ind w:left="100" w:right="100" w:firstLine="0" w:firstLineChars="0"/>
+            </w:pPr>
+            <w:r>
+              <w:rPr>
+                <w:rFonts w:ascii="Arial" w:hAnsi="Arial" w:eastAsia="Arial" w:cs="Arial"/>
+                <w:i w:val="false"/>
+                <w:b w:val="false"/>
+                <w:u w:val="none"/>
+                <w:sz w:val="22"/>
+                <w:szCs w:val="22"/>
+                <w:color w:val="000000"/>
+              </w:rPr>
+              <w:t xml:space="preserve">5 (19.2%)</w:t>
+            </w:r>
+          </w:p>
+        </w:tc>
+        <w:tc>
+          <w:tcPr>
+            <w:tcBorders>
+              <w:bottom w:val="none" w:sz="0" w:space="0" w:color="000000"/>
+              <w:top w:val="none" w:sz="0" w:space="0" w:color="000000"/>
+              <w:left w:val="none" w:sz="0" w:space="0" w:color="000000"/>
+              <w:right w:val="none" w:sz="0" w:space="0" w:color="000000"/>
+            </w:tcBorders>
+            <w:shd w:val="clear" w:color="auto" w:fill="FFFFFF"/>
+            <w:tcMar>
+              <w:top w:w="0" w:type="dxa"/>
+              <w:bottom w:w="0" w:type="dxa"/>
+              <w:left w:w="0" w:type="dxa"/>
+              <w:right w:w="0" w:type="dxa"/>
+            </w:tcMar>
+            <w:vAlign w:val="center"/>
+          </w:tcPr>
+          <w:p>
+            <w:pPr>
+              <w:pStyle w:val="Normal"/>
+              <w:jc w:val="center"/>
+              <w:pBdr>
+                <w:bottom w:val="none" w:sz="0" w:space="0" w:color="000000"/>
+                <w:top w:val="none" w:sz="0" w:space="0" w:color="000000"/>
+                <w:left w:val="none" w:sz="0" w:space="0" w:color="000000"/>
+                <w:right w:val="none" w:sz="0" w:space="0" w:color="000000"/>
+              </w:pBdr>
+              <w:spacing w:after="100" w:before="100" w:line="240"/>
+              <w:ind w:left="100" w:right="100" w:firstLine="0" w:firstLineChars="0"/>
+            </w:pPr>
+            <w:r>
+              <w:rPr>
+                <w:rFonts w:ascii="Arial" w:hAnsi="Arial" w:eastAsia="Arial" w:cs="Arial"/>
+                <w:i w:val="false"/>
+                <w:b w:val="false"/>
+                <w:u w:val="none"/>
+                <w:sz w:val="22"/>
+                <w:szCs w:val="22"/>
+                <w:color w:val="000000"/>
+              </w:rPr>
+              <w:t xml:space="preserve">7 (13.2%)</w:t>
+            </w:r>
+          </w:p>
+        </w:tc>
+      </w:tr>
+      <w:tr>
+        <w:trPr>
+          <w:trHeight w:val="617" w:hRule="auto"/>
+        </w:trPr>
+        body 45
         <w:tc>
           <w:tcPr>
             <w:tcBorders>
@@ -3921,7 +8471,7 @@
         <w:trPr>
           <w:trHeight w:val="572" w:hRule="auto"/>
         </w:trPr>
-        body21
+        body 46
         <w:tc>
           <w:tcPr>
             <w:tcBorders>
@@ -4103,7 +8653,7 @@
         <w:trPr>
           <w:trHeight w:val="615" w:hRule="auto"/>
         </w:trPr>
-        body22
+        body 47
         <w:tc>
           <w:tcPr>
             <w:tcBorders>
@@ -4285,7 +8835,7 @@
         <w:trPr>
           <w:trHeight w:val="574" w:hRule="auto"/>
         </w:trPr>
-        body23
+        body 48
         <w:tc>
           <w:tcPr>
             <w:tcBorders>
@@ -4467,7 +9017,7 @@
         <w:trPr>
           <w:trHeight w:val="574" w:hRule="auto"/>
         </w:trPr>
-        body24
+        body 49
         <w:tc>
           <w:tcPr>
             <w:tcBorders>
@@ -4649,7 +9199,7 @@
         <w:trPr>
           <w:trHeight w:val="571" w:hRule="auto"/>
         </w:trPr>
-        body25
+        body 50
         <w:tc>
           <w:tcPr>
             <w:tcBorders>
@@ -4831,7 +9381,7 @@
         <w:trPr>
           <w:trHeight w:val="615" w:hRule="auto"/>
         </w:trPr>
-        body26
+        body 51
         <w:tc>
           <w:tcPr>
             <w:tcBorders>
@@ -5013,7 +9563,7 @@
         <w:trPr>
           <w:trHeight w:val="574" w:hRule="auto"/>
         </w:trPr>
-        body27
+        body 52
         <w:tc>
           <w:tcPr>
             <w:tcBorders>
@@ -5195,7 +9745,7 @@
         <w:trPr>
           <w:trHeight w:val="574" w:hRule="auto"/>
         </w:trPr>
-        body28
+        body 53
         <w:tc>
           <w:tcPr>
             <w:tcBorders>
@@ -5377,7 +9927,7 @@
         <w:trPr>
           <w:trHeight w:val="572" w:hRule="auto"/>
         </w:trPr>
-        body29
+        body 54
         <w:tc>
           <w:tcPr>
             <w:tcBorders>
@@ -5559,7 +10109,7 @@
         <w:trPr>
           <w:trHeight w:val="615" w:hRule="auto"/>
         </w:trPr>
-        body30
+        body 55
         <w:tc>
           <w:tcPr>
             <w:tcBorders>
@@ -5741,7 +10291,7 @@
         <w:trPr>
           <w:trHeight w:val="574" w:hRule="auto"/>
         </w:trPr>
-        body31
+        body 56
         <w:tc>
           <w:tcPr>
             <w:tcBorders>
@@ -5923,7 +10473,7 @@
         <w:trPr>
           <w:trHeight w:val="574" w:hRule="auto"/>
         </w:trPr>
-        body32
+        body 57
         <w:tc>
           <w:tcPr>
             <w:tcBorders>
@@ -6105,7 +10655,7 @@
         <w:trPr>
           <w:trHeight w:val="572" w:hRule="auto"/>
         </w:trPr>
-        body33
+        body 58
         <w:tc>
           <w:tcPr>
             <w:tcBorders>
@@ -6287,7 +10837,7 @@
         <w:trPr>
           <w:trHeight w:val="615" w:hRule="auto"/>
         </w:trPr>
-        body34
+        body 59
         <w:tc>
           <w:tcPr>
             <w:tcBorders>
@@ -6469,7 +11019,7 @@
         <w:trPr>
           <w:trHeight w:val="574" w:hRule="auto"/>
         </w:trPr>
-        body35
+        body 60
         <w:tc>
           <w:tcPr>
             <w:tcBorders>
@@ -6651,7 +11201,7 @@
         <w:trPr>
           <w:trHeight w:val="617" w:hRule="auto"/>
         </w:trPr>
-        body36
+        body 61
         <w:tc>
           <w:tcPr>
             <w:tcBorders>
@@ -6833,7 +11383,7 @@
         <w:trPr>
           <w:trHeight w:val="571" w:hRule="auto"/>
         </w:trPr>
-        body37
+        body 62
         <w:tc>
           <w:tcPr>
             <w:tcBorders>
@@ -7015,7 +11565,7 @@
         <w:trPr>
           <w:trHeight w:val="617" w:hRule="auto"/>
         </w:trPr>
-        body38
+        body 63
         <w:tc>
           <w:tcPr>
             <w:tcBorders>
@@ -7197,7 +11747,7 @@
         <w:trPr>
           <w:trHeight w:val="574" w:hRule="auto"/>
         </w:trPr>
-        body39
+        body 64
         <w:tc>
           <w:tcPr>
             <w:tcBorders>
@@ -7379,7 +11929,7 @@
         <w:trPr>
           <w:trHeight w:val="617" w:hRule="auto"/>
         </w:trPr>
-        body40
+        body 65
         <w:tc>
           <w:tcPr>
             <w:tcBorders>
@@ -7561,7 +12111,7 @@
         <w:trPr>
           <w:trHeight w:val="571" w:hRule="auto"/>
         </w:trPr>
-        body41
+        body 66
         <w:tc>
           <w:tcPr>
             <w:tcBorders>
@@ -7743,7 +12293,7 @@
         <w:trPr>
           <w:trHeight w:val="617" w:hRule="auto"/>
         </w:trPr>
-        body42
+        body 67
         <w:tc>
           <w:tcPr>
             <w:tcBorders>
@@ -7925,7 +12475,7 @@
         <w:trPr>
           <w:trHeight w:val="574" w:hRule="auto"/>
         </w:trPr>
-        body43
+        body 68
         <w:tc>
           <w:tcPr>
             <w:tcBorders>
@@ -8107,7 +12657,7 @@
         <w:trPr>
           <w:trHeight w:val="574" w:hRule="auto"/>
         </w:trPr>
-        body44
+        body 69
         <w:tc>
           <w:tcPr>
             <w:tcBorders>
@@ -8289,7 +12839,7 @@
         <w:trPr>
           <w:trHeight w:val="571" w:hRule="auto"/>
         </w:trPr>
-        body45
+        body 70
         <w:tc>
           <w:tcPr>
             <w:tcBorders>
@@ -8471,7 +13021,7 @@
         <w:trPr>
           <w:trHeight w:val="617" w:hRule="auto"/>
         </w:trPr>
-        body46
+        body 71
         <w:tc>
           <w:tcPr>
             <w:tcBorders>
@@ -8653,7 +13203,7 @@
         <w:trPr>
           <w:trHeight w:val="574" w:hRule="auto"/>
         </w:trPr>
-        body47
+        body 72
         <w:tc>
           <w:tcPr>
             <w:tcBorders>
@@ -8835,7 +13385,7 @@
         <w:trPr>
           <w:trHeight w:val="617" w:hRule="auto"/>
         </w:trPr>
-        body48
+        body 73
         <w:tc>
           <w:tcPr>
             <w:tcBorders>
@@ -8883,7 +13433,7 @@
         <w:tc>
           <w:tcPr>
             <w:tcBorders>
-              <w:bottom w:val="single" w:sz="12" w:space="0" w:color="666666"/>
+              <w:bottom w:val="none" w:sz="0" w:space="0" w:color="000000"/>
               <w:top w:val="none" w:sz="0" w:space="0" w:color="000000"/>
               <w:left w:val="none" w:sz="0" w:space="0" w:color="000000"/>
               <w:right w:val="none" w:sz="0" w:space="0" w:color="000000"/>
@@ -8927,7 +13477,7 @@
         <w:tc>
           <w:tcPr>
             <w:tcBorders>
-              <w:bottom w:val="single" w:sz="12" w:space="0" w:color="666666"/>
+              <w:bottom w:val="none" w:sz="0" w:space="0" w:color="000000"/>
               <w:top w:val="none" w:sz="0" w:space="0" w:color="000000"/>
               <w:left w:val="none" w:sz="0" w:space="0" w:color="000000"/>
               <w:right w:val="none" w:sz="0" w:space="0" w:color="000000"/>
@@ -8971,7 +13521,7 @@
         <w:tc>
           <w:tcPr>
             <w:tcBorders>
-              <w:bottom w:val="single" w:sz="12" w:space="0" w:color="666666"/>
+              <w:bottom w:val="none" w:sz="0" w:space="0" w:color="000000"/>
               <w:top w:val="none" w:sz="0" w:space="0" w:color="000000"/>
               <w:left w:val="none" w:sz="0" w:space="0" w:color="000000"/>
               <w:right w:val="none" w:sz="0" w:space="0" w:color="000000"/>
@@ -9017,7 +13567,7 @@
         <w:trPr>
           <w:trHeight w:val="571" w:hRule="auto"/>
         </w:trPr>
-        body49
+        body 74
         <w:tc>
           <w:tcPr>
             <w:tcBorders>
@@ -9199,7 +13749,7 @@
         <w:trPr>
           <w:trHeight w:val="617" w:hRule="auto"/>
         </w:trPr>
-        body50
+        body 75
         <w:tc>
           <w:tcPr>
             <w:tcBorders>
@@ -9381,7 +13931,7 @@
         <w:trPr>
           <w:trHeight w:val="574" w:hRule="auto"/>
         </w:trPr>
-        body51
+        body 76
         <w:tc>
           <w:tcPr>
             <w:tcBorders>
@@ -9563,7 +14113,7 @@
         <w:trPr>
           <w:trHeight w:val="617" w:hRule="auto"/>
         </w:trPr>
-        body52
+        body 77
         <w:tc>
           <w:tcPr>
             <w:tcBorders>
@@ -9745,7 +14295,7 @@
         <w:trPr>
           <w:trHeight w:val="571" w:hRule="auto"/>
         </w:trPr>
-        body53
+        body 78
         <w:tc>
           <w:tcPr>
             <w:tcBorders>
@@ -9927,7 +14477,7 @@
         <w:trPr>
           <w:trHeight w:val="617" w:hRule="auto"/>
         </w:trPr>
-        body54
+        body 79
         <w:tc>
           <w:tcPr>
             <w:tcBorders>
@@ -10109,7 +14659,7 @@
         <w:trPr>
           <w:trHeight w:val="574" w:hRule="auto"/>
         </w:trPr>
-        body55
+        body 80
         <w:tc>
           <w:tcPr>
             <w:tcBorders>
@@ -10291,7 +14841,7 @@
         <w:trPr>
           <w:trHeight w:val="617" w:hRule="auto"/>
         </w:trPr>
-        body56
+        body 81
         <w:tc>
           <w:tcPr>
             <w:tcBorders>
@@ -10473,7 +15023,7 @@
         <w:trPr>
           <w:trHeight w:val="572" w:hRule="auto"/>
         </w:trPr>
-        body57
+        body 82
         <w:tc>
           <w:tcPr>
             <w:tcBorders>
@@ -10655,7 +15205,7 @@
         <w:trPr>
           <w:trHeight w:val="617" w:hRule="auto"/>
         </w:trPr>
-        body58
+        body 83
         <w:tc>
           <w:tcPr>
             <w:tcBorders>
@@ -10837,7 +15387,7 @@
         <w:trPr>
           <w:trHeight w:val="574" w:hRule="auto"/>
         </w:trPr>
-        body59
+        body 84
         <w:tc>
           <w:tcPr>
             <w:tcBorders>
@@ -11019,7 +15569,7 @@
         <w:trPr>
           <w:trHeight w:val="617" w:hRule="auto"/>
         </w:trPr>
-        body60
+        body 85
         <w:tc>
           <w:tcPr>
             <w:tcBorders>
@@ -11201,7 +15751,7 @@
         <w:trPr>
           <w:trHeight w:val="572" w:hRule="auto"/>
         </w:trPr>
-        body61
+        body 86
         <w:tc>
           <w:tcPr>
             <w:tcBorders>
@@ -11383,7 +15933,7 @@
         <w:trPr>
           <w:trHeight w:val="615" w:hRule="auto"/>
         </w:trPr>
-        body62
+        body 87
         <w:tc>
           <w:tcPr>
             <w:tcBorders>
@@ -11565,7 +16115,7 @@
         <w:trPr>
           <w:trHeight w:val="574" w:hRule="auto"/>
         </w:trPr>
-        body63
+        body 88
         <w:tc>
           <w:tcPr>
             <w:tcBorders>
@@ -11747,7 +16297,7 @@
         <w:trPr>
           <w:trHeight w:val="617" w:hRule="auto"/>
         </w:trPr>
-        body64
+        body 89
         <w:tc>
           <w:tcPr>
             <w:tcBorders>
@@ -11929,7 +16479,7 @@
         <w:trPr>
           <w:trHeight w:val="571" w:hRule="auto"/>
         </w:trPr>
-        body65
+        body 90
         <w:tc>
           <w:tcPr>
             <w:tcBorders>
@@ -12111,7 +16661,7 @@
         <w:trPr>
           <w:trHeight w:val="615" w:hRule="auto"/>
         </w:trPr>
-        body66
+        body 91
         <w:tc>
           <w:tcPr>
             <w:tcBorders>
@@ -12293,7 +16843,7 @@
         <w:trPr>
           <w:trHeight w:val="574" w:hRule="auto"/>
         </w:trPr>
-        body67
+        body 92
         <w:tc>
           <w:tcPr>
             <w:tcBorders>
@@ -12475,7 +17025,7 @@
         <w:trPr>
           <w:trHeight w:val="617" w:hRule="auto"/>
         </w:trPr>
-        body68
+        body 93
         <w:tc>
           <w:tcPr>
             <w:tcBorders>
@@ -12657,7 +17207,7 @@
         <w:trPr>
           <w:trHeight w:val="571" w:hRule="auto"/>
         </w:trPr>
-        body69
+        body 94
         <w:tc>
           <w:tcPr>
             <w:tcBorders>
@@ -12839,7 +17389,7 @@
         <w:trPr>
           <w:trHeight w:val="615" w:hRule="auto"/>
         </w:trPr>
-        body70
+        body 95
         <w:tc>
           <w:tcPr>
             <w:tcBorders>
@@ -13021,7 +17571,7 @@
         <w:trPr>
           <w:trHeight w:val="574" w:hRule="auto"/>
         </w:trPr>
-        body71
+        body 96
         <w:tc>
           <w:tcPr>
             <w:tcBorders>
@@ -13203,7 +17753,7 @@
         <w:trPr>
           <w:trHeight w:val="617" w:hRule="auto"/>
         </w:trPr>
-        body72
+        body 97
         <w:tc>
           <w:tcPr>
             <w:tcBorders>
@@ -13385,7 +17935,7 @@
         <w:trPr>
           <w:trHeight w:val="571" w:hRule="auto"/>
         </w:trPr>
-        body73
+        body 98
         <w:tc>
           <w:tcPr>
             <w:tcBorders>
@@ -13567,7 +18117,7 @@
         <w:trPr>
           <w:trHeight w:val="617" w:hRule="auto"/>
         </w:trPr>
-        body74
+        body 99
         <w:tc>
           <w:tcPr>
             <w:tcBorders>
@@ -13749,7 +18299,7 @@
         <w:trPr>
           <w:trHeight w:val="574" w:hRule="auto"/>
         </w:trPr>
-        body75
+        body100
         <w:tc>
           <w:tcPr>
             <w:tcBorders>
@@ -13931,7 +18481,7 @@
         <w:trPr>
           <w:trHeight w:val="617" w:hRule="auto"/>
         </w:trPr>
-        body76
+        body101
         <w:tc>
           <w:tcPr>
             <w:tcBorders>
@@ -14113,7 +18663,7 @@
         <w:trPr>
           <w:trHeight w:val="572" w:hRule="auto"/>
         </w:trPr>
-        body77
+        body102
         <w:tc>
           <w:tcPr>
             <w:tcBorders>
@@ -14295,7 +18845,7 @@
         <w:trPr>
           <w:trHeight w:val="617" w:hRule="auto"/>
         </w:trPr>
-        body78
+        body103
         <w:tc>
           <w:tcPr>
             <w:tcBorders>
@@ -14477,7 +19027,7 @@
         <w:trPr>
           <w:trHeight w:val="574" w:hRule="auto"/>
         </w:trPr>
-        body79
+        body104
         <w:tc>
           <w:tcPr>
             <w:tcBorders>
@@ -14659,7 +19209,7 @@
         <w:trPr>
           <w:trHeight w:val="617" w:hRule="auto"/>
         </w:trPr>
-        body80
+        body105
         <w:tc>
           <w:tcPr>
             <w:tcBorders>
@@ -14841,7 +19391,7 @@
         <w:trPr>
           <w:trHeight w:val="572" w:hRule="auto"/>
         </w:trPr>
-        body81
+        body106
         <w:tc>
           <w:tcPr>
             <w:tcBorders>
@@ -15023,7 +19573,7 @@
         <w:trPr>
           <w:trHeight w:val="615" w:hRule="auto"/>
         </w:trPr>
-        body82
+        body107
         <w:tc>
           <w:tcPr>
             <w:tcBorders>
@@ -15205,7 +19755,7 @@
         <w:trPr>
           <w:trHeight w:val="574" w:hRule="auto"/>
         </w:trPr>
-        body83
+        body108
         <w:tc>
           <w:tcPr>
             <w:tcBorders>
@@ -15253,7 +19803,7 @@
         <w:tc>
           <w:tcPr>
             <w:tcBorders>
-              <w:bottom w:val="none" w:sz="0" w:space="0" w:color="000000"/>
+              <w:bottom w:val="single" w:sz="12" w:space="0" w:color="666666"/>
               <w:top w:val="none" w:sz="0" w:space="0" w:color="000000"/>
               <w:left w:val="none" w:sz="0" w:space="0" w:color="000000"/>
               <w:right w:val="none" w:sz="0" w:space="0" w:color="000000"/>
@@ -15297,7 +19847,7 @@
         <w:tc>
           <w:tcPr>
             <w:tcBorders>
-              <w:bottom w:val="none" w:sz="0" w:space="0" w:color="000000"/>
+              <w:bottom w:val="single" w:sz="12" w:space="0" w:color="666666"/>
               <w:top w:val="none" w:sz="0" w:space="0" w:color="000000"/>
               <w:left w:val="none" w:sz="0" w:space="0" w:color="000000"/>
               <w:right w:val="none" w:sz="0" w:space="0" w:color="000000"/>
@@ -15341,7 +19891,7 @@
         <w:tc>
           <w:tcPr>
             <w:tcBorders>
-              <w:bottom w:val="none" w:sz="0" w:space="0" w:color="000000"/>
+              <w:bottom w:val="single" w:sz="12" w:space="0" w:color="666666"/>
               <w:top w:val="none" w:sz="0" w:space="0" w:color="000000"/>
               <w:left w:val="none" w:sz="0" w:space="0" w:color="000000"/>
               <w:right w:val="none" w:sz="0" w:space="0" w:color="000000"/>
